--- a/Banking/Business Requirement Document.docx
+++ b/Banking/Business Requirement Document.docx
@@ -92,7 +92,7 @@
         <w:pStyle w:val="Heading2"/>
         <w:numPr>
           <w:ilvl w:val="0"/>
-          <w:numId w:val="2"/>
+          <w:numId w:val="1"/>
         </w:numPr>
         <w:rPr>
           <w:lang w:val="en-US"/>
@@ -142,7 +142,7 @@
         <w:pStyle w:val="ListParagraph"/>
         <w:numPr>
           <w:ilvl w:val="0"/>
-          <w:numId w:val="4"/>
+          <w:numId w:val="3"/>
         </w:numPr>
         <w:rPr>
           <w:lang w:val="en-US"/>
@@ -157,7 +157,7 @@
         <w:pStyle w:val="ListParagraph"/>
         <w:numPr>
           <w:ilvl w:val="0"/>
-          <w:numId w:val="4"/>
+          <w:numId w:val="3"/>
         </w:numPr>
         <w:rPr>
           <w:lang w:val="en-US"/>
@@ -172,7 +172,7 @@
         <w:pStyle w:val="ListParagraph"/>
         <w:numPr>
           <w:ilvl w:val="0"/>
-          <w:numId w:val="4"/>
+          <w:numId w:val="3"/>
         </w:numPr>
         <w:rPr>
           <w:lang w:val="en-US"/>
@@ -195,7 +195,7 @@
         <w:pStyle w:val="ListParagraph"/>
         <w:numPr>
           <w:ilvl w:val="0"/>
-          <w:numId w:val="4"/>
+          <w:numId w:val="3"/>
         </w:numPr>
         <w:rPr>
           <w:lang w:val="en-US"/>
@@ -466,7 +466,7 @@
         <w:pStyle w:val="Heading2"/>
         <w:numPr>
           <w:ilvl w:val="0"/>
-          <w:numId w:val="2"/>
+          <w:numId w:val="1"/>
         </w:numPr>
         <w:rPr>
           <w:lang w:val="en-US"/>
@@ -484,7 +484,7 @@
         <w:pStyle w:val="ListParagraph"/>
         <w:numPr>
           <w:ilvl w:val="0"/>
-          <w:numId w:val="13"/>
+          <w:numId w:val="6"/>
         </w:numPr>
         <w:rPr>
           <w:lang w:val="en-US"/>
@@ -499,7 +499,7 @@
         <w:pStyle w:val="ListParagraph"/>
         <w:numPr>
           <w:ilvl w:val="0"/>
-          <w:numId w:val="13"/>
+          <w:numId w:val="6"/>
         </w:numPr>
         <w:rPr>
           <w:lang w:val="en-US"/>
@@ -517,7 +517,7 @@
         <w:pStyle w:val="ListParagraph"/>
         <w:numPr>
           <w:ilvl w:val="0"/>
-          <w:numId w:val="13"/>
+          <w:numId w:val="6"/>
         </w:numPr>
         <w:rPr>
           <w:lang w:val="en-US"/>
@@ -532,7 +532,7 @@
         <w:pStyle w:val="ListParagraph"/>
         <w:numPr>
           <w:ilvl w:val="0"/>
-          <w:numId w:val="13"/>
+          <w:numId w:val="6"/>
         </w:numPr>
         <w:rPr>
           <w:lang w:val="en-US"/>
@@ -547,7 +547,7 @@
         <w:pStyle w:val="ListParagraph"/>
         <w:numPr>
           <w:ilvl w:val="0"/>
-          <w:numId w:val="13"/>
+          <w:numId w:val="6"/>
         </w:numPr>
         <w:rPr>
           <w:lang w:val="en-US"/>
@@ -572,7 +572,7 @@
         <w:pStyle w:val="Heading2"/>
         <w:numPr>
           <w:ilvl w:val="0"/>
-          <w:numId w:val="2"/>
+          <w:numId w:val="1"/>
         </w:numPr>
         <w:rPr>
           <w:lang w:val="en-US"/>
@@ -604,7 +604,7 @@
         <w:pStyle w:val="ListParagraph"/>
         <w:numPr>
           <w:ilvl w:val="0"/>
-          <w:numId w:val="14"/>
+          <w:numId w:val="7"/>
         </w:numPr>
         <w:rPr>
           <w:lang w:val="en-US"/>
@@ -619,7 +619,7 @@
         <w:pStyle w:val="ListParagraph"/>
         <w:numPr>
           <w:ilvl w:val="0"/>
-          <w:numId w:val="14"/>
+          <w:numId w:val="7"/>
         </w:numPr>
         <w:rPr>
           <w:lang w:val="en-US"/>
@@ -634,7 +634,7 @@
         <w:pStyle w:val="ListParagraph"/>
         <w:numPr>
           <w:ilvl w:val="0"/>
-          <w:numId w:val="14"/>
+          <w:numId w:val="7"/>
         </w:numPr>
         <w:rPr>
           <w:lang w:val="en-US"/>
@@ -649,7 +649,7 @@
         <w:pStyle w:val="ListParagraph"/>
         <w:numPr>
           <w:ilvl w:val="0"/>
-          <w:numId w:val="14"/>
+          <w:numId w:val="7"/>
         </w:numPr>
         <w:rPr>
           <w:lang w:val="en-US"/>
@@ -664,7 +664,7 @@
         <w:pStyle w:val="ListParagraph"/>
         <w:numPr>
           <w:ilvl w:val="0"/>
-          <w:numId w:val="14"/>
+          <w:numId w:val="7"/>
         </w:numPr>
         <w:rPr>
           <w:lang w:val="en-US"/>
@@ -679,7 +679,7 @@
         <w:pStyle w:val="ListParagraph"/>
         <w:numPr>
           <w:ilvl w:val="0"/>
-          <w:numId w:val="14"/>
+          <w:numId w:val="7"/>
         </w:numPr>
         <w:rPr>
           <w:lang w:val="en-US"/>
@@ -694,7 +694,7 @@
         <w:pStyle w:val="ListParagraph"/>
         <w:numPr>
           <w:ilvl w:val="0"/>
-          <w:numId w:val="14"/>
+          <w:numId w:val="7"/>
         </w:numPr>
         <w:rPr>
           <w:lang w:val="en-US"/>
@@ -718,7 +718,7 @@
         <w:pStyle w:val="Heading2"/>
         <w:numPr>
           <w:ilvl w:val="0"/>
-          <w:numId w:val="2"/>
+          <w:numId w:val="1"/>
         </w:numPr>
         <w:rPr>
           <w:lang w:val="en-US"/>
@@ -751,7 +751,7 @@
         <w:pStyle w:val="ListParagraph"/>
         <w:numPr>
           <w:ilvl w:val="0"/>
-          <w:numId w:val="11"/>
+          <w:numId w:val="4"/>
         </w:numPr>
         <w:rPr>
           <w:lang w:val="en-US"/>
@@ -781,7 +781,7 @@
         <w:pStyle w:val="ListParagraph"/>
         <w:numPr>
           <w:ilvl w:val="0"/>
-          <w:numId w:val="11"/>
+          <w:numId w:val="4"/>
         </w:numPr>
         <w:rPr>
           <w:lang w:val="en-US"/>
@@ -802,7 +802,7 @@
         <w:pStyle w:val="ListParagraph"/>
         <w:numPr>
           <w:ilvl w:val="0"/>
-          <w:numId w:val="11"/>
+          <w:numId w:val="4"/>
         </w:numPr>
         <w:rPr>
           <w:lang w:val="en-US"/>
@@ -832,7 +832,7 @@
         <w:pStyle w:val="ListParagraph"/>
         <w:numPr>
           <w:ilvl w:val="0"/>
-          <w:numId w:val="11"/>
+          <w:numId w:val="4"/>
         </w:numPr>
         <w:rPr>
           <w:lang w:val="en-US"/>
@@ -2893,7 +2893,7 @@
         <w:pStyle w:val="Heading2"/>
         <w:numPr>
           <w:ilvl w:val="0"/>
-          <w:numId w:val="2"/>
+          <w:numId w:val="1"/>
         </w:numPr>
       </w:pPr>
       <w:r>
@@ -2905,7 +2905,7 @@
         <w:pStyle w:val="ListParagraph"/>
         <w:numPr>
           <w:ilvl w:val="0"/>
-          <w:numId w:val="3"/>
+          <w:numId w:val="2"/>
         </w:numPr>
         <w:rPr>
           <w:lang w:val="en-US"/>
@@ -2931,7 +2931,7 @@
         <w:pStyle w:val="ListParagraph"/>
         <w:numPr>
           <w:ilvl w:val="0"/>
-          <w:numId w:val="3"/>
+          <w:numId w:val="2"/>
         </w:numPr>
         <w:rPr>
           <w:lang w:val="en-US"/>
@@ -2957,7 +2957,7 @@
         <w:pStyle w:val="ListParagraph"/>
         <w:numPr>
           <w:ilvl w:val="0"/>
-          <w:numId w:val="3"/>
+          <w:numId w:val="2"/>
         </w:numPr>
         <w:rPr>
           <w:lang w:val="en-US"/>
@@ -2987,7 +2987,7 @@
         <w:pStyle w:val="ListParagraph"/>
         <w:numPr>
           <w:ilvl w:val="0"/>
-          <w:numId w:val="3"/>
+          <w:numId w:val="2"/>
         </w:numPr>
         <w:rPr>
           <w:lang w:val="en-US"/>
@@ -3028,7 +3028,7 @@
         <w:pStyle w:val="ListParagraph"/>
         <w:numPr>
           <w:ilvl w:val="0"/>
-          <w:numId w:val="3"/>
+          <w:numId w:val="2"/>
         </w:numPr>
         <w:rPr>
           <w:lang w:val="en-US"/>
@@ -3046,7 +3046,7 @@
         <w:pStyle w:val="ListParagraph"/>
         <w:numPr>
           <w:ilvl w:val="0"/>
-          <w:numId w:val="3"/>
+          <w:numId w:val="2"/>
         </w:numPr>
         <w:rPr>
           <w:lang w:val="en-US"/>
@@ -3064,7 +3064,7 @@
         <w:pStyle w:val="ListParagraph"/>
         <w:numPr>
           <w:ilvl w:val="0"/>
-          <w:numId w:val="3"/>
+          <w:numId w:val="2"/>
         </w:numPr>
         <w:rPr>
           <w:lang w:val="en-US"/>
@@ -3082,7 +3082,7 @@
         <w:pStyle w:val="ListParagraph"/>
         <w:numPr>
           <w:ilvl w:val="0"/>
-          <w:numId w:val="3"/>
+          <w:numId w:val="2"/>
         </w:numPr>
         <w:rPr>
           <w:lang w:val="en-US"/>
@@ -3100,7 +3100,7 @@
         <w:pStyle w:val="ListParagraph"/>
         <w:numPr>
           <w:ilvl w:val="0"/>
-          <w:numId w:val="3"/>
+          <w:numId w:val="2"/>
         </w:numPr>
         <w:rPr>
           <w:lang w:val="en-US"/>
@@ -3125,7 +3125,7 @@
         <w:pStyle w:val="ListParagraph"/>
         <w:numPr>
           <w:ilvl w:val="0"/>
-          <w:numId w:val="3"/>
+          <w:numId w:val="2"/>
         </w:numPr>
         <w:rPr>
           <w:lang w:val="en-US"/>
@@ -3143,7 +3143,7 @@
         <w:pStyle w:val="ListParagraph"/>
         <w:numPr>
           <w:ilvl w:val="0"/>
-          <w:numId w:val="3"/>
+          <w:numId w:val="2"/>
         </w:numPr>
         <w:rPr>
           <w:lang w:val="en-US"/>
@@ -3161,7 +3161,7 @@
         <w:pStyle w:val="ListParagraph"/>
         <w:numPr>
           <w:ilvl w:val="0"/>
-          <w:numId w:val="3"/>
+          <w:numId w:val="2"/>
         </w:numPr>
         <w:rPr>
           <w:lang w:val="en-US"/>
@@ -3179,7 +3179,7 @@
         <w:pStyle w:val="ListParagraph"/>
         <w:numPr>
           <w:ilvl w:val="0"/>
-          <w:numId w:val="3"/>
+          <w:numId w:val="2"/>
         </w:numPr>
         <w:rPr>
           <w:lang w:val="en-US"/>
@@ -3211,7 +3211,7 @@
         <w:pStyle w:val="ListParagraph"/>
         <w:numPr>
           <w:ilvl w:val="1"/>
-          <w:numId w:val="3"/>
+          <w:numId w:val="2"/>
         </w:numPr>
         <w:rPr>
           <w:lang w:val="en-US"/>
@@ -3229,7 +3229,7 @@
         <w:pStyle w:val="ListParagraph"/>
         <w:numPr>
           <w:ilvl w:val="1"/>
-          <w:numId w:val="3"/>
+          <w:numId w:val="2"/>
         </w:numPr>
         <w:rPr>
           <w:lang w:val="en-US"/>
@@ -3255,7 +3255,7 @@
         <w:pStyle w:val="ListParagraph"/>
         <w:numPr>
           <w:ilvl w:val="1"/>
-          <w:numId w:val="3"/>
+          <w:numId w:val="2"/>
         </w:numPr>
         <w:rPr>
           <w:lang w:val="en-US"/>
@@ -3295,7 +3295,7 @@
         <w:pStyle w:val="ListParagraph"/>
         <w:numPr>
           <w:ilvl w:val="2"/>
-          <w:numId w:val="3"/>
+          <w:numId w:val="2"/>
         </w:numPr>
         <w:rPr>
           <w:lang w:val="en-US"/>
@@ -3313,7 +3313,7 @@
         <w:pStyle w:val="ListParagraph"/>
         <w:numPr>
           <w:ilvl w:val="2"/>
-          <w:numId w:val="3"/>
+          <w:numId w:val="2"/>
         </w:numPr>
         <w:rPr>
           <w:lang w:val="en-US"/>
@@ -3340,7 +3340,7 @@
         <w:pStyle w:val="ListParagraph"/>
         <w:numPr>
           <w:ilvl w:val="1"/>
-          <w:numId w:val="3"/>
+          <w:numId w:val="2"/>
         </w:numPr>
         <w:rPr>
           <w:lang w:val="en-US"/>
@@ -3366,7 +3366,7 @@
         <w:pStyle w:val="ListParagraph"/>
         <w:numPr>
           <w:ilvl w:val="2"/>
-          <w:numId w:val="3"/>
+          <w:numId w:val="2"/>
         </w:numPr>
         <w:rPr>
           <w:lang w:val="en-US"/>
@@ -3384,7 +3384,7 @@
         <w:pStyle w:val="ListParagraph"/>
         <w:numPr>
           <w:ilvl w:val="2"/>
-          <w:numId w:val="3"/>
+          <w:numId w:val="2"/>
         </w:numPr>
         <w:rPr>
           <w:lang w:val="en-US"/>
@@ -3402,7 +3402,7 @@
         <w:pStyle w:val="ListParagraph"/>
         <w:numPr>
           <w:ilvl w:val="1"/>
-          <w:numId w:val="3"/>
+          <w:numId w:val="2"/>
         </w:numPr>
         <w:rPr>
           <w:lang w:val="en-US"/>
@@ -3420,7 +3420,7 @@
         <w:pStyle w:val="ListParagraph"/>
         <w:numPr>
           <w:ilvl w:val="1"/>
-          <w:numId w:val="3"/>
+          <w:numId w:val="2"/>
         </w:numPr>
         <w:rPr>
           <w:lang w:val="en-US"/>
@@ -3438,7 +3438,7 @@
         <w:pStyle w:val="ListParagraph"/>
         <w:numPr>
           <w:ilvl w:val="2"/>
-          <w:numId w:val="3"/>
+          <w:numId w:val="2"/>
         </w:numPr>
         <w:rPr>
           <w:lang w:val="en-US"/>
@@ -3456,7 +3456,7 @@
         <w:pStyle w:val="ListParagraph"/>
         <w:numPr>
           <w:ilvl w:val="2"/>
-          <w:numId w:val="3"/>
+          <w:numId w:val="2"/>
         </w:numPr>
         <w:rPr>
           <w:lang w:val="en-US"/>
@@ -3474,7 +3474,7 @@
         <w:pStyle w:val="ListParagraph"/>
         <w:numPr>
           <w:ilvl w:val="0"/>
-          <w:numId w:val="3"/>
+          <w:numId w:val="2"/>
         </w:numPr>
         <w:rPr>
           <w:lang w:val="en-US"/>
@@ -3499,7 +3499,7 @@
         <w:pStyle w:val="Heading2"/>
         <w:numPr>
           <w:ilvl w:val="0"/>
-          <w:numId w:val="2"/>
+          <w:numId w:val="1"/>
         </w:numPr>
         <w:rPr>
           <w:lang w:val="en-US"/>
@@ -3879,7 +3879,7 @@
         <w:pStyle w:val="ListParagraph"/>
         <w:numPr>
           <w:ilvl w:val="0"/>
-          <w:numId w:val="12"/>
+          <w:numId w:val="5"/>
         </w:numPr>
         <w:rPr>
           <w:lang w:val="en-US"/>
@@ -3898,7 +3898,7 @@
         <w:pStyle w:val="ListParagraph"/>
         <w:numPr>
           <w:ilvl w:val="0"/>
-          <w:numId w:val="12"/>
+          <w:numId w:val="5"/>
         </w:numPr>
         <w:rPr>
           <w:lang w:val="en-US"/>
@@ -3924,7 +3924,7 @@
         <w:pStyle w:val="ListParagraph"/>
         <w:numPr>
           <w:ilvl w:val="0"/>
-          <w:numId w:val="12"/>
+          <w:numId w:val="5"/>
         </w:numPr>
         <w:rPr>
           <w:lang w:val="en-US"/>
@@ -3950,7 +3950,7 @@
         <w:pStyle w:val="ListParagraph"/>
         <w:numPr>
           <w:ilvl w:val="0"/>
-          <w:numId w:val="12"/>
+          <w:numId w:val="5"/>
         </w:numPr>
         <w:rPr>
           <w:lang w:val="en-US"/>
@@ -3982,7 +3982,7 @@
         <w:pStyle w:val="ListParagraph"/>
         <w:numPr>
           <w:ilvl w:val="0"/>
-          <w:numId w:val="12"/>
+          <w:numId w:val="5"/>
         </w:numPr>
         <w:rPr>
           <w:lang w:val="en-US"/>
@@ -4007,7 +4007,7 @@
         <w:pStyle w:val="Heading2"/>
         <w:numPr>
           <w:ilvl w:val="0"/>
-          <w:numId w:val="2"/>
+          <w:numId w:val="1"/>
         </w:numPr>
         <w:rPr>
           <w:lang w:val="en-US"/>
@@ -4960,7 +4960,7 @@
         <w:pStyle w:val="Heading2"/>
         <w:numPr>
           <w:ilvl w:val="0"/>
-          <w:numId w:val="2"/>
+          <w:numId w:val="1"/>
         </w:numPr>
         <w:rPr>
           <w:lang w:val="en-US"/>
@@ -5556,7 +5556,7 @@
         <w:pStyle w:val="Heading2"/>
         <w:numPr>
           <w:ilvl w:val="0"/>
-          <w:numId w:val="2"/>
+          <w:numId w:val="1"/>
         </w:numPr>
         <w:rPr>
           <w:lang w:val="en-US"/>
@@ -6530,7 +6530,7 @@
         <w:pStyle w:val="Heading2"/>
         <w:numPr>
           <w:ilvl w:val="0"/>
-          <w:numId w:val="2"/>
+          <w:numId w:val="1"/>
         </w:numPr>
         <w:rPr>
           <w:lang w:val="en-US"/>
@@ -6811,7 +6811,7 @@
         <w:pStyle w:val="Heading2"/>
         <w:numPr>
           <w:ilvl w:val="0"/>
-          <w:numId w:val="2"/>
+          <w:numId w:val="1"/>
         </w:numPr>
         <w:rPr>
           <w:lang w:val="en-US"/>
@@ -6863,7 +6863,7 @@
         <w:pStyle w:val="Heading2"/>
         <w:numPr>
           <w:ilvl w:val="0"/>
-          <w:numId w:val="2"/>
+          <w:numId w:val="1"/>
         </w:numPr>
         <w:rPr>
           <w:lang w:val="en-US"/>
@@ -7249,7 +7249,7 @@
         <w:pStyle w:val="Heading2"/>
         <w:numPr>
           <w:ilvl w:val="0"/>
-          <w:numId w:val="2"/>
+          <w:numId w:val="1"/>
         </w:numPr>
         <w:rPr>
           <w:lang w:val="en-US"/>
@@ -7820,7 +7820,7 @@
         <w:pStyle w:val="Heading2"/>
         <w:numPr>
           <w:ilvl w:val="0"/>
-          <w:numId w:val="2"/>
+          <w:numId w:val="1"/>
         </w:numPr>
         <w:rPr>
           <w:lang w:val="en-US"/>
@@ -7845,7 +7845,7 @@
       <w:pPr>
         <w:numPr>
           <w:ilvl w:val="0"/>
-          <w:numId w:val="15"/>
+          <w:numId w:val="8"/>
         </w:numPr>
       </w:pPr>
       <w:r>
@@ -7859,7 +7859,7 @@
       <w:pPr>
         <w:numPr>
           <w:ilvl w:val="0"/>
-          <w:numId w:val="15"/>
+          <w:numId w:val="8"/>
         </w:numPr>
       </w:pPr>
       <w:r>
@@ -7870,7 +7870,7 @@
       <w:pPr>
         <w:numPr>
           <w:ilvl w:val="0"/>
-          <w:numId w:val="15"/>
+          <w:numId w:val="8"/>
         </w:numPr>
       </w:pPr>
       <w:r>
@@ -7916,7 +7916,7 @@
         <w:pStyle w:val="Heading2"/>
         <w:numPr>
           <w:ilvl w:val="0"/>
-          <w:numId w:val="18"/>
+          <w:numId w:val="9"/>
         </w:numPr>
       </w:pPr>
       <w:r>
@@ -9060,7 +9060,7 @@
         <w:pStyle w:val="Heading2"/>
         <w:numPr>
           <w:ilvl w:val="0"/>
-          <w:numId w:val="18"/>
+          <w:numId w:val="9"/>
         </w:numPr>
       </w:pPr>
       <w:r>
@@ -9718,7 +9718,7 @@
         <w:pStyle w:val="ListParagraph"/>
         <w:numPr>
           <w:ilvl w:val="0"/>
-          <w:numId w:val="19"/>
+          <w:numId w:val="10"/>
         </w:numPr>
       </w:pPr>
       <w:r>
@@ -9738,7 +9738,7 @@
       <w:pPr>
         <w:numPr>
           <w:ilvl w:val="0"/>
-          <w:numId w:val="22"/>
+          <w:numId w:val="11"/>
         </w:numPr>
       </w:pPr>
       <w:r>
@@ -9749,7 +9749,7 @@
       <w:pPr>
         <w:numPr>
           <w:ilvl w:val="0"/>
-          <w:numId w:val="22"/>
+          <w:numId w:val="11"/>
         </w:numPr>
       </w:pPr>
       <w:r>
@@ -9760,7 +9760,7 @@
       <w:pPr>
         <w:numPr>
           <w:ilvl w:val="0"/>
-          <w:numId w:val="22"/>
+          <w:numId w:val="11"/>
         </w:numPr>
       </w:pPr>
       <w:r>
@@ -9771,7 +9771,7 @@
       <w:pPr>
         <w:numPr>
           <w:ilvl w:val="0"/>
-          <w:numId w:val="22"/>
+          <w:numId w:val="11"/>
         </w:numPr>
       </w:pPr>
       <w:r>
@@ -9793,67 +9793,6 @@
       <w:proofErr w:type="spellEnd"/>
       <w:r>
         <w:t xml:space="preserve"> UI)</w:t>
-      </w:r>
-    </w:p>
-    <w:p>
-      <w:pPr>
-        <w:pStyle w:val="ListParagraph"/>
-        <w:numPr>
-          <w:ilvl w:val="0"/>
-          <w:numId w:val="23"/>
-        </w:numPr>
-      </w:pPr>
-      <w:r>
-        <w:t>Go to Data &gt; Databases &gt; BANK_ANALYTICS_DB &gt; RAW &gt; Tables</w:t>
-      </w:r>
-    </w:p>
-    <w:p>
-      <w:pPr>
-        <w:pStyle w:val="ListParagraph"/>
-        <w:numPr>
-          <w:ilvl w:val="0"/>
-          <w:numId w:val="23"/>
-        </w:numPr>
-      </w:pPr>
-      <w:r>
-        <w:t>Select BANK_CHURN_RAW</w:t>
-      </w:r>
-    </w:p>
-    <w:p>
-      <w:pPr>
-        <w:pStyle w:val="ListParagraph"/>
-        <w:numPr>
-          <w:ilvl w:val="0"/>
-          <w:numId w:val="23"/>
-        </w:numPr>
-      </w:pPr>
-      <w:r>
-        <w:t>Choose Load Data → Load from file</w:t>
-      </w:r>
-    </w:p>
-    <w:p>
-      <w:pPr>
-        <w:pStyle w:val="ListParagraph"/>
-        <w:numPr>
-          <w:ilvl w:val="0"/>
-          <w:numId w:val="23"/>
-        </w:numPr>
-      </w:pPr>
-      <w:r>
-        <w:t>Upload  bank_churn.csv</w:t>
-      </w:r>
-    </w:p>
-    <w:p>
-      <w:pPr>
-        <w:ind w:left="360"/>
-      </w:pPr>
-    </w:p>
-    <w:p>
-      <w:pPr>
-        <w:pStyle w:val="Heading3"/>
-      </w:pPr>
-      <w:r>
-        <w:t xml:space="preserve">Actions Taken </w:t>
       </w:r>
     </w:p>
     <w:p>
@@ -9865,7 +9804,7 @@
         </w:numPr>
       </w:pPr>
       <w:r>
-        <w:t>Created table BANK_CHURN in RAW schema</w:t>
+        <w:t>Go to Data &gt; Databases &gt; BANK_ANALYTICS_DB &gt; RAW &gt; Tables</w:t>
       </w:r>
     </w:p>
     <w:p>
@@ -9877,13 +9816,8 @@
         </w:numPr>
       </w:pPr>
       <w:r>
-        <w:t xml:space="preserve">Uploaded bank_churn.csv via </w:t>
-      </w:r>
-      <w:proofErr w:type="spellStart"/>
-      <w:r>
-        <w:t>Snowsight</w:t>
-      </w:r>
-      <w:proofErr w:type="spellEnd"/>
+        <w:t>Select BANK_CHURN_RAW</w:t>
+      </w:r>
     </w:p>
     <w:p>
       <w:pPr>
@@ -9891,6 +9825,72 @@
         <w:numPr>
           <w:ilvl w:val="0"/>
           <w:numId w:val="12"/>
+        </w:numPr>
+      </w:pPr>
+      <w:r>
+        <w:t>Choose Load Data → Load from file</w:t>
+      </w:r>
+    </w:p>
+    <w:p>
+      <w:pPr>
+        <w:pStyle w:val="ListParagraph"/>
+        <w:numPr>
+          <w:ilvl w:val="0"/>
+          <w:numId w:val="12"/>
+        </w:numPr>
+      </w:pPr>
+      <w:r>
+        <w:t>Upload  bank_churn.csv</w:t>
+      </w:r>
+    </w:p>
+    <w:p>
+      <w:pPr>
+        <w:ind w:left="360"/>
+      </w:pPr>
+    </w:p>
+    <w:p>
+      <w:pPr>
+        <w:pStyle w:val="Heading3"/>
+      </w:pPr>
+      <w:r>
+        <w:t xml:space="preserve">Actions Taken </w:t>
+      </w:r>
+    </w:p>
+    <w:p>
+      <w:pPr>
+        <w:pStyle w:val="ListParagraph"/>
+        <w:numPr>
+          <w:ilvl w:val="0"/>
+          <w:numId w:val="5"/>
+        </w:numPr>
+      </w:pPr>
+      <w:r>
+        <w:t>Created table BANK_CHURN in RAW schema</w:t>
+      </w:r>
+    </w:p>
+    <w:p>
+      <w:pPr>
+        <w:pStyle w:val="ListParagraph"/>
+        <w:numPr>
+          <w:ilvl w:val="0"/>
+          <w:numId w:val="5"/>
+        </w:numPr>
+      </w:pPr>
+      <w:r>
+        <w:t xml:space="preserve">Uploaded bank_churn.csv via </w:t>
+      </w:r>
+      <w:proofErr w:type="spellStart"/>
+      <w:r>
+        <w:t>Snowsight</w:t>
+      </w:r>
+      <w:proofErr w:type="spellEnd"/>
+    </w:p>
+    <w:p>
+      <w:pPr>
+        <w:pStyle w:val="ListParagraph"/>
+        <w:numPr>
+          <w:ilvl w:val="0"/>
+          <w:numId w:val="5"/>
         </w:numPr>
       </w:pPr>
       <w:r>
@@ -10738,7 +10738,7 @@
         <w:pStyle w:val="Heading2"/>
         <w:numPr>
           <w:ilvl w:val="0"/>
-          <w:numId w:val="18"/>
+          <w:numId w:val="9"/>
         </w:numPr>
       </w:pPr>
       <w:r>
@@ -11500,7 +11500,7 @@
         <w:pStyle w:val="ListParagraph"/>
         <w:numPr>
           <w:ilvl w:val="0"/>
-          <w:numId w:val="12"/>
+          <w:numId w:val="5"/>
         </w:numPr>
       </w:pPr>
       <w:r>
@@ -11518,7 +11518,7 @@
         <w:pStyle w:val="ListParagraph"/>
         <w:numPr>
           <w:ilvl w:val="0"/>
-          <w:numId w:val="12"/>
+          <w:numId w:val="5"/>
         </w:numPr>
       </w:pPr>
       <w:r>
@@ -11536,7 +11536,7 @@
         <w:pStyle w:val="ListParagraph"/>
         <w:numPr>
           <w:ilvl w:val="0"/>
-          <w:numId w:val="12"/>
+          <w:numId w:val="5"/>
         </w:numPr>
       </w:pPr>
       <w:r>
@@ -11554,7 +11554,7 @@
         <w:pStyle w:val="ListParagraph"/>
         <w:numPr>
           <w:ilvl w:val="0"/>
-          <w:numId w:val="12"/>
+          <w:numId w:val="5"/>
         </w:numPr>
       </w:pPr>
       <w:r>
@@ -11581,7 +11581,7 @@
         <w:pStyle w:val="ListParagraph"/>
         <w:numPr>
           <w:ilvl w:val="0"/>
-          <w:numId w:val="25"/>
+          <w:numId w:val="13"/>
         </w:numPr>
       </w:pPr>
       <w:r>
@@ -12113,7 +12113,7 @@
         <w:pStyle w:val="ListParagraph"/>
         <w:numPr>
           <w:ilvl w:val="0"/>
-          <w:numId w:val="25"/>
+          <w:numId w:val="13"/>
         </w:numPr>
       </w:pPr>
       <w:r>
@@ -12241,7 +12241,7 @@
         <w:pStyle w:val="ListParagraph"/>
         <w:numPr>
           <w:ilvl w:val="0"/>
-          <w:numId w:val="25"/>
+          <w:numId w:val="13"/>
         </w:numPr>
       </w:pPr>
       <w:r>
@@ -14150,7 +14150,7 @@
         <w:pStyle w:val="ListParagraph"/>
         <w:numPr>
           <w:ilvl w:val="0"/>
-          <w:numId w:val="25"/>
+          <w:numId w:val="13"/>
         </w:numPr>
       </w:pPr>
       <w:r>
@@ -14658,7 +14658,7 @@
         <w:pStyle w:val="ListParagraph"/>
         <w:numPr>
           <w:ilvl w:val="0"/>
-          <w:numId w:val="25"/>
+          <w:numId w:val="13"/>
         </w:numPr>
       </w:pPr>
       <w:r>
@@ -15244,7 +15244,7 @@
       <w:pPr>
         <w:numPr>
           <w:ilvl w:val="0"/>
-          <w:numId w:val="26"/>
+          <w:numId w:val="14"/>
         </w:numPr>
       </w:pPr>
       <w:r>
@@ -15255,7 +15255,7 @@
       <w:pPr>
         <w:numPr>
           <w:ilvl w:val="0"/>
-          <w:numId w:val="26"/>
+          <w:numId w:val="14"/>
         </w:numPr>
       </w:pPr>
       <w:r>
@@ -15266,7 +15266,7 @@
       <w:pPr>
         <w:numPr>
           <w:ilvl w:val="0"/>
-          <w:numId w:val="26"/>
+          <w:numId w:val="14"/>
         </w:numPr>
       </w:pPr>
       <w:r>
@@ -15277,7 +15277,7 @@
       <w:pPr>
         <w:numPr>
           <w:ilvl w:val="0"/>
-          <w:numId w:val="26"/>
+          <w:numId w:val="14"/>
         </w:numPr>
       </w:pPr>
       <w:r>
@@ -15288,7 +15288,7 @@
       <w:pPr>
         <w:numPr>
           <w:ilvl w:val="0"/>
-          <w:numId w:val="26"/>
+          <w:numId w:val="14"/>
         </w:numPr>
       </w:pPr>
       <w:r>
@@ -15359,7 +15359,7 @@
       <w:pPr>
         <w:numPr>
           <w:ilvl w:val="0"/>
-          <w:numId w:val="27"/>
+          <w:numId w:val="15"/>
         </w:numPr>
       </w:pPr>
       <w:r>
@@ -15370,7 +15370,7 @@
       <w:pPr>
         <w:numPr>
           <w:ilvl w:val="0"/>
-          <w:numId w:val="27"/>
+          <w:numId w:val="15"/>
         </w:numPr>
       </w:pPr>
       <w:r>
@@ -15381,7 +15381,7 @@
       <w:pPr>
         <w:numPr>
           <w:ilvl w:val="0"/>
-          <w:numId w:val="27"/>
+          <w:numId w:val="15"/>
         </w:numPr>
       </w:pPr>
       <w:r>
@@ -15417,7 +15417,7 @@
         <w:pStyle w:val="ListParagraph"/>
         <w:numPr>
           <w:ilvl w:val="0"/>
-          <w:numId w:val="27"/>
+          <w:numId w:val="15"/>
         </w:numPr>
       </w:pPr>
       <w:r>
@@ -15429,7 +15429,7 @@
         <w:pStyle w:val="ListParagraph"/>
         <w:numPr>
           <w:ilvl w:val="0"/>
-          <w:numId w:val="27"/>
+          <w:numId w:val="15"/>
         </w:numPr>
       </w:pPr>
       <w:r>
@@ -15441,7 +15441,7 @@
         <w:pStyle w:val="ListParagraph"/>
         <w:numPr>
           <w:ilvl w:val="0"/>
-          <w:numId w:val="27"/>
+          <w:numId w:val="15"/>
         </w:numPr>
       </w:pPr>
       <w:r>
@@ -15499,7 +15499,7 @@
         <w:pStyle w:val="ListParagraph"/>
         <w:numPr>
           <w:ilvl w:val="1"/>
-          <w:numId w:val="22"/>
+          <w:numId w:val="11"/>
         </w:numPr>
         <w:ind w:left="360"/>
       </w:pPr>
@@ -16500,15 +16500,13 @@
         <w:pStyle w:val="ListParagraph"/>
         <w:numPr>
           <w:ilvl w:val="1"/>
-          <w:numId w:val="22"/>
+          <w:numId w:val="11"/>
         </w:numPr>
         <w:ind w:left="360"/>
       </w:pPr>
-      <w:proofErr w:type="spellStart"/>
       <w:r>
         <w:t>Dim_Customer</w:t>
       </w:r>
-      <w:proofErr w:type="spellEnd"/>
     </w:p>
     <w:tbl>
       <w:tblPr>
@@ -21433,7 +21431,7 @@
         <w:pStyle w:val="ListParagraph"/>
         <w:numPr>
           <w:ilvl w:val="0"/>
-          <w:numId w:val="30"/>
+          <w:numId w:val="16"/>
         </w:numPr>
       </w:pPr>
       <w:r>
@@ -21445,7 +21443,7 @@
         <w:pStyle w:val="ListParagraph"/>
         <w:numPr>
           <w:ilvl w:val="0"/>
-          <w:numId w:val="30"/>
+          <w:numId w:val="16"/>
         </w:numPr>
       </w:pPr>
       <w:r>
@@ -21457,7 +21455,7 @@
         <w:pStyle w:val="ListParagraph"/>
         <w:numPr>
           <w:ilvl w:val="0"/>
-          <w:numId w:val="30"/>
+          <w:numId w:val="16"/>
         </w:numPr>
       </w:pPr>
       <w:r>
@@ -21469,7 +21467,7 @@
         <w:pStyle w:val="ListParagraph"/>
         <w:numPr>
           <w:ilvl w:val="0"/>
-          <w:numId w:val="30"/>
+          <w:numId w:val="16"/>
         </w:numPr>
       </w:pPr>
       <w:r>
@@ -21481,7 +21479,7 @@
         <w:pStyle w:val="ListParagraph"/>
         <w:numPr>
           <w:ilvl w:val="0"/>
-          <w:numId w:val="30"/>
+          <w:numId w:val="16"/>
         </w:numPr>
       </w:pPr>
       <w:r>
@@ -21549,7 +21547,7 @@
       <w:pPr>
         <w:numPr>
           <w:ilvl w:val="0"/>
-          <w:numId w:val="31"/>
+          <w:numId w:val="17"/>
         </w:numPr>
       </w:pPr>
       <w:r>
@@ -21560,7 +21558,7 @@
       <w:pPr>
         <w:numPr>
           <w:ilvl w:val="0"/>
-          <w:numId w:val="31"/>
+          <w:numId w:val="17"/>
         </w:numPr>
       </w:pPr>
       <w:r>
@@ -21571,7 +21569,7 @@
       <w:pPr>
         <w:numPr>
           <w:ilvl w:val="0"/>
-          <w:numId w:val="31"/>
+          <w:numId w:val="17"/>
         </w:numPr>
       </w:pPr>
       <w:r>
@@ -21592,7 +21590,7 @@
         <w:pStyle w:val="ListParagraph"/>
         <w:numPr>
           <w:ilvl w:val="0"/>
-          <w:numId w:val="31"/>
+          <w:numId w:val="17"/>
         </w:numPr>
       </w:pPr>
       <w:r>
@@ -21604,7 +21602,7 @@
         <w:pStyle w:val="ListParagraph"/>
         <w:numPr>
           <w:ilvl w:val="0"/>
-          <w:numId w:val="31"/>
+          <w:numId w:val="17"/>
         </w:numPr>
       </w:pPr>
       <w:r>
@@ -21616,7 +21614,7 @@
         <w:pStyle w:val="ListParagraph"/>
         <w:numPr>
           <w:ilvl w:val="0"/>
-          <w:numId w:val="31"/>
+          <w:numId w:val="17"/>
         </w:numPr>
       </w:pPr>
       <w:r>
@@ -21644,7 +21642,7 @@
         <w:pStyle w:val="ListParagraph"/>
         <w:numPr>
           <w:ilvl w:val="0"/>
-          <w:numId w:val="31"/>
+          <w:numId w:val="17"/>
         </w:numPr>
       </w:pPr>
       <w:r>
@@ -21665,7 +21663,7 @@
         <w:pStyle w:val="ListParagraph"/>
         <w:numPr>
           <w:ilvl w:val="0"/>
-          <w:numId w:val="31"/>
+          <w:numId w:val="17"/>
         </w:numPr>
       </w:pPr>
       <w:r>
@@ -21677,7 +21675,7 @@
         <w:pStyle w:val="ListParagraph"/>
         <w:numPr>
           <w:ilvl w:val="0"/>
-          <w:numId w:val="31"/>
+          <w:numId w:val="17"/>
         </w:numPr>
       </w:pPr>
       <w:r>
@@ -21689,7 +21687,7 @@
         <w:pStyle w:val="ListParagraph"/>
         <w:numPr>
           <w:ilvl w:val="0"/>
-          <w:numId w:val="31"/>
+          <w:numId w:val="17"/>
         </w:numPr>
       </w:pPr>
       <w:r>
@@ -21701,7 +21699,7 @@
         <w:pStyle w:val="ListParagraph"/>
         <w:numPr>
           <w:ilvl w:val="0"/>
-          <w:numId w:val="31"/>
+          <w:numId w:val="17"/>
         </w:numPr>
       </w:pPr>
       <w:r>
@@ -21726,7 +21724,7 @@
         <w:pStyle w:val="ListParagraph"/>
         <w:numPr>
           <w:ilvl w:val="0"/>
-          <w:numId w:val="35"/>
+          <w:numId w:val="19"/>
         </w:numPr>
       </w:pPr>
       <w:r>
@@ -21738,7 +21736,7 @@
         <w:pStyle w:val="ListParagraph"/>
         <w:numPr>
           <w:ilvl w:val="0"/>
-          <w:numId w:val="34"/>
+          <w:numId w:val="18"/>
         </w:numPr>
       </w:pPr>
       <w:r>
@@ -21829,7 +21827,7 @@
         <w:pStyle w:val="ListParagraph"/>
         <w:numPr>
           <w:ilvl w:val="0"/>
-          <w:numId w:val="34"/>
+          <w:numId w:val="18"/>
         </w:numPr>
       </w:pPr>
       <w:r>
@@ -21910,7 +21908,7 @@
         <w:pStyle w:val="ListParagraph"/>
         <w:numPr>
           <w:ilvl w:val="0"/>
-          <w:numId w:val="34"/>
+          <w:numId w:val="18"/>
         </w:numPr>
       </w:pPr>
       <w:r>
@@ -22039,7 +22037,7 @@
         <w:pStyle w:val="ListParagraph"/>
         <w:numPr>
           <w:ilvl w:val="0"/>
-          <w:numId w:val="35"/>
+          <w:numId w:val="19"/>
         </w:numPr>
       </w:pPr>
       <w:r>
@@ -22052,7 +22050,7 @@
         <w:pStyle w:val="ListParagraph"/>
         <w:numPr>
           <w:ilvl w:val="0"/>
-          <w:numId w:val="36"/>
+          <w:numId w:val="20"/>
         </w:numPr>
       </w:pPr>
       <w:r>
@@ -22127,7 +22125,7 @@
         <w:pStyle w:val="ListParagraph"/>
         <w:numPr>
           <w:ilvl w:val="0"/>
-          <w:numId w:val="36"/>
+          <w:numId w:val="20"/>
         </w:numPr>
       </w:pPr>
       <w:r>
@@ -22266,7 +22264,7 @@
         <w:pStyle w:val="ListParagraph"/>
         <w:numPr>
           <w:ilvl w:val="0"/>
-          <w:numId w:val="36"/>
+          <w:numId w:val="20"/>
         </w:numPr>
       </w:pPr>
       <w:r>
@@ -22340,7 +22338,7 @@
         <w:pStyle w:val="ListParagraph"/>
         <w:numPr>
           <w:ilvl w:val="0"/>
-          <w:numId w:val="36"/>
+          <w:numId w:val="20"/>
         </w:numPr>
       </w:pPr>
       <w:r>
@@ -22432,7 +22430,7 @@
         <w:pStyle w:val="ListParagraph"/>
         <w:numPr>
           <w:ilvl w:val="0"/>
-          <w:numId w:val="35"/>
+          <w:numId w:val="19"/>
         </w:numPr>
       </w:pPr>
       <w:r>
@@ -23568,7 +23566,7 @@
         <w:pStyle w:val="ListParagraph"/>
         <w:numPr>
           <w:ilvl w:val="0"/>
-          <w:numId w:val="35"/>
+          <w:numId w:val="19"/>
         </w:numPr>
       </w:pPr>
       <w:r>
@@ -24012,7 +24010,7 @@
         <w:pStyle w:val="ListParagraph"/>
         <w:numPr>
           <w:ilvl w:val="0"/>
-          <w:numId w:val="37"/>
+          <w:numId w:val="21"/>
         </w:numPr>
       </w:pPr>
       <w:r>
@@ -24024,7 +24022,7 @@
         <w:pStyle w:val="ListParagraph"/>
         <w:numPr>
           <w:ilvl w:val="0"/>
-          <w:numId w:val="37"/>
+          <w:numId w:val="21"/>
         </w:numPr>
       </w:pPr>
       <w:r>
@@ -24036,7 +24034,7 @@
         <w:pStyle w:val="ListParagraph"/>
         <w:numPr>
           <w:ilvl w:val="0"/>
-          <w:numId w:val="37"/>
+          <w:numId w:val="21"/>
         </w:numPr>
       </w:pPr>
       <w:r>
@@ -24100,7 +24098,7 @@
       <w:pPr>
         <w:numPr>
           <w:ilvl w:val="0"/>
-          <w:numId w:val="39"/>
+          <w:numId w:val="22"/>
         </w:numPr>
       </w:pPr>
       <w:r>
@@ -24111,7 +24109,7 @@
       <w:pPr>
         <w:numPr>
           <w:ilvl w:val="0"/>
-          <w:numId w:val="39"/>
+          <w:numId w:val="22"/>
         </w:numPr>
       </w:pPr>
       <w:r>
@@ -24123,7 +24121,7 @@
       <w:pPr>
         <w:numPr>
           <w:ilvl w:val="0"/>
-          <w:numId w:val="39"/>
+          <w:numId w:val="22"/>
         </w:numPr>
       </w:pPr>
       <w:r>
@@ -24134,7 +24132,7 @@
       <w:pPr>
         <w:numPr>
           <w:ilvl w:val="0"/>
-          <w:numId w:val="39"/>
+          <w:numId w:val="22"/>
         </w:numPr>
       </w:pPr>
       <w:r>
@@ -24875,7 +24873,7 @@
         <w:pStyle w:val="ListParagraph"/>
         <w:numPr>
           <w:ilvl w:val="0"/>
-          <w:numId w:val="40"/>
+          <w:numId w:val="23"/>
         </w:numPr>
       </w:pPr>
       <w:r>
@@ -25149,7 +25147,7 @@
         <w:pStyle w:val="ListParagraph"/>
         <w:numPr>
           <w:ilvl w:val="0"/>
-          <w:numId w:val="40"/>
+          <w:numId w:val="23"/>
         </w:numPr>
       </w:pPr>
       <w:r>
@@ -25487,7 +25485,7 @@
         <w:pStyle w:val="ListParagraph"/>
         <w:numPr>
           <w:ilvl w:val="0"/>
-          <w:numId w:val="40"/>
+          <w:numId w:val="23"/>
         </w:numPr>
       </w:pPr>
       <w:r>
@@ -25808,7 +25806,7 @@
         <w:pStyle w:val="ListParagraph"/>
         <w:numPr>
           <w:ilvl w:val="0"/>
-          <w:numId w:val="40"/>
+          <w:numId w:val="23"/>
         </w:numPr>
       </w:pPr>
       <w:r>
@@ -26306,7 +26304,7 @@
         <w:pStyle w:val="ListParagraph"/>
         <w:numPr>
           <w:ilvl w:val="0"/>
-          <w:numId w:val="40"/>
+          <w:numId w:val="23"/>
         </w:numPr>
       </w:pPr>
       <w:r>
@@ -26730,7 +26728,7 @@
         <w:pStyle w:val="ListParagraph"/>
         <w:numPr>
           <w:ilvl w:val="0"/>
-          <w:numId w:val="40"/>
+          <w:numId w:val="23"/>
         </w:numPr>
       </w:pPr>
       <w:r>
@@ -27109,7 +27107,7 @@
         <w:pStyle w:val="ListParagraph"/>
         <w:numPr>
           <w:ilvl w:val="0"/>
-          <w:numId w:val="40"/>
+          <w:numId w:val="23"/>
         </w:numPr>
       </w:pPr>
       <w:r>
@@ -27672,7 +27670,7 @@
         <w:pStyle w:val="ListParagraph"/>
         <w:numPr>
           <w:ilvl w:val="0"/>
-          <w:numId w:val="41"/>
+          <w:numId w:val="24"/>
         </w:numPr>
       </w:pPr>
       <w:r>
@@ -29255,7 +29253,7 @@
         <w:pStyle w:val="ListParagraph"/>
         <w:numPr>
           <w:ilvl w:val="0"/>
-          <w:numId w:val="41"/>
+          <w:numId w:val="24"/>
         </w:numPr>
       </w:pPr>
       <w:r>
@@ -29688,7 +29686,7 @@
         <w:pStyle w:val="ListParagraph"/>
         <w:numPr>
           <w:ilvl w:val="0"/>
-          <w:numId w:val="41"/>
+          <w:numId w:val="24"/>
         </w:numPr>
       </w:pPr>
       <w:r>
@@ -30302,7 +30300,7 @@
         <w:pStyle w:val="ListParagraph"/>
         <w:numPr>
           <w:ilvl w:val="0"/>
-          <w:numId w:val="41"/>
+          <w:numId w:val="24"/>
         </w:numPr>
       </w:pPr>
       <w:r>
@@ -30672,7 +30670,7 @@
         <w:pStyle w:val="ListParagraph"/>
         <w:numPr>
           <w:ilvl w:val="0"/>
-          <w:numId w:val="41"/>
+          <w:numId w:val="24"/>
         </w:numPr>
       </w:pPr>
       <w:r>
@@ -31423,7 +31421,7 @@
         <w:pStyle w:val="ListParagraph"/>
         <w:numPr>
           <w:ilvl w:val="0"/>
-          <w:numId w:val="41"/>
+          <w:numId w:val="24"/>
         </w:numPr>
       </w:pPr>
       <w:r>
@@ -31829,7 +31827,7 @@
         <w:pStyle w:val="ListParagraph"/>
         <w:numPr>
           <w:ilvl w:val="0"/>
-          <w:numId w:val="41"/>
+          <w:numId w:val="24"/>
         </w:numPr>
       </w:pPr>
       <w:r>
@@ -33345,7 +33343,7 @@
         <w:pStyle w:val="ListParagraph"/>
         <w:numPr>
           <w:ilvl w:val="0"/>
-          <w:numId w:val="43"/>
+          <w:numId w:val="25"/>
         </w:numPr>
       </w:pPr>
       <w:r>
@@ -33362,7 +33360,7 @@
         <w:pStyle w:val="ListParagraph"/>
         <w:numPr>
           <w:ilvl w:val="0"/>
-          <w:numId w:val="43"/>
+          <w:numId w:val="25"/>
         </w:numPr>
       </w:pPr>
       <w:r>
@@ -33374,7 +33372,7 @@
         <w:pStyle w:val="ListParagraph"/>
         <w:numPr>
           <w:ilvl w:val="0"/>
-          <w:numId w:val="43"/>
+          <w:numId w:val="25"/>
         </w:numPr>
       </w:pPr>
       <w:r>
@@ -33901,7 +33899,7 @@
               <w:pStyle w:val="ListParagraph"/>
               <w:numPr>
                 <w:ilvl w:val="0"/>
-                <w:numId w:val="44"/>
+                <w:numId w:val="26"/>
               </w:numPr>
               <w:cnfStyle w:val="000000000000" w:firstRow="0" w:lastRow="0" w:firstColumn="0" w:lastColumn="0" w:oddVBand="0" w:evenVBand="0" w:oddHBand="0" w:evenHBand="0" w:firstRowFirstColumn="0" w:firstRowLastColumn="0" w:lastRowFirstColumn="0" w:lastRowLastColumn="0"/>
             </w:pPr>
@@ -33927,7 +33925,7 @@
               <w:pStyle w:val="ListParagraph"/>
               <w:numPr>
                 <w:ilvl w:val="0"/>
-                <w:numId w:val="44"/>
+                <w:numId w:val="26"/>
               </w:numPr>
               <w:cnfStyle w:val="000000000000" w:firstRow="0" w:lastRow="0" w:firstColumn="0" w:lastColumn="0" w:oddVBand="0" w:evenVBand="0" w:oddHBand="0" w:evenHBand="0" w:firstRowFirstColumn="0" w:firstRowLastColumn="0" w:lastRowFirstColumn="0" w:lastRowLastColumn="0"/>
             </w:pPr>
@@ -33953,7 +33951,7 @@
               <w:pStyle w:val="ListParagraph"/>
               <w:numPr>
                 <w:ilvl w:val="0"/>
-                <w:numId w:val="44"/>
+                <w:numId w:val="26"/>
               </w:numPr>
               <w:cnfStyle w:val="000000000000" w:firstRow="0" w:lastRow="0" w:firstColumn="0" w:lastColumn="0" w:oddVBand="0" w:evenVBand="0" w:oddHBand="0" w:evenHBand="0" w:firstRowFirstColumn="0" w:firstRowLastColumn="0" w:lastRowFirstColumn="0" w:lastRowLastColumn="0"/>
             </w:pPr>
@@ -33979,7 +33977,7 @@
               <w:pStyle w:val="ListParagraph"/>
               <w:numPr>
                 <w:ilvl w:val="0"/>
-                <w:numId w:val="44"/>
+                <w:numId w:val="26"/>
               </w:numPr>
               <w:cnfStyle w:val="000000000000" w:firstRow="0" w:lastRow="0" w:firstColumn="0" w:lastColumn="0" w:oddVBand="0" w:evenVBand="0" w:oddHBand="0" w:evenHBand="0" w:firstRowFirstColumn="0" w:firstRowLastColumn="0" w:lastRowFirstColumn="0" w:lastRowLastColumn="0"/>
             </w:pPr>
@@ -34005,7 +34003,7 @@
               <w:pStyle w:val="ListParagraph"/>
               <w:numPr>
                 <w:ilvl w:val="0"/>
-                <w:numId w:val="44"/>
+                <w:numId w:val="26"/>
               </w:numPr>
               <w:cnfStyle w:val="000000000000" w:firstRow="0" w:lastRow="0" w:firstColumn="0" w:lastColumn="0" w:oddVBand="0" w:evenVBand="0" w:oddHBand="0" w:evenHBand="0" w:firstRowFirstColumn="0" w:firstRowLastColumn="0" w:lastRowFirstColumn="0" w:lastRowLastColumn="0"/>
             </w:pPr>
@@ -34031,7 +34029,7 @@
               <w:pStyle w:val="ListParagraph"/>
               <w:numPr>
                 <w:ilvl w:val="0"/>
-                <w:numId w:val="44"/>
+                <w:numId w:val="26"/>
               </w:numPr>
               <w:cnfStyle w:val="000000000000" w:firstRow="0" w:lastRow="0" w:firstColumn="0" w:lastColumn="0" w:oddVBand="0" w:evenVBand="0" w:oddHBand="0" w:evenHBand="0" w:firstRowFirstColumn="0" w:firstRowLastColumn="0" w:lastRowFirstColumn="0" w:lastRowLastColumn="0"/>
             </w:pPr>
@@ -34057,7 +34055,7 @@
               <w:pStyle w:val="ListParagraph"/>
               <w:numPr>
                 <w:ilvl w:val="0"/>
-                <w:numId w:val="44"/>
+                <w:numId w:val="26"/>
               </w:numPr>
               <w:cnfStyle w:val="000000000000" w:firstRow="0" w:lastRow="0" w:firstColumn="0" w:lastColumn="0" w:oddVBand="0" w:evenVBand="0" w:oddHBand="0" w:evenHBand="0" w:firstRowFirstColumn="0" w:firstRowLastColumn="0" w:lastRowFirstColumn="0" w:lastRowLastColumn="0"/>
             </w:pPr>
@@ -34159,7 +34157,7 @@
         <w:pStyle w:val="ListParagraph"/>
         <w:numPr>
           <w:ilvl w:val="0"/>
-          <w:numId w:val="45"/>
+          <w:numId w:val="27"/>
         </w:numPr>
       </w:pPr>
       <w:r>
@@ -34171,7 +34169,7 @@
         <w:pStyle w:val="ListParagraph"/>
         <w:numPr>
           <w:ilvl w:val="0"/>
-          <w:numId w:val="45"/>
+          <w:numId w:val="27"/>
         </w:numPr>
       </w:pPr>
       <w:r>
@@ -34183,7 +34181,7 @@
         <w:pStyle w:val="ListParagraph"/>
         <w:numPr>
           <w:ilvl w:val="0"/>
-          <w:numId w:val="45"/>
+          <w:numId w:val="27"/>
         </w:numPr>
       </w:pPr>
       <w:r>
@@ -34195,7 +34193,7 @@
         <w:pStyle w:val="ListParagraph"/>
         <w:numPr>
           <w:ilvl w:val="0"/>
-          <w:numId w:val="45"/>
+          <w:numId w:val="27"/>
         </w:numPr>
       </w:pPr>
       <w:r>
@@ -34207,7 +34205,7 @@
         <w:pStyle w:val="ListParagraph"/>
         <w:numPr>
           <w:ilvl w:val="0"/>
-          <w:numId w:val="45"/>
+          <w:numId w:val="27"/>
         </w:numPr>
       </w:pPr>
       <w:r>
@@ -34219,7 +34217,7 @@
         <w:pStyle w:val="ListParagraph"/>
         <w:numPr>
           <w:ilvl w:val="0"/>
-          <w:numId w:val="45"/>
+          <w:numId w:val="27"/>
         </w:numPr>
       </w:pPr>
       <w:r>
@@ -35162,7 +35160,7 @@
         <w:pStyle w:val="ListParagraph"/>
         <w:numPr>
           <w:ilvl w:val="0"/>
-          <w:numId w:val="46"/>
+          <w:numId w:val="28"/>
         </w:numPr>
       </w:pPr>
       <w:r>
@@ -35174,7 +35172,7 @@
         <w:pStyle w:val="ListParagraph"/>
         <w:numPr>
           <w:ilvl w:val="0"/>
-          <w:numId w:val="46"/>
+          <w:numId w:val="28"/>
         </w:numPr>
       </w:pPr>
       <w:r>
@@ -35186,7 +35184,7 @@
         <w:pStyle w:val="ListParagraph"/>
         <w:numPr>
           <w:ilvl w:val="0"/>
-          <w:numId w:val="46"/>
+          <w:numId w:val="28"/>
         </w:numPr>
       </w:pPr>
       <w:r>
@@ -35276,7 +35274,7 @@
         <w:pStyle w:val="ListParagraph"/>
         <w:numPr>
           <w:ilvl w:val="0"/>
-          <w:numId w:val="48"/>
+          <w:numId w:val="29"/>
         </w:numPr>
       </w:pPr>
       <w:r>
@@ -35288,7 +35286,7 @@
         <w:pStyle w:val="ListParagraph"/>
         <w:numPr>
           <w:ilvl w:val="0"/>
-          <w:numId w:val="48"/>
+          <w:numId w:val="29"/>
         </w:numPr>
       </w:pPr>
       <w:r>
@@ -37333,7 +37331,7 @@
         <w:pStyle w:val="ListParagraph"/>
         <w:numPr>
           <w:ilvl w:val="0"/>
-          <w:numId w:val="46"/>
+          <w:numId w:val="28"/>
         </w:numPr>
       </w:pPr>
       <w:r>
@@ -37345,7 +37343,7 @@
         <w:pStyle w:val="ListParagraph"/>
         <w:numPr>
           <w:ilvl w:val="0"/>
-          <w:numId w:val="46"/>
+          <w:numId w:val="28"/>
         </w:numPr>
       </w:pPr>
       <w:r>
@@ -37360,7 +37358,7 @@
         <w:pStyle w:val="ListParagraph"/>
         <w:numPr>
           <w:ilvl w:val="0"/>
-          <w:numId w:val="46"/>
+          <w:numId w:val="28"/>
         </w:numPr>
       </w:pPr>
       <w:r>
@@ -37387,7 +37385,7 @@
         <w:pStyle w:val="ListParagraph"/>
         <w:numPr>
           <w:ilvl w:val="0"/>
-          <w:numId w:val="49"/>
+          <w:numId w:val="30"/>
         </w:numPr>
       </w:pPr>
       <w:r>
@@ -37404,7 +37402,7 @@
         <w:pStyle w:val="ListParagraph"/>
         <w:numPr>
           <w:ilvl w:val="0"/>
-          <w:numId w:val="49"/>
+          <w:numId w:val="30"/>
         </w:numPr>
       </w:pPr>
       <w:r>
@@ -37432,7 +37430,7 @@
         <w:pStyle w:val="ListParagraph"/>
         <w:numPr>
           <w:ilvl w:val="0"/>
-          <w:numId w:val="49"/>
+          <w:numId w:val="30"/>
         </w:numPr>
       </w:pPr>
       <w:r>
@@ -37445,7 +37443,7 @@
         <w:pStyle w:val="ListParagraph"/>
         <w:numPr>
           <w:ilvl w:val="0"/>
-          <w:numId w:val="49"/>
+          <w:numId w:val="30"/>
         </w:numPr>
       </w:pPr>
       <w:r>
@@ -37457,7 +37455,7 @@
         <w:pStyle w:val="ListParagraph"/>
         <w:numPr>
           <w:ilvl w:val="0"/>
-          <w:numId w:val="49"/>
+          <w:numId w:val="30"/>
         </w:numPr>
       </w:pPr>
       <w:r>
@@ -37469,7 +37467,7 @@
         <w:pStyle w:val="ListParagraph"/>
         <w:numPr>
           <w:ilvl w:val="0"/>
-          <w:numId w:val="49"/>
+          <w:numId w:val="30"/>
         </w:numPr>
       </w:pPr>
       <w:r>
@@ -37481,7 +37479,7 @@
         <w:pStyle w:val="ListParagraph"/>
         <w:numPr>
           <w:ilvl w:val="0"/>
-          <w:numId w:val="49"/>
+          <w:numId w:val="30"/>
         </w:numPr>
       </w:pPr>
       <w:r>
@@ -37493,7 +37491,7 @@
         <w:pStyle w:val="ListParagraph"/>
         <w:numPr>
           <w:ilvl w:val="0"/>
-          <w:numId w:val="49"/>
+          <w:numId w:val="30"/>
         </w:numPr>
       </w:pPr>
       <w:r>
@@ -37505,7 +37503,7 @@
         <w:pStyle w:val="ListParagraph"/>
         <w:numPr>
           <w:ilvl w:val="0"/>
-          <w:numId w:val="49"/>
+          <w:numId w:val="30"/>
         </w:numPr>
       </w:pPr>
       <w:r>
@@ -38725,7 +38723,7 @@
         <w:pStyle w:val="ListParagraph"/>
         <w:numPr>
           <w:ilvl w:val="0"/>
-          <w:numId w:val="50"/>
+          <w:numId w:val="31"/>
         </w:numPr>
       </w:pPr>
       <w:r>
@@ -38744,7 +38742,7 @@
         <w:pStyle w:val="ListParagraph"/>
         <w:numPr>
           <w:ilvl w:val="0"/>
-          <w:numId w:val="50"/>
+          <w:numId w:val="31"/>
         </w:numPr>
       </w:pPr>
       <w:r>
@@ -38783,7 +38781,7 @@
         <w:pStyle w:val="ListParagraph"/>
         <w:numPr>
           <w:ilvl w:val="0"/>
-          <w:numId w:val="50"/>
+          <w:numId w:val="31"/>
         </w:numPr>
       </w:pPr>
       <w:r>
@@ -38828,7 +38826,7 @@
         <w:pStyle w:val="ListParagraph"/>
         <w:numPr>
           <w:ilvl w:val="0"/>
-          <w:numId w:val="50"/>
+          <w:numId w:val="31"/>
         </w:numPr>
       </w:pPr>
       <w:r>
@@ -38887,7 +38885,7 @@
         <w:pStyle w:val="ListParagraph"/>
         <w:numPr>
           <w:ilvl w:val="0"/>
-          <w:numId w:val="50"/>
+          <w:numId w:val="31"/>
         </w:numPr>
       </w:pPr>
       <w:r>
@@ -38912,7 +38910,7 @@
         <w:pStyle w:val="ListParagraph"/>
         <w:numPr>
           <w:ilvl w:val="0"/>
-          <w:numId w:val="50"/>
+          <w:numId w:val="31"/>
         </w:numPr>
       </w:pPr>
       <w:r>
@@ -38960,7 +38958,7 @@
         <w:pStyle w:val="ListParagraph"/>
         <w:numPr>
           <w:ilvl w:val="0"/>
-          <w:numId w:val="50"/>
+          <w:numId w:val="31"/>
         </w:numPr>
       </w:pPr>
       <w:r>
@@ -38989,7 +38987,7 @@
       <w:pPr>
         <w:numPr>
           <w:ilvl w:val="0"/>
-          <w:numId w:val="53"/>
+          <w:numId w:val="32"/>
         </w:numPr>
         <w:spacing w:line="240" w:lineRule="auto"/>
       </w:pPr>
@@ -39001,7 +38999,7 @@
       <w:pPr>
         <w:numPr>
           <w:ilvl w:val="0"/>
-          <w:numId w:val="53"/>
+          <w:numId w:val="32"/>
         </w:numPr>
         <w:spacing w:line="240" w:lineRule="auto"/>
       </w:pPr>
@@ -39013,7 +39011,7 @@
       <w:pPr>
         <w:numPr>
           <w:ilvl w:val="0"/>
-          <w:numId w:val="53"/>
+          <w:numId w:val="32"/>
         </w:numPr>
         <w:spacing w:line="240" w:lineRule="auto"/>
       </w:pPr>
@@ -39025,7 +39023,7 @@
       <w:pPr>
         <w:numPr>
           <w:ilvl w:val="0"/>
-          <w:numId w:val="53"/>
+          <w:numId w:val="32"/>
         </w:numPr>
         <w:spacing w:line="240" w:lineRule="auto"/>
       </w:pPr>
@@ -39037,7 +39035,7 @@
       <w:pPr>
         <w:numPr>
           <w:ilvl w:val="0"/>
-          <w:numId w:val="53"/>
+          <w:numId w:val="32"/>
         </w:numPr>
         <w:spacing w:line="240" w:lineRule="auto"/>
       </w:pPr>
@@ -39049,7 +39047,7 @@
       <w:pPr>
         <w:numPr>
           <w:ilvl w:val="0"/>
-          <w:numId w:val="53"/>
+          <w:numId w:val="32"/>
         </w:numPr>
         <w:spacing w:line="240" w:lineRule="auto"/>
       </w:pPr>
@@ -39184,6 +39182,1524 @@
         <w:t>2. Customer Demographic &amp; Profile Analysis</w:t>
       </w:r>
     </w:p>
+    <w:p/>
+    <w:p>
+      <w:pPr>
+        <w:rPr>
+          <w:b/>
+          <w:bCs/>
+        </w:rPr>
+      </w:pPr>
+      <w:r>
+        <w:rPr>
+          <w:b/>
+          <w:bCs/>
+        </w:rPr>
+        <w:t>User Story 2: Customer Demographics &amp; Profile Analysis</w:t>
+      </w:r>
+    </w:p>
+    <w:p>
+      <w:pPr>
+        <w:rPr>
+          <w:b/>
+          <w:bCs/>
+        </w:rPr>
+      </w:pPr>
+      <w:r>
+        <w:rPr>
+          <w:rFonts w:ascii="Segoe UI Emoji" w:hAnsi="Segoe UI Emoji" w:cs="Segoe UI Emoji"/>
+          <w:b/>
+          <w:bCs/>
+        </w:rPr>
+        <w:t>🎯</w:t>
+      </w:r>
+      <w:r>
+        <w:rPr>
+          <w:b/>
+          <w:bCs/>
+        </w:rPr>
+        <w:t xml:space="preserve"> Objective</w:t>
+      </w:r>
+    </w:p>
+    <w:p>
+      <w:r>
+        <w:t xml:space="preserve">To </w:t>
+      </w:r>
+      <w:proofErr w:type="spellStart"/>
+      <w:r>
+        <w:t>analyze</w:t>
+      </w:r>
+      <w:proofErr w:type="spellEnd"/>
+      <w:r>
+        <w:t xml:space="preserve"> customer churn patterns through demographic and </w:t>
+      </w:r>
+      <w:proofErr w:type="spellStart"/>
+      <w:r>
+        <w:t>behavioral</w:t>
+      </w:r>
+      <w:proofErr w:type="spellEnd"/>
+      <w:r>
+        <w:t xml:space="preserve"> segmentation — including age, gender, geography, activity status, and credit card ownership — and uncover which customer groups contribute most to churn.</w:t>
+      </w:r>
+    </w:p>
+    <w:p>
+      <w:r>
+        <w:pict w14:anchorId="78FA6CE9">
+          <v:rect id="_x0000_i1061" style="width:0;height:1.5pt" o:hralign="center" o:hrstd="t" o:hr="t" fillcolor="#a0a0a0" stroked="f"/>
+        </w:pict>
+      </w:r>
+    </w:p>
+    <w:p>
+      <w:pPr>
+        <w:rPr>
+          <w:b/>
+          <w:bCs/>
+        </w:rPr>
+      </w:pPr>
+      <w:r>
+        <w:rPr>
+          <w:rFonts w:ascii="Segoe UI Emoji" w:hAnsi="Segoe UI Emoji" w:cs="Segoe UI Emoji"/>
+          <w:b/>
+          <w:bCs/>
+        </w:rPr>
+        <w:t>📊</w:t>
+      </w:r>
+      <w:r>
+        <w:rPr>
+          <w:b/>
+          <w:bCs/>
+        </w:rPr>
+        <w:t xml:space="preserve"> Page Overview</w:t>
+      </w:r>
+    </w:p>
+    <w:p>
+      <w:r>
+        <w:t xml:space="preserve">The </w:t>
+      </w:r>
+      <w:r>
+        <w:rPr>
+          <w:b/>
+          <w:bCs/>
+        </w:rPr>
+        <w:t>Customer Demographics &amp; Profile Analysis</w:t>
+      </w:r>
+      <w:r>
+        <w:t xml:space="preserve"> page provides a deeper understanding of the customer base composition and its relationship with churn.</w:t>
+      </w:r>
+      <w:r>
+        <w:br/>
+        <w:t xml:space="preserve">It complements the Executive Overview by focusing on </w:t>
+      </w:r>
+      <w:r>
+        <w:rPr>
+          <w:b/>
+          <w:bCs/>
+        </w:rPr>
+        <w:t>who the customers are</w:t>
+      </w:r>
+      <w:r>
+        <w:t xml:space="preserve">, </w:t>
+      </w:r>
+      <w:r>
+        <w:rPr>
+          <w:b/>
+          <w:bCs/>
+        </w:rPr>
+        <w:t>how they differ</w:t>
+      </w:r>
+      <w:r>
+        <w:t xml:space="preserve">, and </w:t>
+      </w:r>
+      <w:r>
+        <w:rPr>
+          <w:b/>
+          <w:bCs/>
+        </w:rPr>
+        <w:t>which profiles are most at risk of churn</w:t>
+      </w:r>
+      <w:r>
+        <w:t>.</w:t>
+      </w:r>
+    </w:p>
+    <w:p>
+      <w:r>
+        <w:pict w14:anchorId="3A311889">
+          <v:rect id="_x0000_i1062" style="width:0;height:1.5pt" o:hralign="center" o:hrstd="t" o:hr="t" fillcolor="#a0a0a0" stroked="f"/>
+        </w:pict>
+      </w:r>
+    </w:p>
+    <w:p>
+      <w:pPr>
+        <w:rPr>
+          <w:b/>
+          <w:bCs/>
+        </w:rPr>
+      </w:pPr>
+      <w:r>
+        <w:rPr>
+          <w:rFonts w:ascii="Segoe UI Emoji" w:hAnsi="Segoe UI Emoji" w:cs="Segoe UI Emoji"/>
+          <w:b/>
+          <w:bCs/>
+        </w:rPr>
+        <w:t>🧠</w:t>
+      </w:r>
+      <w:r>
+        <w:rPr>
+          <w:b/>
+          <w:bCs/>
+        </w:rPr>
+        <w:t xml:space="preserve"> Key Insights</w:t>
+      </w:r>
+    </w:p>
+    <w:p>
+      <w:pPr>
+        <w:numPr>
+          <w:ilvl w:val="0"/>
+          <w:numId w:val="33"/>
+        </w:numPr>
+      </w:pPr>
+      <w:r>
+        <w:rPr>
+          <w:b/>
+          <w:bCs/>
+        </w:rPr>
+        <w:t>Age-based churn trends:</w:t>
+      </w:r>
+      <w:r>
+        <w:br/>
+        <w:t xml:space="preserve">Customers aged </w:t>
+      </w:r>
+      <w:r>
+        <w:rPr>
+          <w:b/>
+          <w:bCs/>
+        </w:rPr>
+        <w:t>25–45</w:t>
+      </w:r>
+      <w:r>
+        <w:t xml:space="preserve"> represent the </w:t>
+      </w:r>
+      <w:r>
+        <w:rPr>
+          <w:b/>
+          <w:bCs/>
+        </w:rPr>
+        <w:t>largest and most churn-prone segment</w:t>
+      </w:r>
+      <w:r>
+        <w:t>, showing higher volatility in churn rates compared to other age groups.</w:t>
+      </w:r>
+    </w:p>
+    <w:p>
+      <w:pPr>
+        <w:numPr>
+          <w:ilvl w:val="0"/>
+          <w:numId w:val="33"/>
+        </w:numPr>
+      </w:pPr>
+      <w:r>
+        <w:rPr>
+          <w:b/>
+          <w:bCs/>
+        </w:rPr>
+        <w:lastRenderedPageBreak/>
+        <w:t>Gender analysis:</w:t>
+      </w:r>
+      <w:r>
+        <w:br/>
+        <w:t xml:space="preserve">While the gender distribution is balanced, </w:t>
+      </w:r>
+      <w:r>
+        <w:rPr>
+          <w:b/>
+          <w:bCs/>
+        </w:rPr>
+        <w:t>female customers show a slightly higher churn rate (~21%)</w:t>
+      </w:r>
+      <w:r>
+        <w:t>, suggesting potential differences in service expectations or engagement.</w:t>
+      </w:r>
+    </w:p>
+    <w:p>
+      <w:pPr>
+        <w:numPr>
+          <w:ilvl w:val="0"/>
+          <w:numId w:val="33"/>
+        </w:numPr>
+      </w:pPr>
+      <w:r>
+        <w:rPr>
+          <w:b/>
+          <w:bCs/>
+        </w:rPr>
+        <w:t>Geographical credit profiles:</w:t>
+      </w:r>
+      <w:r>
+        <w:br/>
+      </w:r>
+      <w:r>
+        <w:rPr>
+          <w:b/>
+          <w:bCs/>
+        </w:rPr>
+        <w:t>German customers</w:t>
+      </w:r>
+      <w:r>
+        <w:t xml:space="preserve"> tend to have </w:t>
+      </w:r>
+      <w:r>
+        <w:rPr>
+          <w:b/>
+          <w:bCs/>
+        </w:rPr>
+        <w:t>lower median credit scores</w:t>
+      </w:r>
+      <w:r>
+        <w:t xml:space="preserve"> than those in France and Spain, possibly contributing to their </w:t>
+      </w:r>
+      <w:r>
+        <w:rPr>
+          <w:b/>
+          <w:bCs/>
+        </w:rPr>
+        <w:t>higher churn rate</w:t>
+      </w:r>
+      <w:r>
+        <w:t xml:space="preserve"> observed in the Executive Overview.</w:t>
+      </w:r>
+    </w:p>
+    <w:p>
+      <w:pPr>
+        <w:numPr>
+          <w:ilvl w:val="0"/>
+          <w:numId w:val="33"/>
+        </w:numPr>
+      </w:pPr>
+      <w:r>
+        <w:rPr>
+          <w:b/>
+          <w:bCs/>
+        </w:rPr>
+        <w:t>Activity status impact:</w:t>
+      </w:r>
+      <w:r>
+        <w:br/>
+      </w:r>
+      <w:r>
+        <w:rPr>
+          <w:b/>
+          <w:bCs/>
+        </w:rPr>
+        <w:t>Inactive members</w:t>
+      </w:r>
+      <w:r>
+        <w:t xml:space="preserve"> churn </w:t>
+      </w:r>
+      <w:r>
+        <w:rPr>
+          <w:b/>
+          <w:bCs/>
+        </w:rPr>
+        <w:t>2–3× more</w:t>
+      </w:r>
+      <w:r>
+        <w:t xml:space="preserve"> than active ones, confirming that engagement plays a critical role in retention.</w:t>
+      </w:r>
+    </w:p>
+    <w:p>
+      <w:pPr>
+        <w:numPr>
+          <w:ilvl w:val="0"/>
+          <w:numId w:val="33"/>
+        </w:numPr>
+      </w:pPr>
+      <w:r>
+        <w:rPr>
+          <w:b/>
+          <w:bCs/>
+        </w:rPr>
+        <w:t>Credit card ownership:</w:t>
+      </w:r>
+      <w:r>
+        <w:br/>
+      </w:r>
+      <w:r>
+        <w:rPr>
+          <w:b/>
+          <w:bCs/>
+        </w:rPr>
+        <w:t>Non-cardholders</w:t>
+      </w:r>
+      <w:r>
+        <w:t xml:space="preserve"> churn significantly more, highlighting a </w:t>
+      </w:r>
+      <w:r>
+        <w:rPr>
+          <w:b/>
+          <w:bCs/>
+        </w:rPr>
+        <w:t>cross-sell opportunity</w:t>
+      </w:r>
+      <w:r>
+        <w:t xml:space="preserve"> — encouraging customers to adopt credit products could help reduce churn.</w:t>
+      </w:r>
+    </w:p>
+    <w:p>
+      <w:pPr>
+        <w:numPr>
+          <w:ilvl w:val="0"/>
+          <w:numId w:val="33"/>
+        </w:numPr>
+      </w:pPr>
+      <w:r>
+        <w:rPr>
+          <w:b/>
+          <w:bCs/>
+        </w:rPr>
+        <w:t>Tenure distribution:</w:t>
+      </w:r>
+      <w:r>
+        <w:br/>
+        <w:t xml:space="preserve">The majority of customers fall within </w:t>
+      </w:r>
+      <w:r>
+        <w:rPr>
+          <w:b/>
+          <w:bCs/>
+        </w:rPr>
+        <w:t>3–5 years of tenure</w:t>
+      </w:r>
+      <w:r>
+        <w:t>, which aligns with a typical retention cycle — intervention at this stage can have a major impact on churn prevention.</w:t>
+      </w:r>
+    </w:p>
+    <w:p>
+      <w:r>
+        <w:pict w14:anchorId="08871D35">
+          <v:rect id="_x0000_i1063" style="width:0;height:1.5pt" o:hralign="center" o:hrstd="t" o:hr="t" fillcolor="#a0a0a0" stroked="f"/>
+        </w:pict>
+      </w:r>
+    </w:p>
+    <w:p>
+      <w:pPr>
+        <w:rPr>
+          <w:b/>
+          <w:bCs/>
+        </w:rPr>
+      </w:pPr>
+      <w:r>
+        <w:rPr>
+          <w:rFonts w:ascii="Segoe UI Emoji" w:hAnsi="Segoe UI Emoji" w:cs="Segoe UI Emoji"/>
+          <w:b/>
+          <w:bCs/>
+        </w:rPr>
+        <w:t>🧩</w:t>
+      </w:r>
+      <w:r>
+        <w:rPr>
+          <w:b/>
+          <w:bCs/>
+        </w:rPr>
+        <w:t xml:space="preserve"> Visual Layout Summary</w:t>
+      </w:r>
+    </w:p>
+    <w:tbl>
+      <w:tblPr>
+        <w:tblW w:w="0" w:type="auto"/>
+        <w:tblCellSpacing w:w="15" w:type="dxa"/>
+        <w:tblCellMar>
+          <w:top w:w="15" w:type="dxa"/>
+          <w:left w:w="15" w:type="dxa"/>
+          <w:bottom w:w="15" w:type="dxa"/>
+          <w:right w:w="15" w:type="dxa"/>
+        </w:tblCellMar>
+        <w:tblLook w:val="04A0" w:firstRow="1" w:lastRow="0" w:firstColumn="1" w:lastColumn="0" w:noHBand="0" w:noVBand="1"/>
+      </w:tblPr>
+      <w:tblGrid>
+        <w:gridCol w:w="1676"/>
+        <w:gridCol w:w="4159"/>
+        <w:gridCol w:w="3191"/>
+      </w:tblGrid>
+      <w:tr>
+        <w:trPr>
+          <w:tblHeader/>
+          <w:tblCellSpacing w:w="15" w:type="dxa"/>
+        </w:trPr>
+        <w:tc>
+          <w:tcPr>
+            <w:tcW w:w="0" w:type="auto"/>
+            <w:vAlign w:val="center"/>
+            <w:hideMark/>
+          </w:tcPr>
+          <w:p>
+            <w:pPr>
+              <w:rPr>
+                <w:b/>
+                <w:bCs/>
+              </w:rPr>
+            </w:pPr>
+            <w:r>
+              <w:rPr>
+                <w:b/>
+                <w:bCs/>
+              </w:rPr>
+              <w:t>Section</w:t>
+            </w:r>
+          </w:p>
+        </w:tc>
+        <w:tc>
+          <w:tcPr>
+            <w:tcW w:w="0" w:type="auto"/>
+            <w:vAlign w:val="center"/>
+            <w:hideMark/>
+          </w:tcPr>
+          <w:p>
+            <w:pPr>
+              <w:rPr>
+                <w:b/>
+                <w:bCs/>
+              </w:rPr>
+            </w:pPr>
+            <w:r>
+              <w:rPr>
+                <w:b/>
+                <w:bCs/>
+              </w:rPr>
+              <w:t>Visual</w:t>
+            </w:r>
+          </w:p>
+        </w:tc>
+        <w:tc>
+          <w:tcPr>
+            <w:tcW w:w="0" w:type="auto"/>
+            <w:vAlign w:val="center"/>
+            <w:hideMark/>
+          </w:tcPr>
+          <w:p>
+            <w:pPr>
+              <w:rPr>
+                <w:b/>
+                <w:bCs/>
+              </w:rPr>
+            </w:pPr>
+            <w:r>
+              <w:rPr>
+                <w:b/>
+                <w:bCs/>
+              </w:rPr>
+              <w:t>Purpose / Expected Insight</w:t>
+            </w:r>
+          </w:p>
+        </w:tc>
+      </w:tr>
+      <w:tr>
+        <w:trPr>
+          <w:tblCellSpacing w:w="15" w:type="dxa"/>
+        </w:trPr>
+        <w:tc>
+          <w:tcPr>
+            <w:tcW w:w="0" w:type="auto"/>
+            <w:vAlign w:val="center"/>
+            <w:hideMark/>
+          </w:tcPr>
+          <w:p>
+            <w:r>
+              <w:rPr>
+                <w:b/>
+                <w:bCs/>
+              </w:rPr>
+              <w:t>Top Section</w:t>
+            </w:r>
+          </w:p>
+        </w:tc>
+        <w:tc>
+          <w:tcPr>
+            <w:tcW w:w="0" w:type="auto"/>
+            <w:vAlign w:val="center"/>
+            <w:hideMark/>
+          </w:tcPr>
+          <w:p>
+            <w:r>
+              <w:t>KPI Cards: Total Customers, Active %, Credit Card % + Slicer Panel</w:t>
+            </w:r>
+          </w:p>
+        </w:tc>
+        <w:tc>
+          <w:tcPr>
+            <w:tcW w:w="0" w:type="auto"/>
+            <w:vAlign w:val="center"/>
+            <w:hideMark/>
+          </w:tcPr>
+          <w:p>
+            <w:r>
+              <w:t>High-level profile snapshot and filtering options</w:t>
+            </w:r>
+          </w:p>
+        </w:tc>
+      </w:tr>
+      <w:tr>
+        <w:trPr>
+          <w:tblCellSpacing w:w="15" w:type="dxa"/>
+        </w:trPr>
+        <w:tc>
+          <w:tcPr>
+            <w:tcW w:w="0" w:type="auto"/>
+            <w:vAlign w:val="center"/>
+            <w:hideMark/>
+          </w:tcPr>
+          <w:p>
+            <w:r>
+              <w:rPr>
+                <w:b/>
+                <w:bCs/>
+              </w:rPr>
+              <w:t>Middle Section</w:t>
+            </w:r>
+          </w:p>
+        </w:tc>
+        <w:tc>
+          <w:tcPr>
+            <w:tcW w:w="0" w:type="auto"/>
+            <w:vAlign w:val="center"/>
+            <w:hideMark/>
+          </w:tcPr>
+          <w:p>
+            <w:r>
+              <w:t>1️</w:t>
+            </w:r>
+            <w:r>
+              <w:rPr>
+                <w:rFonts w:ascii="Segoe UI Symbol" w:hAnsi="Segoe UI Symbol" w:cs="Segoe UI Symbol"/>
+              </w:rPr>
+              <w:t>⃣</w:t>
+            </w:r>
+            <w:r>
+              <w:t xml:space="preserve"> Age vs Churn Rate (Clustered Column + Line)</w:t>
+            </w:r>
+          </w:p>
+        </w:tc>
+        <w:tc>
+          <w:tcPr>
+            <w:tcW w:w="0" w:type="auto"/>
+            <w:vAlign w:val="center"/>
+            <w:hideMark/>
+          </w:tcPr>
+          <w:p>
+            <w:r>
+              <w:t>Identify age groups most likely to churn</w:t>
+            </w:r>
+          </w:p>
+        </w:tc>
+      </w:tr>
+      <w:tr>
+        <w:trPr>
+          <w:tblCellSpacing w:w="15" w:type="dxa"/>
+        </w:trPr>
+        <w:tc>
+          <w:tcPr>
+            <w:tcW w:w="0" w:type="auto"/>
+            <w:vAlign w:val="center"/>
+            <w:hideMark/>
+          </w:tcPr>
+          <w:p/>
+        </w:tc>
+        <w:tc>
+          <w:tcPr>
+            <w:tcW w:w="0" w:type="auto"/>
+            <w:vAlign w:val="center"/>
+            <w:hideMark/>
+          </w:tcPr>
+          <w:p>
+            <w:r>
+              <w:t>2️</w:t>
+            </w:r>
+            <w:r>
+              <w:rPr>
+                <w:rFonts w:ascii="Segoe UI Symbol" w:hAnsi="Segoe UI Symbol" w:cs="Segoe UI Symbol"/>
+              </w:rPr>
+              <w:t>⃣</w:t>
+            </w:r>
+            <w:r>
+              <w:t xml:space="preserve"> Gender vs Churn (100% Stacked Bar)</w:t>
+            </w:r>
+          </w:p>
+        </w:tc>
+        <w:tc>
+          <w:tcPr>
+            <w:tcW w:w="0" w:type="auto"/>
+            <w:vAlign w:val="center"/>
+            <w:hideMark/>
+          </w:tcPr>
+          <w:p>
+            <w:r>
+              <w:t>Compare churn share by gender</w:t>
+            </w:r>
+          </w:p>
+        </w:tc>
+      </w:tr>
+      <w:tr>
+        <w:trPr>
+          <w:tblCellSpacing w:w="15" w:type="dxa"/>
+        </w:trPr>
+        <w:tc>
+          <w:tcPr>
+            <w:tcW w:w="0" w:type="auto"/>
+            <w:vAlign w:val="center"/>
+            <w:hideMark/>
+          </w:tcPr>
+          <w:p/>
+        </w:tc>
+        <w:tc>
+          <w:tcPr>
+            <w:tcW w:w="0" w:type="auto"/>
+            <w:vAlign w:val="center"/>
+            <w:hideMark/>
+          </w:tcPr>
+          <w:p>
+            <w:r>
+              <w:t>3️</w:t>
+            </w:r>
+            <w:r>
+              <w:rPr>
+                <w:rFonts w:ascii="Segoe UI Symbol" w:hAnsi="Segoe UI Symbol" w:cs="Segoe UI Symbol"/>
+              </w:rPr>
+              <w:t>⃣</w:t>
+            </w:r>
+            <w:r>
+              <w:t xml:space="preserve"> Geography vs Credit Score (Box/Violin Plot)</w:t>
+            </w:r>
+          </w:p>
+        </w:tc>
+        <w:tc>
+          <w:tcPr>
+            <w:tcW w:w="0" w:type="auto"/>
+            <w:vAlign w:val="center"/>
+            <w:hideMark/>
+          </w:tcPr>
+          <w:p>
+            <w:r>
+              <w:t>Observe credit score distribution across regions</w:t>
+            </w:r>
+          </w:p>
+        </w:tc>
+      </w:tr>
+      <w:tr>
+        <w:trPr>
+          <w:tblCellSpacing w:w="15" w:type="dxa"/>
+        </w:trPr>
+        <w:tc>
+          <w:tcPr>
+            <w:tcW w:w="0" w:type="auto"/>
+            <w:vAlign w:val="center"/>
+            <w:hideMark/>
+          </w:tcPr>
+          <w:p>
+            <w:r>
+              <w:rPr>
+                <w:b/>
+                <w:bCs/>
+              </w:rPr>
+              <w:t>Bottom Section</w:t>
+            </w:r>
+          </w:p>
+        </w:tc>
+        <w:tc>
+          <w:tcPr>
+            <w:tcW w:w="0" w:type="auto"/>
+            <w:vAlign w:val="center"/>
+            <w:hideMark/>
+          </w:tcPr>
+          <w:p>
+            <w:r>
+              <w:t>4️</w:t>
+            </w:r>
+            <w:r>
+              <w:rPr>
+                <w:rFonts w:ascii="Segoe UI Symbol" w:hAnsi="Segoe UI Symbol" w:cs="Segoe UI Symbol"/>
+              </w:rPr>
+              <w:t>⃣</w:t>
+            </w:r>
+            <w:r>
+              <w:t xml:space="preserve"> Active vs Inactive (Clustered Column)</w:t>
+            </w:r>
+          </w:p>
+        </w:tc>
+        <w:tc>
+          <w:tcPr>
+            <w:tcW w:w="0" w:type="auto"/>
+            <w:vAlign w:val="center"/>
+            <w:hideMark/>
+          </w:tcPr>
+          <w:p>
+            <w:r>
+              <w:t>Measure churn by engagement status</w:t>
+            </w:r>
+          </w:p>
+        </w:tc>
+      </w:tr>
+      <w:tr>
+        <w:trPr>
+          <w:tblCellSpacing w:w="15" w:type="dxa"/>
+        </w:trPr>
+        <w:tc>
+          <w:tcPr>
+            <w:tcW w:w="0" w:type="auto"/>
+            <w:vAlign w:val="center"/>
+            <w:hideMark/>
+          </w:tcPr>
+          <w:p/>
+        </w:tc>
+        <w:tc>
+          <w:tcPr>
+            <w:tcW w:w="0" w:type="auto"/>
+            <w:vAlign w:val="center"/>
+            <w:hideMark/>
+          </w:tcPr>
+          <w:p>
+            <w:r>
+              <w:t>5️</w:t>
+            </w:r>
+            <w:r>
+              <w:rPr>
+                <w:rFonts w:ascii="Segoe UI Symbol" w:hAnsi="Segoe UI Symbol" w:cs="Segoe UI Symbol"/>
+              </w:rPr>
+              <w:t>⃣</w:t>
+            </w:r>
+            <w:r>
+              <w:t xml:space="preserve"> Credit Card Ownership vs Churn (Bar Chart)</w:t>
+            </w:r>
+          </w:p>
+        </w:tc>
+        <w:tc>
+          <w:tcPr>
+            <w:tcW w:w="0" w:type="auto"/>
+            <w:vAlign w:val="center"/>
+            <w:hideMark/>
+          </w:tcPr>
+          <w:p>
+            <w:r>
+              <w:t>Evaluate churn impact by product ownership</w:t>
+            </w:r>
+          </w:p>
+        </w:tc>
+      </w:tr>
+      <w:tr>
+        <w:trPr>
+          <w:tblCellSpacing w:w="15" w:type="dxa"/>
+        </w:trPr>
+        <w:tc>
+          <w:tcPr>
+            <w:tcW w:w="0" w:type="auto"/>
+            <w:vAlign w:val="center"/>
+            <w:hideMark/>
+          </w:tcPr>
+          <w:p/>
+        </w:tc>
+        <w:tc>
+          <w:tcPr>
+            <w:tcW w:w="0" w:type="auto"/>
+            <w:vAlign w:val="center"/>
+            <w:hideMark/>
+          </w:tcPr>
+          <w:p>
+            <w:r>
+              <w:t>6️</w:t>
+            </w:r>
+            <w:r>
+              <w:rPr>
+                <w:rFonts w:ascii="Segoe UI Symbol" w:hAnsi="Segoe UI Symbol" w:cs="Segoe UI Symbol"/>
+              </w:rPr>
+              <w:t>⃣</w:t>
+            </w:r>
+            <w:r>
+              <w:t xml:space="preserve"> Tenure Distribution (Histogram)</w:t>
+            </w:r>
+          </w:p>
+        </w:tc>
+        <w:tc>
+          <w:tcPr>
+            <w:tcW w:w="0" w:type="auto"/>
+            <w:vAlign w:val="center"/>
+            <w:hideMark/>
+          </w:tcPr>
+          <w:p>
+            <w:r>
+              <w:t>Assess customer retention pattern by years</w:t>
+            </w:r>
+          </w:p>
+        </w:tc>
+      </w:tr>
+      <w:tr>
+        <w:trPr>
+          <w:tblCellSpacing w:w="15" w:type="dxa"/>
+        </w:trPr>
+        <w:tc>
+          <w:tcPr>
+            <w:tcW w:w="0" w:type="auto"/>
+            <w:vAlign w:val="center"/>
+            <w:hideMark/>
+          </w:tcPr>
+          <w:p>
+            <w:r>
+              <w:rPr>
+                <w:b/>
+                <w:bCs/>
+              </w:rPr>
+              <w:t>Advanced (Optional)</w:t>
+            </w:r>
+          </w:p>
+        </w:tc>
+        <w:tc>
+          <w:tcPr>
+            <w:tcW w:w="0" w:type="auto"/>
+            <w:vAlign w:val="center"/>
+            <w:hideMark/>
+          </w:tcPr>
+          <w:p>
+            <w:r>
+              <w:t>7️</w:t>
+            </w:r>
+            <w:r>
+              <w:rPr>
+                <w:rFonts w:ascii="Segoe UI Symbol" w:hAnsi="Segoe UI Symbol" w:cs="Segoe UI Symbol"/>
+              </w:rPr>
+              <w:t>⃣</w:t>
+            </w:r>
+            <w:r>
+              <w:t xml:space="preserve"> Customer Persona Clustering (Scatter + Clustering)</w:t>
+            </w:r>
+          </w:p>
+        </w:tc>
+        <w:tc>
+          <w:tcPr>
+            <w:tcW w:w="0" w:type="auto"/>
+            <w:vAlign w:val="center"/>
+            <w:hideMark/>
+          </w:tcPr>
+          <w:p>
+            <w:r>
+              <w:t>Identify high-risk churn personas</w:t>
+            </w:r>
+          </w:p>
+        </w:tc>
+      </w:tr>
+    </w:tbl>
+    <w:p>
+      <w:r>
+        <w:lastRenderedPageBreak/>
+        <w:pict w14:anchorId="42784123">
+          <v:rect id="_x0000_i1064" style="width:0;height:1.5pt" o:hralign="center" o:hrstd="t" o:hr="t" fillcolor="#a0a0a0" stroked="f"/>
+        </w:pict>
+      </w:r>
+    </w:p>
+    <w:p>
+      <w:pPr>
+        <w:rPr>
+          <w:b/>
+          <w:bCs/>
+        </w:rPr>
+      </w:pPr>
+      <w:r>
+        <w:rPr>
+          <w:rFonts w:ascii="Segoe UI Emoji" w:hAnsi="Segoe UI Emoji" w:cs="Segoe UI Emoji"/>
+          <w:b/>
+          <w:bCs/>
+        </w:rPr>
+        <w:t>🧮</w:t>
+      </w:r>
+      <w:r>
+        <w:rPr>
+          <w:b/>
+          <w:bCs/>
+        </w:rPr>
+        <w:t xml:space="preserve"> Key DAX Measures</w:t>
+      </w:r>
+    </w:p>
+    <w:tbl>
+      <w:tblPr>
+        <w:tblW w:w="0" w:type="auto"/>
+        <w:tblCellSpacing w:w="15" w:type="dxa"/>
+        <w:tblCellMar>
+          <w:top w:w="15" w:type="dxa"/>
+          <w:left w:w="15" w:type="dxa"/>
+          <w:bottom w:w="15" w:type="dxa"/>
+          <w:right w:w="15" w:type="dxa"/>
+        </w:tblCellMar>
+        <w:tblLook w:val="04A0" w:firstRow="1" w:lastRow="0" w:firstColumn="1" w:lastColumn="0" w:noHBand="0" w:noVBand="1"/>
+      </w:tblPr>
+      <w:tblGrid>
+        <w:gridCol w:w="1170"/>
+        <w:gridCol w:w="6304"/>
+        <w:gridCol w:w="1552"/>
+      </w:tblGrid>
+      <w:tr>
+        <w:trPr>
+          <w:tblHeader/>
+          <w:tblCellSpacing w:w="15" w:type="dxa"/>
+        </w:trPr>
+        <w:tc>
+          <w:tcPr>
+            <w:tcW w:w="0" w:type="auto"/>
+            <w:vAlign w:val="center"/>
+            <w:hideMark/>
+          </w:tcPr>
+          <w:p>
+            <w:pPr>
+              <w:rPr>
+                <w:b/>
+                <w:bCs/>
+              </w:rPr>
+            </w:pPr>
+            <w:r>
+              <w:rPr>
+                <w:b/>
+                <w:bCs/>
+              </w:rPr>
+              <w:t>Measure</w:t>
+            </w:r>
+          </w:p>
+        </w:tc>
+        <w:tc>
+          <w:tcPr>
+            <w:tcW w:w="0" w:type="auto"/>
+            <w:vAlign w:val="center"/>
+            <w:hideMark/>
+          </w:tcPr>
+          <w:p>
+            <w:pPr>
+              <w:rPr>
+                <w:b/>
+                <w:bCs/>
+              </w:rPr>
+            </w:pPr>
+            <w:r>
+              <w:rPr>
+                <w:b/>
+                <w:bCs/>
+              </w:rPr>
+              <w:t>Formula</w:t>
+            </w:r>
+          </w:p>
+        </w:tc>
+        <w:tc>
+          <w:tcPr>
+            <w:tcW w:w="0" w:type="auto"/>
+            <w:vAlign w:val="center"/>
+            <w:hideMark/>
+          </w:tcPr>
+          <w:p>
+            <w:pPr>
+              <w:rPr>
+                <w:b/>
+                <w:bCs/>
+              </w:rPr>
+            </w:pPr>
+            <w:r>
+              <w:rPr>
+                <w:b/>
+                <w:bCs/>
+              </w:rPr>
+              <w:t>Description</w:t>
+            </w:r>
+          </w:p>
+        </w:tc>
+      </w:tr>
+      <w:tr>
+        <w:trPr>
+          <w:tblCellSpacing w:w="15" w:type="dxa"/>
+        </w:trPr>
+        <w:tc>
+          <w:tcPr>
+            <w:tcW w:w="0" w:type="auto"/>
+            <w:vAlign w:val="center"/>
+            <w:hideMark/>
+          </w:tcPr>
+          <w:p>
+            <w:r>
+              <w:rPr>
+                <w:b/>
+                <w:bCs/>
+              </w:rPr>
+              <w:t>Age Group</w:t>
+            </w:r>
+          </w:p>
+        </w:tc>
+        <w:tc>
+          <w:tcPr>
+            <w:tcW w:w="0" w:type="auto"/>
+            <w:vAlign w:val="center"/>
+            <w:hideMark/>
+          </w:tcPr>
+          <w:p>
+            <w:r>
+              <w:t>Age Group = SWITCH(TRUE(), [Age]&lt;26,"18–25",[Age]&lt;36,"26–35",[Age]&lt;46,"36–45",[Age]&lt;56,"46–55","56+")</w:t>
+            </w:r>
+          </w:p>
+        </w:tc>
+        <w:tc>
+          <w:tcPr>
+            <w:tcW w:w="0" w:type="auto"/>
+            <w:vAlign w:val="center"/>
+            <w:hideMark/>
+          </w:tcPr>
+          <w:p>
+            <w:r>
+              <w:t>Categorize customers into age bins</w:t>
+            </w:r>
+          </w:p>
+        </w:tc>
+      </w:tr>
+      <w:tr>
+        <w:trPr>
+          <w:tblCellSpacing w:w="15" w:type="dxa"/>
+        </w:trPr>
+        <w:tc>
+          <w:tcPr>
+            <w:tcW w:w="0" w:type="auto"/>
+            <w:vAlign w:val="center"/>
+            <w:hideMark/>
+          </w:tcPr>
+          <w:p>
+            <w:r>
+              <w:rPr>
+                <w:b/>
+                <w:bCs/>
+              </w:rPr>
+              <w:t>Churn Count</w:t>
+            </w:r>
+          </w:p>
+        </w:tc>
+        <w:tc>
+          <w:tcPr>
+            <w:tcW w:w="0" w:type="auto"/>
+            <w:vAlign w:val="center"/>
+            <w:hideMark/>
+          </w:tcPr>
+          <w:p>
+            <w:r>
+              <w:t>CALCULATE(COUNTROWS(FACT_CUSTOMER_CHURN_V1), DIM_EXIT_CUSTOMER[</w:t>
+            </w:r>
+            <w:proofErr w:type="spellStart"/>
+            <w:r>
+              <w:t>ExitCategory</w:t>
+            </w:r>
+            <w:proofErr w:type="spellEnd"/>
+            <w:r>
+              <w:t>]="Exit")</w:t>
+            </w:r>
+          </w:p>
+        </w:tc>
+        <w:tc>
+          <w:tcPr>
+            <w:tcW w:w="0" w:type="auto"/>
+            <w:vAlign w:val="center"/>
+            <w:hideMark/>
+          </w:tcPr>
+          <w:p>
+            <w:r>
+              <w:t>Counts churned customers</w:t>
+            </w:r>
+          </w:p>
+        </w:tc>
+      </w:tr>
+      <w:tr>
+        <w:trPr>
+          <w:tblCellSpacing w:w="15" w:type="dxa"/>
+        </w:trPr>
+        <w:tc>
+          <w:tcPr>
+            <w:tcW w:w="0" w:type="auto"/>
+            <w:vAlign w:val="center"/>
+            <w:hideMark/>
+          </w:tcPr>
+          <w:p>
+            <w:r>
+              <w:rPr>
+                <w:b/>
+                <w:bCs/>
+              </w:rPr>
+              <w:t>Churn Rate by Attribute</w:t>
+            </w:r>
+          </w:p>
+        </w:tc>
+        <w:tc>
+          <w:tcPr>
+            <w:tcW w:w="0" w:type="auto"/>
+            <w:vAlign w:val="center"/>
+            <w:hideMark/>
+          </w:tcPr>
+          <w:p>
+            <w:r>
+              <w:t>DIVIDE([Churn Count],[Total Customers])</w:t>
+            </w:r>
+          </w:p>
+        </w:tc>
+        <w:tc>
+          <w:tcPr>
+            <w:tcW w:w="0" w:type="auto"/>
+            <w:vAlign w:val="center"/>
+            <w:hideMark/>
+          </w:tcPr>
+          <w:p>
+            <w:r>
+              <w:t>Context-specific churn rate</w:t>
+            </w:r>
+          </w:p>
+        </w:tc>
+      </w:tr>
+      <w:tr>
+        <w:trPr>
+          <w:tblCellSpacing w:w="15" w:type="dxa"/>
+        </w:trPr>
+        <w:tc>
+          <w:tcPr>
+            <w:tcW w:w="0" w:type="auto"/>
+            <w:vAlign w:val="center"/>
+            <w:hideMark/>
+          </w:tcPr>
+          <w:p>
+            <w:r>
+              <w:rPr>
+                <w:b/>
+                <w:bCs/>
+              </w:rPr>
+              <w:t>Active %</w:t>
+            </w:r>
+          </w:p>
+        </w:tc>
+        <w:tc>
+          <w:tcPr>
+            <w:tcW w:w="0" w:type="auto"/>
+            <w:vAlign w:val="center"/>
+            <w:hideMark/>
+          </w:tcPr>
+          <w:p>
+            <w:r>
+              <w:t>DIVIDE([Active Members],[Total Customers])</w:t>
+            </w:r>
+          </w:p>
+        </w:tc>
+        <w:tc>
+          <w:tcPr>
+            <w:tcW w:w="0" w:type="auto"/>
+            <w:vAlign w:val="center"/>
+            <w:hideMark/>
+          </w:tcPr>
+          <w:p>
+            <w:r>
+              <w:t>Share of active members</w:t>
+            </w:r>
+          </w:p>
+        </w:tc>
+      </w:tr>
+      <w:tr>
+        <w:trPr>
+          <w:tblCellSpacing w:w="15" w:type="dxa"/>
+        </w:trPr>
+        <w:tc>
+          <w:tcPr>
+            <w:tcW w:w="0" w:type="auto"/>
+            <w:vAlign w:val="center"/>
+            <w:hideMark/>
+          </w:tcPr>
+          <w:p>
+            <w:r>
+              <w:rPr>
+                <w:b/>
+                <w:bCs/>
+              </w:rPr>
+              <w:t>Credit Card %</w:t>
+            </w:r>
+          </w:p>
+        </w:tc>
+        <w:tc>
+          <w:tcPr>
+            <w:tcW w:w="0" w:type="auto"/>
+            <w:vAlign w:val="center"/>
+            <w:hideMark/>
+          </w:tcPr>
+          <w:p>
+            <w:r>
+              <w:t>DIVIDE([Credit Card Holders],[Total Customers])</w:t>
+            </w:r>
+          </w:p>
+        </w:tc>
+        <w:tc>
+          <w:tcPr>
+            <w:tcW w:w="0" w:type="auto"/>
+            <w:vAlign w:val="center"/>
+            <w:hideMark/>
+          </w:tcPr>
+          <w:p>
+            <w:r>
+              <w:t>% of customers with credit cards</w:t>
+            </w:r>
+          </w:p>
+        </w:tc>
+      </w:tr>
+    </w:tbl>
+    <w:p>
+      <w:r>
+        <w:pict w14:anchorId="1A67AF1D">
+          <v:rect id="_x0000_i1065" style="width:0;height:1.5pt" o:hralign="center" o:hrstd="t" o:hr="t" fillcolor="#a0a0a0" stroked="f"/>
+        </w:pict>
+      </w:r>
+    </w:p>
+    <w:p>
+      <w:pPr>
+        <w:rPr>
+          <w:b/>
+          <w:bCs/>
+        </w:rPr>
+      </w:pPr>
+      <w:r>
+        <w:rPr>
+          <w:rFonts w:ascii="Segoe UI Emoji" w:hAnsi="Segoe UI Emoji" w:cs="Segoe UI Emoji"/>
+          <w:b/>
+          <w:bCs/>
+        </w:rPr>
+        <w:t>🎨</w:t>
+      </w:r>
+      <w:r>
+        <w:rPr>
+          <w:b/>
+          <w:bCs/>
+        </w:rPr>
+        <w:t xml:space="preserve"> Design &amp; Styling</w:t>
+      </w:r>
+    </w:p>
+    <w:p>
+      <w:pPr>
+        <w:numPr>
+          <w:ilvl w:val="0"/>
+          <w:numId w:val="34"/>
+        </w:numPr>
+      </w:pPr>
+      <w:r>
+        <w:t xml:space="preserve">Maintain </w:t>
+      </w:r>
+      <w:r>
+        <w:rPr>
+          <w:b/>
+          <w:bCs/>
+        </w:rPr>
+        <w:t>visual consistency</w:t>
+      </w:r>
+      <w:r>
+        <w:t xml:space="preserve"> with Page 1 (Executive Overview).</w:t>
+      </w:r>
+    </w:p>
+    <w:p>
+      <w:pPr>
+        <w:numPr>
+          <w:ilvl w:val="0"/>
+          <w:numId w:val="34"/>
+        </w:numPr>
+      </w:pPr>
+      <w:r>
+        <w:t xml:space="preserve">Use </w:t>
+      </w:r>
+      <w:r>
+        <w:rPr>
+          <w:b/>
+          <w:bCs/>
+        </w:rPr>
+        <w:t>rounded white KPI cards</w:t>
+      </w:r>
+      <w:r>
+        <w:t xml:space="preserve"> with light shadows for clarity.</w:t>
+      </w:r>
+    </w:p>
+    <w:p>
+      <w:pPr>
+        <w:numPr>
+          <w:ilvl w:val="0"/>
+          <w:numId w:val="34"/>
+        </w:numPr>
+      </w:pPr>
+      <w:r>
+        <w:t xml:space="preserve">Keep </w:t>
+      </w:r>
+      <w:r>
+        <w:rPr>
+          <w:b/>
+          <w:bCs/>
+        </w:rPr>
+        <w:t>navigation on left panel</w:t>
+      </w:r>
+      <w:r>
+        <w:t xml:space="preserve"> and adopt </w:t>
+      </w:r>
+      <w:r>
+        <w:rPr>
+          <w:b/>
+          <w:bCs/>
+        </w:rPr>
+        <w:t>light green accents</w:t>
+      </w:r>
+      <w:r>
+        <w:t xml:space="preserve"> for segmentation visuals.</w:t>
+      </w:r>
+    </w:p>
+    <w:p>
+      <w:pPr>
+        <w:numPr>
+          <w:ilvl w:val="0"/>
+          <w:numId w:val="34"/>
+        </w:numPr>
+      </w:pPr>
+      <w:r>
+        <w:t xml:space="preserve">Include small </w:t>
+      </w:r>
+      <w:r>
+        <w:rPr>
+          <w:b/>
+          <w:bCs/>
+        </w:rPr>
+        <w:t>icons</w:t>
+      </w:r>
+      <w:r>
+        <w:t xml:space="preserve"> for visual guidance (</w:t>
+      </w:r>
+      <w:r>
+        <w:rPr>
+          <w:rFonts w:ascii="Segoe UI Emoji" w:hAnsi="Segoe UI Emoji" w:cs="Segoe UI Emoji"/>
+        </w:rPr>
+        <w:t>👤</w:t>
+      </w:r>
+      <w:r>
+        <w:t xml:space="preserve"> demographics, </w:t>
+      </w:r>
+      <w:r>
+        <w:rPr>
+          <w:rFonts w:ascii="Segoe UI Emoji" w:hAnsi="Segoe UI Emoji" w:cs="Segoe UI Emoji"/>
+        </w:rPr>
+        <w:t>💳</w:t>
+      </w:r>
+      <w:r>
+        <w:t xml:space="preserve"> credit, </w:t>
+      </w:r>
+      <w:r>
+        <w:rPr>
+          <w:rFonts w:ascii="Segoe UI Emoji" w:hAnsi="Segoe UI Emoji" w:cs="Segoe UI Emoji"/>
+        </w:rPr>
+        <w:t>🌍</w:t>
+      </w:r>
+      <w:r>
+        <w:t xml:space="preserve"> geography).</w:t>
+      </w:r>
+    </w:p>
+    <w:p>
+      <w:r>
+        <w:pict w14:anchorId="16B5A562">
+          <v:rect id="_x0000_i1066" style="width:0;height:1.5pt" o:hralign="center" o:hrstd="t" o:hr="t" fillcolor="#a0a0a0" stroked="f"/>
+        </w:pict>
+      </w:r>
+    </w:p>
+    <w:p>
+      <w:pPr>
+        <w:rPr>
+          <w:b/>
+          <w:bCs/>
+        </w:rPr>
+      </w:pPr>
+      <w:r>
+        <w:rPr>
+          <w:rFonts w:ascii="Segoe UI Emoji" w:hAnsi="Segoe UI Emoji" w:cs="Segoe UI Emoji"/>
+          <w:b/>
+          <w:bCs/>
+        </w:rPr>
+        <w:t>📖</w:t>
+      </w:r>
+      <w:r>
+        <w:rPr>
+          <w:b/>
+          <w:bCs/>
+        </w:rPr>
+        <w:t xml:space="preserve"> Narrative Summary</w:t>
+      </w:r>
+    </w:p>
+    <w:p>
+      <w:r>
+        <w:t xml:space="preserve">The demographic analysis reveals that churn is </w:t>
+      </w:r>
+      <w:r>
+        <w:rPr>
+          <w:b/>
+          <w:bCs/>
+        </w:rPr>
+        <w:t>concentrated among mid-age customers (25–45)</w:t>
+      </w:r>
+      <w:r>
+        <w:t xml:space="preserve"> and </w:t>
+      </w:r>
+      <w:r>
+        <w:rPr>
+          <w:b/>
+          <w:bCs/>
+        </w:rPr>
+        <w:t>inactive, non-credit-card holders</w:t>
+      </w:r>
+      <w:r>
+        <w:t>.</w:t>
+      </w:r>
+      <w:r>
+        <w:br/>
+      </w:r>
+      <w:proofErr w:type="spellStart"/>
+      <w:r>
+        <w:t>Behavioral</w:t>
+      </w:r>
+      <w:proofErr w:type="spellEnd"/>
+      <w:r>
+        <w:t xml:space="preserve"> engagement and product adoption emerge as </w:t>
+      </w:r>
+      <w:r>
+        <w:rPr>
+          <w:b/>
+          <w:bCs/>
+        </w:rPr>
+        <w:t>key levers for retention</w:t>
+      </w:r>
+      <w:r>
+        <w:t>, while credit score and geography offer additional predictive context.</w:t>
+      </w:r>
+      <w:r>
+        <w:br/>
+        <w:t xml:space="preserve">Future initiatives should focus on </w:t>
+      </w:r>
+      <w:r>
+        <w:rPr>
+          <w:b/>
+          <w:bCs/>
+        </w:rPr>
+        <w:t>activating dormant customers</w:t>
+      </w:r>
+      <w:r>
+        <w:t xml:space="preserve">, </w:t>
+      </w:r>
+      <w:r>
+        <w:rPr>
+          <w:b/>
+          <w:bCs/>
+        </w:rPr>
+        <w:t>incentivizing credit card usage</w:t>
+      </w:r>
+      <w:r>
+        <w:t xml:space="preserve">, and </w:t>
+      </w:r>
+      <w:r>
+        <w:rPr>
+          <w:b/>
+          <w:bCs/>
+        </w:rPr>
+        <w:t>personalizing retention campaigns</w:t>
+      </w:r>
+      <w:r>
+        <w:t xml:space="preserve"> for high-risk profiles.</w:t>
+      </w:r>
+    </w:p>
+    <w:p/>
     <w:p>
       <w:pPr>
         <w:rPr>
@@ -39219,6 +40735,7 @@
     </w:p>
     <w:p>
       <w:r>
+        <w:lastRenderedPageBreak/>
         <w:t xml:space="preserve">To </w:t>
       </w:r>
       <w:proofErr w:type="spellStart"/>
@@ -39461,95 +40978,6 @@
     </w:lvl>
   </w:abstractNum>
   <w:abstractNum w:abstractNumId="2" w15:restartNumberingAfterBreak="0">
-    <w:nsid w:val="05BB7E2D"/>
-    <w:multiLevelType w:val="hybridMultilevel"/>
-    <w:tmpl w:val="4704EE68"/>
-    <w:lvl w:ilvl="0" w:tplc="4409000F">
-      <w:start w:val="1"/>
-      <w:numFmt w:val="decimal"/>
-      <w:lvlText w:val="%1."/>
-      <w:lvlJc w:val="left"/>
-      <w:pPr>
-        <w:ind w:left="720" w:hanging="360"/>
-      </w:pPr>
-      <w:rPr>
-        <w:rFonts w:hint="default"/>
-      </w:rPr>
-    </w:lvl>
-    <w:lvl w:ilvl="1" w:tplc="44090019" w:tentative="1">
-      <w:start w:val="1"/>
-      <w:numFmt w:val="lowerLetter"/>
-      <w:lvlText w:val="%2."/>
-      <w:lvlJc w:val="left"/>
-      <w:pPr>
-        <w:ind w:left="1440" w:hanging="360"/>
-      </w:pPr>
-    </w:lvl>
-    <w:lvl w:ilvl="2" w:tplc="4409001B" w:tentative="1">
-      <w:start w:val="1"/>
-      <w:numFmt w:val="lowerRoman"/>
-      <w:lvlText w:val="%3."/>
-      <w:lvlJc w:val="right"/>
-      <w:pPr>
-        <w:ind w:left="2160" w:hanging="180"/>
-      </w:pPr>
-    </w:lvl>
-    <w:lvl w:ilvl="3" w:tplc="4409000F" w:tentative="1">
-      <w:start w:val="1"/>
-      <w:numFmt w:val="decimal"/>
-      <w:lvlText w:val="%4."/>
-      <w:lvlJc w:val="left"/>
-      <w:pPr>
-        <w:ind w:left="2880" w:hanging="360"/>
-      </w:pPr>
-    </w:lvl>
-    <w:lvl w:ilvl="4" w:tplc="44090019" w:tentative="1">
-      <w:start w:val="1"/>
-      <w:numFmt w:val="lowerLetter"/>
-      <w:lvlText w:val="%5."/>
-      <w:lvlJc w:val="left"/>
-      <w:pPr>
-        <w:ind w:left="3600" w:hanging="360"/>
-      </w:pPr>
-    </w:lvl>
-    <w:lvl w:ilvl="5" w:tplc="4409001B" w:tentative="1">
-      <w:start w:val="1"/>
-      <w:numFmt w:val="lowerRoman"/>
-      <w:lvlText w:val="%6."/>
-      <w:lvlJc w:val="right"/>
-      <w:pPr>
-        <w:ind w:left="4320" w:hanging="180"/>
-      </w:pPr>
-    </w:lvl>
-    <w:lvl w:ilvl="6" w:tplc="4409000F" w:tentative="1">
-      <w:start w:val="1"/>
-      <w:numFmt w:val="decimal"/>
-      <w:lvlText w:val="%7."/>
-      <w:lvlJc w:val="left"/>
-      <w:pPr>
-        <w:ind w:left="5040" w:hanging="360"/>
-      </w:pPr>
-    </w:lvl>
-    <w:lvl w:ilvl="7" w:tplc="44090019" w:tentative="1">
-      <w:start w:val="1"/>
-      <w:numFmt w:val="lowerLetter"/>
-      <w:lvlText w:val="%8."/>
-      <w:lvlJc w:val="left"/>
-      <w:pPr>
-        <w:ind w:left="5760" w:hanging="360"/>
-      </w:pPr>
-    </w:lvl>
-    <w:lvl w:ilvl="8" w:tplc="4409001B" w:tentative="1">
-      <w:start w:val="1"/>
-      <w:numFmt w:val="lowerRoman"/>
-      <w:lvlText w:val="%9."/>
-      <w:lvlJc w:val="right"/>
-      <w:pPr>
-        <w:ind w:left="6480" w:hanging="180"/>
-      </w:pPr>
-    </w:lvl>
-  </w:abstractNum>
-  <w:abstractNum w:abstractNumId="3" w15:restartNumberingAfterBreak="0">
     <w:nsid w:val="06384A57"/>
     <w:multiLevelType w:val="hybridMultilevel"/>
     <w:tmpl w:val="61B499AE"/>
@@ -39662,120 +41090,7 @@
       </w:rPr>
     </w:lvl>
   </w:abstractNum>
-  <w:abstractNum w:abstractNumId="4" w15:restartNumberingAfterBreak="0">
-    <w:nsid w:val="09651866"/>
-    <w:multiLevelType w:val="hybridMultilevel"/>
-    <w:tmpl w:val="8A96FFFC"/>
-    <w:lvl w:ilvl="0" w:tplc="44090001">
-      <w:start w:val="1"/>
-      <w:numFmt w:val="bullet"/>
-      <w:lvlText w:val=""/>
-      <w:lvlJc w:val="left"/>
-      <w:pPr>
-        <w:ind w:left="720" w:hanging="360"/>
-      </w:pPr>
-      <w:rPr>
-        <w:rFonts w:ascii="Symbol" w:hAnsi="Symbol" w:hint="default"/>
-      </w:rPr>
-    </w:lvl>
-    <w:lvl w:ilvl="1" w:tplc="44090003" w:tentative="1">
-      <w:start w:val="1"/>
-      <w:numFmt w:val="bullet"/>
-      <w:lvlText w:val="o"/>
-      <w:lvlJc w:val="left"/>
-      <w:pPr>
-        <w:ind w:left="1440" w:hanging="360"/>
-      </w:pPr>
-      <w:rPr>
-        <w:rFonts w:ascii="Courier New" w:hAnsi="Courier New" w:cs="Courier New" w:hint="default"/>
-      </w:rPr>
-    </w:lvl>
-    <w:lvl w:ilvl="2" w:tplc="44090005" w:tentative="1">
-      <w:start w:val="1"/>
-      <w:numFmt w:val="bullet"/>
-      <w:lvlText w:val=""/>
-      <w:lvlJc w:val="left"/>
-      <w:pPr>
-        <w:ind w:left="2160" w:hanging="360"/>
-      </w:pPr>
-      <w:rPr>
-        <w:rFonts w:ascii="Wingdings" w:hAnsi="Wingdings" w:hint="default"/>
-      </w:rPr>
-    </w:lvl>
-    <w:lvl w:ilvl="3" w:tplc="44090001" w:tentative="1">
-      <w:start w:val="1"/>
-      <w:numFmt w:val="bullet"/>
-      <w:lvlText w:val=""/>
-      <w:lvlJc w:val="left"/>
-      <w:pPr>
-        <w:ind w:left="2880" w:hanging="360"/>
-      </w:pPr>
-      <w:rPr>
-        <w:rFonts w:ascii="Symbol" w:hAnsi="Symbol" w:hint="default"/>
-      </w:rPr>
-    </w:lvl>
-    <w:lvl w:ilvl="4" w:tplc="44090003" w:tentative="1">
-      <w:start w:val="1"/>
-      <w:numFmt w:val="bullet"/>
-      <w:lvlText w:val="o"/>
-      <w:lvlJc w:val="left"/>
-      <w:pPr>
-        <w:ind w:left="3600" w:hanging="360"/>
-      </w:pPr>
-      <w:rPr>
-        <w:rFonts w:ascii="Courier New" w:hAnsi="Courier New" w:cs="Courier New" w:hint="default"/>
-      </w:rPr>
-    </w:lvl>
-    <w:lvl w:ilvl="5" w:tplc="44090005" w:tentative="1">
-      <w:start w:val="1"/>
-      <w:numFmt w:val="bullet"/>
-      <w:lvlText w:val=""/>
-      <w:lvlJc w:val="left"/>
-      <w:pPr>
-        <w:ind w:left="4320" w:hanging="360"/>
-      </w:pPr>
-      <w:rPr>
-        <w:rFonts w:ascii="Wingdings" w:hAnsi="Wingdings" w:hint="default"/>
-      </w:rPr>
-    </w:lvl>
-    <w:lvl w:ilvl="6" w:tplc="44090001" w:tentative="1">
-      <w:start w:val="1"/>
-      <w:numFmt w:val="bullet"/>
-      <w:lvlText w:val=""/>
-      <w:lvlJc w:val="left"/>
-      <w:pPr>
-        <w:ind w:left="5040" w:hanging="360"/>
-      </w:pPr>
-      <w:rPr>
-        <w:rFonts w:ascii="Symbol" w:hAnsi="Symbol" w:hint="default"/>
-      </w:rPr>
-    </w:lvl>
-    <w:lvl w:ilvl="7" w:tplc="44090003" w:tentative="1">
-      <w:start w:val="1"/>
-      <w:numFmt w:val="bullet"/>
-      <w:lvlText w:val="o"/>
-      <w:lvlJc w:val="left"/>
-      <w:pPr>
-        <w:ind w:left="5760" w:hanging="360"/>
-      </w:pPr>
-      <w:rPr>
-        <w:rFonts w:ascii="Courier New" w:hAnsi="Courier New" w:cs="Courier New" w:hint="default"/>
-      </w:rPr>
-    </w:lvl>
-    <w:lvl w:ilvl="8" w:tplc="44090005" w:tentative="1">
-      <w:start w:val="1"/>
-      <w:numFmt w:val="bullet"/>
-      <w:lvlText w:val=""/>
-      <w:lvlJc w:val="left"/>
-      <w:pPr>
-        <w:ind w:left="6480" w:hanging="360"/>
-      </w:pPr>
-      <w:rPr>
-        <w:rFonts w:ascii="Wingdings" w:hAnsi="Wingdings" w:hint="default"/>
-      </w:rPr>
-    </w:lvl>
-  </w:abstractNum>
-  <w:abstractNum w:abstractNumId="5" w15:restartNumberingAfterBreak="0">
+  <w:abstractNum w:abstractNumId="3" w15:restartNumberingAfterBreak="0">
     <w:nsid w:val="097468D8"/>
     <w:multiLevelType w:val="multilevel"/>
     <w:tmpl w:val="087CCB58"/>
@@ -39920,7 +41235,7 @@
       </w:rPr>
     </w:lvl>
   </w:abstractNum>
-  <w:abstractNum w:abstractNumId="6" w15:restartNumberingAfterBreak="0">
+  <w:abstractNum w:abstractNumId="4" w15:restartNumberingAfterBreak="0">
     <w:nsid w:val="0AE4780A"/>
     <w:multiLevelType w:val="hybridMultilevel"/>
     <w:tmpl w:val="98E0436A"/>
@@ -40033,10 +41348,10 @@
       </w:rPr>
     </w:lvl>
   </w:abstractNum>
-  <w:abstractNum w:abstractNumId="7" w15:restartNumberingAfterBreak="0">
-    <w:nsid w:val="0E8A79CE"/>
+  <w:abstractNum w:abstractNumId="5" w15:restartNumberingAfterBreak="0">
+    <w:nsid w:val="0F712783"/>
     <w:multiLevelType w:val="hybridMultilevel"/>
-    <w:tmpl w:val="3DAA1FA4"/>
+    <w:tmpl w:val="EA928BA8"/>
     <w:lvl w:ilvl="0" w:tplc="44090001">
       <w:start w:val="1"/>
       <w:numFmt w:val="bullet"/>
@@ -40146,10 +41461,159 @@
       </w:rPr>
     </w:lvl>
   </w:abstractNum>
-  <w:abstractNum w:abstractNumId="8" w15:restartNumberingAfterBreak="0">
-    <w:nsid w:val="0F712783"/>
+  <w:abstractNum w:abstractNumId="6" w15:restartNumberingAfterBreak="0">
+    <w:nsid w:val="1934229D"/>
+    <w:multiLevelType w:val="multilevel"/>
+    <w:tmpl w:val="4DB20A38"/>
+    <w:lvl w:ilvl="0">
+      <w:start w:val="1"/>
+      <w:numFmt w:val="bullet"/>
+      <w:lvlText w:val=""/>
+      <w:lvlJc w:val="left"/>
+      <w:pPr>
+        <w:tabs>
+          <w:tab w:val="num" w:pos="720"/>
+        </w:tabs>
+        <w:ind w:left="720" w:hanging="360"/>
+      </w:pPr>
+      <w:rPr>
+        <w:rFonts w:ascii="Symbol" w:hAnsi="Symbol" w:hint="default"/>
+        <w:sz w:val="20"/>
+      </w:rPr>
+    </w:lvl>
+    <w:lvl w:ilvl="1" w:tentative="1">
+      <w:start w:val="1"/>
+      <w:numFmt w:val="bullet"/>
+      <w:lvlText w:val="o"/>
+      <w:lvlJc w:val="left"/>
+      <w:pPr>
+        <w:tabs>
+          <w:tab w:val="num" w:pos="1440"/>
+        </w:tabs>
+        <w:ind w:left="1440" w:hanging="360"/>
+      </w:pPr>
+      <w:rPr>
+        <w:rFonts w:ascii="Courier New" w:hAnsi="Courier New" w:hint="default"/>
+        <w:sz w:val="20"/>
+      </w:rPr>
+    </w:lvl>
+    <w:lvl w:ilvl="2" w:tentative="1">
+      <w:start w:val="1"/>
+      <w:numFmt w:val="bullet"/>
+      <w:lvlText w:val=""/>
+      <w:lvlJc w:val="left"/>
+      <w:pPr>
+        <w:tabs>
+          <w:tab w:val="num" w:pos="2160"/>
+        </w:tabs>
+        <w:ind w:left="2160" w:hanging="360"/>
+      </w:pPr>
+      <w:rPr>
+        <w:rFonts w:ascii="Wingdings" w:hAnsi="Wingdings" w:hint="default"/>
+        <w:sz w:val="20"/>
+      </w:rPr>
+    </w:lvl>
+    <w:lvl w:ilvl="3" w:tentative="1">
+      <w:start w:val="1"/>
+      <w:numFmt w:val="bullet"/>
+      <w:lvlText w:val=""/>
+      <w:lvlJc w:val="left"/>
+      <w:pPr>
+        <w:tabs>
+          <w:tab w:val="num" w:pos="2880"/>
+        </w:tabs>
+        <w:ind w:left="2880" w:hanging="360"/>
+      </w:pPr>
+      <w:rPr>
+        <w:rFonts w:ascii="Wingdings" w:hAnsi="Wingdings" w:hint="default"/>
+        <w:sz w:val="20"/>
+      </w:rPr>
+    </w:lvl>
+    <w:lvl w:ilvl="4" w:tentative="1">
+      <w:start w:val="1"/>
+      <w:numFmt w:val="bullet"/>
+      <w:lvlText w:val=""/>
+      <w:lvlJc w:val="left"/>
+      <w:pPr>
+        <w:tabs>
+          <w:tab w:val="num" w:pos="3600"/>
+        </w:tabs>
+        <w:ind w:left="3600" w:hanging="360"/>
+      </w:pPr>
+      <w:rPr>
+        <w:rFonts w:ascii="Wingdings" w:hAnsi="Wingdings" w:hint="default"/>
+        <w:sz w:val="20"/>
+      </w:rPr>
+    </w:lvl>
+    <w:lvl w:ilvl="5" w:tentative="1">
+      <w:start w:val="1"/>
+      <w:numFmt w:val="bullet"/>
+      <w:lvlText w:val=""/>
+      <w:lvlJc w:val="left"/>
+      <w:pPr>
+        <w:tabs>
+          <w:tab w:val="num" w:pos="4320"/>
+        </w:tabs>
+        <w:ind w:left="4320" w:hanging="360"/>
+      </w:pPr>
+      <w:rPr>
+        <w:rFonts w:ascii="Wingdings" w:hAnsi="Wingdings" w:hint="default"/>
+        <w:sz w:val="20"/>
+      </w:rPr>
+    </w:lvl>
+    <w:lvl w:ilvl="6" w:tentative="1">
+      <w:start w:val="1"/>
+      <w:numFmt w:val="bullet"/>
+      <w:lvlText w:val=""/>
+      <w:lvlJc w:val="left"/>
+      <w:pPr>
+        <w:tabs>
+          <w:tab w:val="num" w:pos="5040"/>
+        </w:tabs>
+        <w:ind w:left="5040" w:hanging="360"/>
+      </w:pPr>
+      <w:rPr>
+        <w:rFonts w:ascii="Wingdings" w:hAnsi="Wingdings" w:hint="default"/>
+        <w:sz w:val="20"/>
+      </w:rPr>
+    </w:lvl>
+    <w:lvl w:ilvl="7" w:tentative="1">
+      <w:start w:val="1"/>
+      <w:numFmt w:val="bullet"/>
+      <w:lvlText w:val=""/>
+      <w:lvlJc w:val="left"/>
+      <w:pPr>
+        <w:tabs>
+          <w:tab w:val="num" w:pos="5760"/>
+        </w:tabs>
+        <w:ind w:left="5760" w:hanging="360"/>
+      </w:pPr>
+      <w:rPr>
+        <w:rFonts w:ascii="Wingdings" w:hAnsi="Wingdings" w:hint="default"/>
+        <w:sz w:val="20"/>
+      </w:rPr>
+    </w:lvl>
+    <w:lvl w:ilvl="8" w:tentative="1">
+      <w:start w:val="1"/>
+      <w:numFmt w:val="bullet"/>
+      <w:lvlText w:val=""/>
+      <w:lvlJc w:val="left"/>
+      <w:pPr>
+        <w:tabs>
+          <w:tab w:val="num" w:pos="6480"/>
+        </w:tabs>
+        <w:ind w:left="6480" w:hanging="360"/>
+      </w:pPr>
+      <w:rPr>
+        <w:rFonts w:ascii="Wingdings" w:hAnsi="Wingdings" w:hint="default"/>
+        <w:sz w:val="20"/>
+      </w:rPr>
+    </w:lvl>
+  </w:abstractNum>
+  <w:abstractNum w:abstractNumId="7" w15:restartNumberingAfterBreak="0">
+    <w:nsid w:val="1E0B3652"/>
     <w:multiLevelType w:val="hybridMultilevel"/>
-    <w:tmpl w:val="EA928BA8"/>
+    <w:tmpl w:val="77E2A5DA"/>
     <w:lvl w:ilvl="0" w:tplc="44090001">
       <w:start w:val="1"/>
       <w:numFmt w:val="bullet"/>
@@ -40259,96 +41723,10 @@
       </w:rPr>
     </w:lvl>
   </w:abstractNum>
-  <w:abstractNum w:abstractNumId="9" w15:restartNumberingAfterBreak="0">
-    <w:nsid w:val="17BC42D1"/>
+  <w:abstractNum w:abstractNumId="8" w15:restartNumberingAfterBreak="0">
+    <w:nsid w:val="1F1A6429"/>
     <w:multiLevelType w:val="hybridMultilevel"/>
-    <w:tmpl w:val="412A5B94"/>
-    <w:lvl w:ilvl="0" w:tplc="44090013">
-      <w:start w:val="1"/>
-      <w:numFmt w:val="upperRoman"/>
-      <w:lvlText w:val="%1."/>
-      <w:lvlJc w:val="right"/>
-      <w:pPr>
-        <w:ind w:left="720" w:hanging="360"/>
-      </w:pPr>
-    </w:lvl>
-    <w:lvl w:ilvl="1" w:tplc="44090019" w:tentative="1">
-      <w:start w:val="1"/>
-      <w:numFmt w:val="lowerLetter"/>
-      <w:lvlText w:val="%2."/>
-      <w:lvlJc w:val="left"/>
-      <w:pPr>
-        <w:ind w:left="1440" w:hanging="360"/>
-      </w:pPr>
-    </w:lvl>
-    <w:lvl w:ilvl="2" w:tplc="4409001B" w:tentative="1">
-      <w:start w:val="1"/>
-      <w:numFmt w:val="lowerRoman"/>
-      <w:lvlText w:val="%3."/>
-      <w:lvlJc w:val="right"/>
-      <w:pPr>
-        <w:ind w:left="2160" w:hanging="180"/>
-      </w:pPr>
-    </w:lvl>
-    <w:lvl w:ilvl="3" w:tplc="4409000F" w:tentative="1">
-      <w:start w:val="1"/>
-      <w:numFmt w:val="decimal"/>
-      <w:lvlText w:val="%4."/>
-      <w:lvlJc w:val="left"/>
-      <w:pPr>
-        <w:ind w:left="2880" w:hanging="360"/>
-      </w:pPr>
-    </w:lvl>
-    <w:lvl w:ilvl="4" w:tplc="44090019" w:tentative="1">
-      <w:start w:val="1"/>
-      <w:numFmt w:val="lowerLetter"/>
-      <w:lvlText w:val="%5."/>
-      <w:lvlJc w:val="left"/>
-      <w:pPr>
-        <w:ind w:left="3600" w:hanging="360"/>
-      </w:pPr>
-    </w:lvl>
-    <w:lvl w:ilvl="5" w:tplc="4409001B" w:tentative="1">
-      <w:start w:val="1"/>
-      <w:numFmt w:val="lowerRoman"/>
-      <w:lvlText w:val="%6."/>
-      <w:lvlJc w:val="right"/>
-      <w:pPr>
-        <w:ind w:left="4320" w:hanging="180"/>
-      </w:pPr>
-    </w:lvl>
-    <w:lvl w:ilvl="6" w:tplc="4409000F" w:tentative="1">
-      <w:start w:val="1"/>
-      <w:numFmt w:val="decimal"/>
-      <w:lvlText w:val="%7."/>
-      <w:lvlJc w:val="left"/>
-      <w:pPr>
-        <w:ind w:left="5040" w:hanging="360"/>
-      </w:pPr>
-    </w:lvl>
-    <w:lvl w:ilvl="7" w:tplc="44090019" w:tentative="1">
-      <w:start w:val="1"/>
-      <w:numFmt w:val="lowerLetter"/>
-      <w:lvlText w:val="%8."/>
-      <w:lvlJc w:val="left"/>
-      <w:pPr>
-        <w:ind w:left="5760" w:hanging="360"/>
-      </w:pPr>
-    </w:lvl>
-    <w:lvl w:ilvl="8" w:tplc="4409001B" w:tentative="1">
-      <w:start w:val="1"/>
-      <w:numFmt w:val="lowerRoman"/>
-      <w:lvlText w:val="%9."/>
-      <w:lvlJc w:val="right"/>
-      <w:pPr>
-        <w:ind w:left="6480" w:hanging="180"/>
-      </w:pPr>
-    </w:lvl>
-  </w:abstractNum>
-  <w:abstractNum w:abstractNumId="10" w15:restartNumberingAfterBreak="0">
-    <w:nsid w:val="18117675"/>
-    <w:multiLevelType w:val="hybridMultilevel"/>
-    <w:tmpl w:val="640E07E6"/>
+    <w:tmpl w:val="8E46A49A"/>
     <w:lvl w:ilvl="0" w:tplc="44090001">
       <w:start w:val="1"/>
       <w:numFmt w:val="bullet"/>
@@ -40458,10 +41836,10 @@
       </w:rPr>
     </w:lvl>
   </w:abstractNum>
-  <w:abstractNum w:abstractNumId="11" w15:restartNumberingAfterBreak="0">
-    <w:nsid w:val="198C36F7"/>
+  <w:abstractNum w:abstractNumId="9" w15:restartNumberingAfterBreak="0">
+    <w:nsid w:val="1F2B747A"/>
     <w:multiLevelType w:val="hybridMultilevel"/>
-    <w:tmpl w:val="E4E6D06A"/>
+    <w:tmpl w:val="6DC6E636"/>
     <w:lvl w:ilvl="0" w:tplc="44090001">
       <w:start w:val="1"/>
       <w:numFmt w:val="bullet"/>
@@ -40571,10 +41949,470 @@
       </w:rPr>
     </w:lvl>
   </w:abstractNum>
+  <w:abstractNum w:abstractNumId="10" w15:restartNumberingAfterBreak="0">
+    <w:nsid w:val="21491E09"/>
+    <w:multiLevelType w:val="hybridMultilevel"/>
+    <w:tmpl w:val="02A4A5B8"/>
+    <w:lvl w:ilvl="0" w:tplc="4409000F">
+      <w:start w:val="1"/>
+      <w:numFmt w:val="decimal"/>
+      <w:lvlText w:val="%1."/>
+      <w:lvlJc w:val="left"/>
+      <w:pPr>
+        <w:ind w:left="1080" w:hanging="360"/>
+      </w:pPr>
+      <w:rPr>
+        <w:rFonts w:hint="default"/>
+      </w:rPr>
+    </w:lvl>
+    <w:lvl w:ilvl="1" w:tplc="FFFFFFFF" w:tentative="1">
+      <w:start w:val="1"/>
+      <w:numFmt w:val="bullet"/>
+      <w:lvlText w:val="o"/>
+      <w:lvlJc w:val="left"/>
+      <w:pPr>
+        <w:ind w:left="1800" w:hanging="360"/>
+      </w:pPr>
+      <w:rPr>
+        <w:rFonts w:ascii="Courier New" w:hAnsi="Courier New" w:cs="Courier New" w:hint="default"/>
+      </w:rPr>
+    </w:lvl>
+    <w:lvl w:ilvl="2" w:tplc="FFFFFFFF" w:tentative="1">
+      <w:start w:val="1"/>
+      <w:numFmt w:val="bullet"/>
+      <w:lvlText w:val=""/>
+      <w:lvlJc w:val="left"/>
+      <w:pPr>
+        <w:ind w:left="2520" w:hanging="360"/>
+      </w:pPr>
+      <w:rPr>
+        <w:rFonts w:ascii="Wingdings" w:hAnsi="Wingdings" w:hint="default"/>
+      </w:rPr>
+    </w:lvl>
+    <w:lvl w:ilvl="3" w:tplc="FFFFFFFF" w:tentative="1">
+      <w:start w:val="1"/>
+      <w:numFmt w:val="bullet"/>
+      <w:lvlText w:val=""/>
+      <w:lvlJc w:val="left"/>
+      <w:pPr>
+        <w:ind w:left="3240" w:hanging="360"/>
+      </w:pPr>
+      <w:rPr>
+        <w:rFonts w:ascii="Symbol" w:hAnsi="Symbol" w:hint="default"/>
+      </w:rPr>
+    </w:lvl>
+    <w:lvl w:ilvl="4" w:tplc="FFFFFFFF" w:tentative="1">
+      <w:start w:val="1"/>
+      <w:numFmt w:val="bullet"/>
+      <w:lvlText w:val="o"/>
+      <w:lvlJc w:val="left"/>
+      <w:pPr>
+        <w:ind w:left="3960" w:hanging="360"/>
+      </w:pPr>
+      <w:rPr>
+        <w:rFonts w:ascii="Courier New" w:hAnsi="Courier New" w:cs="Courier New" w:hint="default"/>
+      </w:rPr>
+    </w:lvl>
+    <w:lvl w:ilvl="5" w:tplc="FFFFFFFF" w:tentative="1">
+      <w:start w:val="1"/>
+      <w:numFmt w:val="bullet"/>
+      <w:lvlText w:val=""/>
+      <w:lvlJc w:val="left"/>
+      <w:pPr>
+        <w:ind w:left="4680" w:hanging="360"/>
+      </w:pPr>
+      <w:rPr>
+        <w:rFonts w:ascii="Wingdings" w:hAnsi="Wingdings" w:hint="default"/>
+      </w:rPr>
+    </w:lvl>
+    <w:lvl w:ilvl="6" w:tplc="FFFFFFFF" w:tentative="1">
+      <w:start w:val="1"/>
+      <w:numFmt w:val="bullet"/>
+      <w:lvlText w:val=""/>
+      <w:lvlJc w:val="left"/>
+      <w:pPr>
+        <w:ind w:left="5400" w:hanging="360"/>
+      </w:pPr>
+      <w:rPr>
+        <w:rFonts w:ascii="Symbol" w:hAnsi="Symbol" w:hint="default"/>
+      </w:rPr>
+    </w:lvl>
+    <w:lvl w:ilvl="7" w:tplc="FFFFFFFF" w:tentative="1">
+      <w:start w:val="1"/>
+      <w:numFmt w:val="bullet"/>
+      <w:lvlText w:val="o"/>
+      <w:lvlJc w:val="left"/>
+      <w:pPr>
+        <w:ind w:left="6120" w:hanging="360"/>
+      </w:pPr>
+      <w:rPr>
+        <w:rFonts w:ascii="Courier New" w:hAnsi="Courier New" w:cs="Courier New" w:hint="default"/>
+      </w:rPr>
+    </w:lvl>
+    <w:lvl w:ilvl="8" w:tplc="FFFFFFFF" w:tentative="1">
+      <w:start w:val="1"/>
+      <w:numFmt w:val="bullet"/>
+      <w:lvlText w:val=""/>
+      <w:lvlJc w:val="left"/>
+      <w:pPr>
+        <w:ind w:left="6840" w:hanging="360"/>
+      </w:pPr>
+      <w:rPr>
+        <w:rFonts w:ascii="Wingdings" w:hAnsi="Wingdings" w:hint="default"/>
+      </w:rPr>
+    </w:lvl>
+  </w:abstractNum>
+  <w:abstractNum w:abstractNumId="11" w15:restartNumberingAfterBreak="0">
+    <w:nsid w:val="27603A72"/>
+    <w:multiLevelType w:val="hybridMultilevel"/>
+    <w:tmpl w:val="B112AB14"/>
+    <w:lvl w:ilvl="0" w:tplc="44090001">
+      <w:start w:val="1"/>
+      <w:numFmt w:val="bullet"/>
+      <w:lvlText w:val=""/>
+      <w:lvlJc w:val="left"/>
+      <w:pPr>
+        <w:ind w:left="1080" w:hanging="360"/>
+      </w:pPr>
+      <w:rPr>
+        <w:rFonts w:ascii="Symbol" w:hAnsi="Symbol" w:hint="default"/>
+      </w:rPr>
+    </w:lvl>
+    <w:lvl w:ilvl="1" w:tplc="44090003">
+      <w:start w:val="1"/>
+      <w:numFmt w:val="bullet"/>
+      <w:lvlText w:val="o"/>
+      <w:lvlJc w:val="left"/>
+      <w:pPr>
+        <w:ind w:left="1800" w:hanging="360"/>
+      </w:pPr>
+      <w:rPr>
+        <w:rFonts w:ascii="Courier New" w:hAnsi="Courier New" w:cs="Courier New" w:hint="default"/>
+      </w:rPr>
+    </w:lvl>
+    <w:lvl w:ilvl="2" w:tplc="44090005" w:tentative="1">
+      <w:start w:val="1"/>
+      <w:numFmt w:val="bullet"/>
+      <w:lvlText w:val=""/>
+      <w:lvlJc w:val="left"/>
+      <w:pPr>
+        <w:ind w:left="2520" w:hanging="360"/>
+      </w:pPr>
+      <w:rPr>
+        <w:rFonts w:ascii="Wingdings" w:hAnsi="Wingdings" w:hint="default"/>
+      </w:rPr>
+    </w:lvl>
+    <w:lvl w:ilvl="3" w:tplc="44090001" w:tentative="1">
+      <w:start w:val="1"/>
+      <w:numFmt w:val="bullet"/>
+      <w:lvlText w:val=""/>
+      <w:lvlJc w:val="left"/>
+      <w:pPr>
+        <w:ind w:left="3240" w:hanging="360"/>
+      </w:pPr>
+      <w:rPr>
+        <w:rFonts w:ascii="Symbol" w:hAnsi="Symbol" w:hint="default"/>
+      </w:rPr>
+    </w:lvl>
+    <w:lvl w:ilvl="4" w:tplc="44090003" w:tentative="1">
+      <w:start w:val="1"/>
+      <w:numFmt w:val="bullet"/>
+      <w:lvlText w:val="o"/>
+      <w:lvlJc w:val="left"/>
+      <w:pPr>
+        <w:ind w:left="3960" w:hanging="360"/>
+      </w:pPr>
+      <w:rPr>
+        <w:rFonts w:ascii="Courier New" w:hAnsi="Courier New" w:cs="Courier New" w:hint="default"/>
+      </w:rPr>
+    </w:lvl>
+    <w:lvl w:ilvl="5" w:tplc="44090005" w:tentative="1">
+      <w:start w:val="1"/>
+      <w:numFmt w:val="bullet"/>
+      <w:lvlText w:val=""/>
+      <w:lvlJc w:val="left"/>
+      <w:pPr>
+        <w:ind w:left="4680" w:hanging="360"/>
+      </w:pPr>
+      <w:rPr>
+        <w:rFonts w:ascii="Wingdings" w:hAnsi="Wingdings" w:hint="default"/>
+      </w:rPr>
+    </w:lvl>
+    <w:lvl w:ilvl="6" w:tplc="44090001" w:tentative="1">
+      <w:start w:val="1"/>
+      <w:numFmt w:val="bullet"/>
+      <w:lvlText w:val=""/>
+      <w:lvlJc w:val="left"/>
+      <w:pPr>
+        <w:ind w:left="5400" w:hanging="360"/>
+      </w:pPr>
+      <w:rPr>
+        <w:rFonts w:ascii="Symbol" w:hAnsi="Symbol" w:hint="default"/>
+      </w:rPr>
+    </w:lvl>
+    <w:lvl w:ilvl="7" w:tplc="44090003" w:tentative="1">
+      <w:start w:val="1"/>
+      <w:numFmt w:val="bullet"/>
+      <w:lvlText w:val="o"/>
+      <w:lvlJc w:val="left"/>
+      <w:pPr>
+        <w:ind w:left="6120" w:hanging="360"/>
+      </w:pPr>
+      <w:rPr>
+        <w:rFonts w:ascii="Courier New" w:hAnsi="Courier New" w:cs="Courier New" w:hint="default"/>
+      </w:rPr>
+    </w:lvl>
+    <w:lvl w:ilvl="8" w:tplc="44090005" w:tentative="1">
+      <w:start w:val="1"/>
+      <w:numFmt w:val="bullet"/>
+      <w:lvlText w:val=""/>
+      <w:lvlJc w:val="left"/>
+      <w:pPr>
+        <w:ind w:left="6840" w:hanging="360"/>
+      </w:pPr>
+      <w:rPr>
+        <w:rFonts w:ascii="Wingdings" w:hAnsi="Wingdings" w:hint="default"/>
+      </w:rPr>
+    </w:lvl>
+  </w:abstractNum>
   <w:abstractNum w:abstractNumId="12" w15:restartNumberingAfterBreak="0">
-    <w:nsid w:val="1BC178BC"/>
+    <w:nsid w:val="288B0529"/>
+    <w:multiLevelType w:val="hybridMultilevel"/>
+    <w:tmpl w:val="DCF2C422"/>
+    <w:lvl w:ilvl="0" w:tplc="89E45DB2">
+      <w:start w:val="1"/>
+      <w:numFmt w:val="decimal"/>
+      <w:lvlText w:val="%1."/>
+      <w:lvlJc w:val="left"/>
+      <w:pPr>
+        <w:ind w:left="720" w:hanging="360"/>
+      </w:pPr>
+      <w:rPr>
+        <w:rFonts w:hint="default"/>
+      </w:rPr>
+    </w:lvl>
+    <w:lvl w:ilvl="1" w:tplc="44090019" w:tentative="1">
+      <w:start w:val="1"/>
+      <w:numFmt w:val="lowerLetter"/>
+      <w:lvlText w:val="%2."/>
+      <w:lvlJc w:val="left"/>
+      <w:pPr>
+        <w:ind w:left="1440" w:hanging="360"/>
+      </w:pPr>
+    </w:lvl>
+    <w:lvl w:ilvl="2" w:tplc="4409001B" w:tentative="1">
+      <w:start w:val="1"/>
+      <w:numFmt w:val="lowerRoman"/>
+      <w:lvlText w:val="%3."/>
+      <w:lvlJc w:val="right"/>
+      <w:pPr>
+        <w:ind w:left="2160" w:hanging="180"/>
+      </w:pPr>
+    </w:lvl>
+    <w:lvl w:ilvl="3" w:tplc="4409000F" w:tentative="1">
+      <w:start w:val="1"/>
+      <w:numFmt w:val="decimal"/>
+      <w:lvlText w:val="%4."/>
+      <w:lvlJc w:val="left"/>
+      <w:pPr>
+        <w:ind w:left="2880" w:hanging="360"/>
+      </w:pPr>
+    </w:lvl>
+    <w:lvl w:ilvl="4" w:tplc="44090019" w:tentative="1">
+      <w:start w:val="1"/>
+      <w:numFmt w:val="lowerLetter"/>
+      <w:lvlText w:val="%5."/>
+      <w:lvlJc w:val="left"/>
+      <w:pPr>
+        <w:ind w:left="3600" w:hanging="360"/>
+      </w:pPr>
+    </w:lvl>
+    <w:lvl w:ilvl="5" w:tplc="4409001B" w:tentative="1">
+      <w:start w:val="1"/>
+      <w:numFmt w:val="lowerRoman"/>
+      <w:lvlText w:val="%6."/>
+      <w:lvlJc w:val="right"/>
+      <w:pPr>
+        <w:ind w:left="4320" w:hanging="180"/>
+      </w:pPr>
+    </w:lvl>
+    <w:lvl w:ilvl="6" w:tplc="4409000F" w:tentative="1">
+      <w:start w:val="1"/>
+      <w:numFmt w:val="decimal"/>
+      <w:lvlText w:val="%7."/>
+      <w:lvlJc w:val="left"/>
+      <w:pPr>
+        <w:ind w:left="5040" w:hanging="360"/>
+      </w:pPr>
+    </w:lvl>
+    <w:lvl w:ilvl="7" w:tplc="44090019" w:tentative="1">
+      <w:start w:val="1"/>
+      <w:numFmt w:val="lowerLetter"/>
+      <w:lvlText w:val="%8."/>
+      <w:lvlJc w:val="left"/>
+      <w:pPr>
+        <w:ind w:left="5760" w:hanging="360"/>
+      </w:pPr>
+    </w:lvl>
+    <w:lvl w:ilvl="8" w:tplc="4409001B" w:tentative="1">
+      <w:start w:val="1"/>
+      <w:numFmt w:val="lowerRoman"/>
+      <w:lvlText w:val="%9."/>
+      <w:lvlJc w:val="right"/>
+      <w:pPr>
+        <w:ind w:left="6480" w:hanging="180"/>
+      </w:pPr>
+    </w:lvl>
+  </w:abstractNum>
+  <w:abstractNum w:abstractNumId="13" w15:restartNumberingAfterBreak="0">
+    <w:nsid w:val="2DA250CA"/>
     <w:multiLevelType w:val="multilevel"/>
-    <w:tmpl w:val="1110D43C"/>
+    <w:tmpl w:val="32A6881A"/>
+    <w:lvl w:ilvl="0">
+      <w:start w:val="1"/>
+      <w:numFmt w:val="bullet"/>
+      <w:lvlText w:val=""/>
+      <w:lvlJc w:val="left"/>
+      <w:pPr>
+        <w:tabs>
+          <w:tab w:val="num" w:pos="720"/>
+        </w:tabs>
+        <w:ind w:left="720" w:hanging="360"/>
+      </w:pPr>
+      <w:rPr>
+        <w:rFonts w:ascii="Symbol" w:hAnsi="Symbol" w:hint="default"/>
+        <w:sz w:val="20"/>
+      </w:rPr>
+    </w:lvl>
+    <w:lvl w:ilvl="1">
+      <w:start w:val="1"/>
+      <w:numFmt w:val="decimal"/>
+      <w:lvlText w:val="%2."/>
+      <w:lvlJc w:val="left"/>
+      <w:pPr>
+        <w:ind w:left="1440" w:hanging="360"/>
+      </w:pPr>
+      <w:rPr>
+        <w:rFonts w:hint="default"/>
+      </w:rPr>
+    </w:lvl>
+    <w:lvl w:ilvl="2" w:tentative="1">
+      <w:start w:val="1"/>
+      <w:numFmt w:val="bullet"/>
+      <w:lvlText w:val=""/>
+      <w:lvlJc w:val="left"/>
+      <w:pPr>
+        <w:tabs>
+          <w:tab w:val="num" w:pos="2160"/>
+        </w:tabs>
+        <w:ind w:left="2160" w:hanging="360"/>
+      </w:pPr>
+      <w:rPr>
+        <w:rFonts w:ascii="Wingdings" w:hAnsi="Wingdings" w:hint="default"/>
+        <w:sz w:val="20"/>
+      </w:rPr>
+    </w:lvl>
+    <w:lvl w:ilvl="3" w:tentative="1">
+      <w:start w:val="1"/>
+      <w:numFmt w:val="bullet"/>
+      <w:lvlText w:val=""/>
+      <w:lvlJc w:val="left"/>
+      <w:pPr>
+        <w:tabs>
+          <w:tab w:val="num" w:pos="2880"/>
+        </w:tabs>
+        <w:ind w:left="2880" w:hanging="360"/>
+      </w:pPr>
+      <w:rPr>
+        <w:rFonts w:ascii="Wingdings" w:hAnsi="Wingdings" w:hint="default"/>
+        <w:sz w:val="20"/>
+      </w:rPr>
+    </w:lvl>
+    <w:lvl w:ilvl="4" w:tentative="1">
+      <w:start w:val="1"/>
+      <w:numFmt w:val="bullet"/>
+      <w:lvlText w:val=""/>
+      <w:lvlJc w:val="left"/>
+      <w:pPr>
+        <w:tabs>
+          <w:tab w:val="num" w:pos="3600"/>
+        </w:tabs>
+        <w:ind w:left="3600" w:hanging="360"/>
+      </w:pPr>
+      <w:rPr>
+        <w:rFonts w:ascii="Wingdings" w:hAnsi="Wingdings" w:hint="default"/>
+        <w:sz w:val="20"/>
+      </w:rPr>
+    </w:lvl>
+    <w:lvl w:ilvl="5" w:tentative="1">
+      <w:start w:val="1"/>
+      <w:numFmt w:val="bullet"/>
+      <w:lvlText w:val=""/>
+      <w:lvlJc w:val="left"/>
+      <w:pPr>
+        <w:tabs>
+          <w:tab w:val="num" w:pos="4320"/>
+        </w:tabs>
+        <w:ind w:left="4320" w:hanging="360"/>
+      </w:pPr>
+      <w:rPr>
+        <w:rFonts w:ascii="Wingdings" w:hAnsi="Wingdings" w:hint="default"/>
+        <w:sz w:val="20"/>
+      </w:rPr>
+    </w:lvl>
+    <w:lvl w:ilvl="6" w:tentative="1">
+      <w:start w:val="1"/>
+      <w:numFmt w:val="bullet"/>
+      <w:lvlText w:val=""/>
+      <w:lvlJc w:val="left"/>
+      <w:pPr>
+        <w:tabs>
+          <w:tab w:val="num" w:pos="5040"/>
+        </w:tabs>
+        <w:ind w:left="5040" w:hanging="360"/>
+      </w:pPr>
+      <w:rPr>
+        <w:rFonts w:ascii="Wingdings" w:hAnsi="Wingdings" w:hint="default"/>
+        <w:sz w:val="20"/>
+      </w:rPr>
+    </w:lvl>
+    <w:lvl w:ilvl="7" w:tentative="1">
+      <w:start w:val="1"/>
+      <w:numFmt w:val="bullet"/>
+      <w:lvlText w:val=""/>
+      <w:lvlJc w:val="left"/>
+      <w:pPr>
+        <w:tabs>
+          <w:tab w:val="num" w:pos="5760"/>
+        </w:tabs>
+        <w:ind w:left="5760" w:hanging="360"/>
+      </w:pPr>
+      <w:rPr>
+        <w:rFonts w:ascii="Wingdings" w:hAnsi="Wingdings" w:hint="default"/>
+        <w:sz w:val="20"/>
+      </w:rPr>
+    </w:lvl>
+    <w:lvl w:ilvl="8" w:tentative="1">
+      <w:start w:val="1"/>
+      <w:numFmt w:val="bullet"/>
+      <w:lvlText w:val=""/>
+      <w:lvlJc w:val="left"/>
+      <w:pPr>
+        <w:tabs>
+          <w:tab w:val="num" w:pos="6480"/>
+        </w:tabs>
+        <w:ind w:left="6480" w:hanging="360"/>
+      </w:pPr>
+      <w:rPr>
+        <w:rFonts w:ascii="Wingdings" w:hAnsi="Wingdings" w:hint="default"/>
+        <w:sz w:val="20"/>
+      </w:rPr>
+    </w:lvl>
+  </w:abstractNum>
+  <w:abstractNum w:abstractNumId="14" w15:restartNumberingAfterBreak="0">
+    <w:nsid w:val="32F50E12"/>
+    <w:multiLevelType w:val="multilevel"/>
+    <w:tmpl w:val="087CCB58"/>
     <w:lvl w:ilvl="0">
       <w:start w:val="1"/>
       <w:numFmt w:val="decimal"/>
@@ -40716,17 +42554,17 @@
       </w:rPr>
     </w:lvl>
   </w:abstractNum>
-  <w:abstractNum w:abstractNumId="13" w15:restartNumberingAfterBreak="0">
-    <w:nsid w:val="1E0B3652"/>
+  <w:abstractNum w:abstractNumId="15" w15:restartNumberingAfterBreak="0">
+    <w:nsid w:val="331975A3"/>
     <w:multiLevelType w:val="hybridMultilevel"/>
-    <w:tmpl w:val="77E2A5DA"/>
+    <w:tmpl w:val="929AC5C4"/>
     <w:lvl w:ilvl="0" w:tplc="44090001">
       <w:start w:val="1"/>
       <w:numFmt w:val="bullet"/>
       <w:lvlText w:val=""/>
       <w:lvlJc w:val="left"/>
       <w:pPr>
-        <w:ind w:left="720" w:hanging="360"/>
+        <w:ind w:left="360" w:hanging="360"/>
       </w:pPr>
       <w:rPr>
         <w:rFonts w:ascii="Symbol" w:hAnsi="Symbol" w:hint="default"/>
@@ -40738,7 +42576,7 @@
       <w:lvlText w:val="o"/>
       <w:lvlJc w:val="left"/>
       <w:pPr>
-        <w:ind w:left="1440" w:hanging="360"/>
+        <w:ind w:left="1080" w:hanging="360"/>
       </w:pPr>
       <w:rPr>
         <w:rFonts w:ascii="Courier New" w:hAnsi="Courier New" w:cs="Courier New" w:hint="default"/>
@@ -40750,7 +42588,7 @@
       <w:lvlText w:val=""/>
       <w:lvlJc w:val="left"/>
       <w:pPr>
-        <w:ind w:left="2160" w:hanging="360"/>
+        <w:ind w:left="1800" w:hanging="360"/>
       </w:pPr>
       <w:rPr>
         <w:rFonts w:ascii="Wingdings" w:hAnsi="Wingdings" w:hint="default"/>
@@ -40762,7 +42600,7 @@
       <w:lvlText w:val=""/>
       <w:lvlJc w:val="left"/>
       <w:pPr>
-        <w:ind w:left="2880" w:hanging="360"/>
+        <w:ind w:left="2520" w:hanging="360"/>
       </w:pPr>
       <w:rPr>
         <w:rFonts w:ascii="Symbol" w:hAnsi="Symbol" w:hint="default"/>
@@ -40774,7 +42612,7 @@
       <w:lvlText w:val="o"/>
       <w:lvlJc w:val="left"/>
       <w:pPr>
-        <w:ind w:left="3600" w:hanging="360"/>
+        <w:ind w:left="3240" w:hanging="360"/>
       </w:pPr>
       <w:rPr>
         <w:rFonts w:ascii="Courier New" w:hAnsi="Courier New" w:cs="Courier New" w:hint="default"/>
@@ -40786,7 +42624,7 @@
       <w:lvlText w:val=""/>
       <w:lvlJc w:val="left"/>
       <w:pPr>
-        <w:ind w:left="4320" w:hanging="360"/>
+        <w:ind w:left="3960" w:hanging="360"/>
       </w:pPr>
       <w:rPr>
         <w:rFonts w:ascii="Wingdings" w:hAnsi="Wingdings" w:hint="default"/>
@@ -40798,7 +42636,7 @@
       <w:lvlText w:val=""/>
       <w:lvlJc w:val="left"/>
       <w:pPr>
-        <w:ind w:left="5040" w:hanging="360"/>
+        <w:ind w:left="4680" w:hanging="360"/>
       </w:pPr>
       <w:rPr>
         <w:rFonts w:ascii="Symbol" w:hAnsi="Symbol" w:hint="default"/>
@@ -40810,7 +42648,7 @@
       <w:lvlText w:val="o"/>
       <w:lvlJc w:val="left"/>
       <w:pPr>
-        <w:ind w:left="5760" w:hanging="360"/>
+        <w:ind w:left="5400" w:hanging="360"/>
       </w:pPr>
       <w:rPr>
         <w:rFonts w:ascii="Courier New" w:hAnsi="Courier New" w:cs="Courier New" w:hint="default"/>
@@ -40822,233 +42660,7 @@
       <w:lvlText w:val=""/>
       <w:lvlJc w:val="left"/>
       <w:pPr>
-        <w:ind w:left="6480" w:hanging="360"/>
-      </w:pPr>
-      <w:rPr>
-        <w:rFonts w:ascii="Wingdings" w:hAnsi="Wingdings" w:hint="default"/>
-      </w:rPr>
-    </w:lvl>
-  </w:abstractNum>
-  <w:abstractNum w:abstractNumId="14" w15:restartNumberingAfterBreak="0">
-    <w:nsid w:val="1F1A6429"/>
-    <w:multiLevelType w:val="hybridMultilevel"/>
-    <w:tmpl w:val="8E46A49A"/>
-    <w:lvl w:ilvl="0" w:tplc="44090001">
-      <w:start w:val="1"/>
-      <w:numFmt w:val="bullet"/>
-      <w:lvlText w:val=""/>
-      <w:lvlJc w:val="left"/>
-      <w:pPr>
-        <w:ind w:left="720" w:hanging="360"/>
-      </w:pPr>
-      <w:rPr>
-        <w:rFonts w:ascii="Symbol" w:hAnsi="Symbol" w:hint="default"/>
-      </w:rPr>
-    </w:lvl>
-    <w:lvl w:ilvl="1" w:tplc="44090003" w:tentative="1">
-      <w:start w:val="1"/>
-      <w:numFmt w:val="bullet"/>
-      <w:lvlText w:val="o"/>
-      <w:lvlJc w:val="left"/>
-      <w:pPr>
-        <w:ind w:left="1440" w:hanging="360"/>
-      </w:pPr>
-      <w:rPr>
-        <w:rFonts w:ascii="Courier New" w:hAnsi="Courier New" w:cs="Courier New" w:hint="default"/>
-      </w:rPr>
-    </w:lvl>
-    <w:lvl w:ilvl="2" w:tplc="44090005" w:tentative="1">
-      <w:start w:val="1"/>
-      <w:numFmt w:val="bullet"/>
-      <w:lvlText w:val=""/>
-      <w:lvlJc w:val="left"/>
-      <w:pPr>
-        <w:ind w:left="2160" w:hanging="360"/>
-      </w:pPr>
-      <w:rPr>
-        <w:rFonts w:ascii="Wingdings" w:hAnsi="Wingdings" w:hint="default"/>
-      </w:rPr>
-    </w:lvl>
-    <w:lvl w:ilvl="3" w:tplc="44090001" w:tentative="1">
-      <w:start w:val="1"/>
-      <w:numFmt w:val="bullet"/>
-      <w:lvlText w:val=""/>
-      <w:lvlJc w:val="left"/>
-      <w:pPr>
-        <w:ind w:left="2880" w:hanging="360"/>
-      </w:pPr>
-      <w:rPr>
-        <w:rFonts w:ascii="Symbol" w:hAnsi="Symbol" w:hint="default"/>
-      </w:rPr>
-    </w:lvl>
-    <w:lvl w:ilvl="4" w:tplc="44090003" w:tentative="1">
-      <w:start w:val="1"/>
-      <w:numFmt w:val="bullet"/>
-      <w:lvlText w:val="o"/>
-      <w:lvlJc w:val="left"/>
-      <w:pPr>
-        <w:ind w:left="3600" w:hanging="360"/>
-      </w:pPr>
-      <w:rPr>
-        <w:rFonts w:ascii="Courier New" w:hAnsi="Courier New" w:cs="Courier New" w:hint="default"/>
-      </w:rPr>
-    </w:lvl>
-    <w:lvl w:ilvl="5" w:tplc="44090005" w:tentative="1">
-      <w:start w:val="1"/>
-      <w:numFmt w:val="bullet"/>
-      <w:lvlText w:val=""/>
-      <w:lvlJc w:val="left"/>
-      <w:pPr>
-        <w:ind w:left="4320" w:hanging="360"/>
-      </w:pPr>
-      <w:rPr>
-        <w:rFonts w:ascii="Wingdings" w:hAnsi="Wingdings" w:hint="default"/>
-      </w:rPr>
-    </w:lvl>
-    <w:lvl w:ilvl="6" w:tplc="44090001" w:tentative="1">
-      <w:start w:val="1"/>
-      <w:numFmt w:val="bullet"/>
-      <w:lvlText w:val=""/>
-      <w:lvlJc w:val="left"/>
-      <w:pPr>
-        <w:ind w:left="5040" w:hanging="360"/>
-      </w:pPr>
-      <w:rPr>
-        <w:rFonts w:ascii="Symbol" w:hAnsi="Symbol" w:hint="default"/>
-      </w:rPr>
-    </w:lvl>
-    <w:lvl w:ilvl="7" w:tplc="44090003" w:tentative="1">
-      <w:start w:val="1"/>
-      <w:numFmt w:val="bullet"/>
-      <w:lvlText w:val="o"/>
-      <w:lvlJc w:val="left"/>
-      <w:pPr>
-        <w:ind w:left="5760" w:hanging="360"/>
-      </w:pPr>
-      <w:rPr>
-        <w:rFonts w:ascii="Courier New" w:hAnsi="Courier New" w:cs="Courier New" w:hint="default"/>
-      </w:rPr>
-    </w:lvl>
-    <w:lvl w:ilvl="8" w:tplc="44090005" w:tentative="1">
-      <w:start w:val="1"/>
-      <w:numFmt w:val="bullet"/>
-      <w:lvlText w:val=""/>
-      <w:lvlJc w:val="left"/>
-      <w:pPr>
-        <w:ind w:left="6480" w:hanging="360"/>
-      </w:pPr>
-      <w:rPr>
-        <w:rFonts w:ascii="Wingdings" w:hAnsi="Wingdings" w:hint="default"/>
-      </w:rPr>
-    </w:lvl>
-  </w:abstractNum>
-  <w:abstractNum w:abstractNumId="15" w15:restartNumberingAfterBreak="0">
-    <w:nsid w:val="1F2B747A"/>
-    <w:multiLevelType w:val="hybridMultilevel"/>
-    <w:tmpl w:val="6DC6E636"/>
-    <w:lvl w:ilvl="0" w:tplc="44090001">
-      <w:start w:val="1"/>
-      <w:numFmt w:val="bullet"/>
-      <w:lvlText w:val=""/>
-      <w:lvlJc w:val="left"/>
-      <w:pPr>
-        <w:ind w:left="720" w:hanging="360"/>
-      </w:pPr>
-      <w:rPr>
-        <w:rFonts w:ascii="Symbol" w:hAnsi="Symbol" w:hint="default"/>
-      </w:rPr>
-    </w:lvl>
-    <w:lvl w:ilvl="1" w:tplc="44090003" w:tentative="1">
-      <w:start w:val="1"/>
-      <w:numFmt w:val="bullet"/>
-      <w:lvlText w:val="o"/>
-      <w:lvlJc w:val="left"/>
-      <w:pPr>
-        <w:ind w:left="1440" w:hanging="360"/>
-      </w:pPr>
-      <w:rPr>
-        <w:rFonts w:ascii="Courier New" w:hAnsi="Courier New" w:cs="Courier New" w:hint="default"/>
-      </w:rPr>
-    </w:lvl>
-    <w:lvl w:ilvl="2" w:tplc="44090005" w:tentative="1">
-      <w:start w:val="1"/>
-      <w:numFmt w:val="bullet"/>
-      <w:lvlText w:val=""/>
-      <w:lvlJc w:val="left"/>
-      <w:pPr>
-        <w:ind w:left="2160" w:hanging="360"/>
-      </w:pPr>
-      <w:rPr>
-        <w:rFonts w:ascii="Wingdings" w:hAnsi="Wingdings" w:hint="default"/>
-      </w:rPr>
-    </w:lvl>
-    <w:lvl w:ilvl="3" w:tplc="44090001" w:tentative="1">
-      <w:start w:val="1"/>
-      <w:numFmt w:val="bullet"/>
-      <w:lvlText w:val=""/>
-      <w:lvlJc w:val="left"/>
-      <w:pPr>
-        <w:ind w:left="2880" w:hanging="360"/>
-      </w:pPr>
-      <w:rPr>
-        <w:rFonts w:ascii="Symbol" w:hAnsi="Symbol" w:hint="default"/>
-      </w:rPr>
-    </w:lvl>
-    <w:lvl w:ilvl="4" w:tplc="44090003" w:tentative="1">
-      <w:start w:val="1"/>
-      <w:numFmt w:val="bullet"/>
-      <w:lvlText w:val="o"/>
-      <w:lvlJc w:val="left"/>
-      <w:pPr>
-        <w:ind w:left="3600" w:hanging="360"/>
-      </w:pPr>
-      <w:rPr>
-        <w:rFonts w:ascii="Courier New" w:hAnsi="Courier New" w:cs="Courier New" w:hint="default"/>
-      </w:rPr>
-    </w:lvl>
-    <w:lvl w:ilvl="5" w:tplc="44090005" w:tentative="1">
-      <w:start w:val="1"/>
-      <w:numFmt w:val="bullet"/>
-      <w:lvlText w:val=""/>
-      <w:lvlJc w:val="left"/>
-      <w:pPr>
-        <w:ind w:left="4320" w:hanging="360"/>
-      </w:pPr>
-      <w:rPr>
-        <w:rFonts w:ascii="Wingdings" w:hAnsi="Wingdings" w:hint="default"/>
-      </w:rPr>
-    </w:lvl>
-    <w:lvl w:ilvl="6" w:tplc="44090001" w:tentative="1">
-      <w:start w:val="1"/>
-      <w:numFmt w:val="bullet"/>
-      <w:lvlText w:val=""/>
-      <w:lvlJc w:val="left"/>
-      <w:pPr>
-        <w:ind w:left="5040" w:hanging="360"/>
-      </w:pPr>
-      <w:rPr>
-        <w:rFonts w:ascii="Symbol" w:hAnsi="Symbol" w:hint="default"/>
-      </w:rPr>
-    </w:lvl>
-    <w:lvl w:ilvl="7" w:tplc="44090003" w:tentative="1">
-      <w:start w:val="1"/>
-      <w:numFmt w:val="bullet"/>
-      <w:lvlText w:val="o"/>
-      <w:lvlJc w:val="left"/>
-      <w:pPr>
-        <w:ind w:left="5760" w:hanging="360"/>
-      </w:pPr>
-      <w:rPr>
-        <w:rFonts w:ascii="Courier New" w:hAnsi="Courier New" w:cs="Courier New" w:hint="default"/>
-      </w:rPr>
-    </w:lvl>
-    <w:lvl w:ilvl="8" w:tplc="44090005" w:tentative="1">
-      <w:start w:val="1"/>
-      <w:numFmt w:val="bullet"/>
-      <w:lvlText w:val=""/>
-      <w:lvlJc w:val="left"/>
-      <w:pPr>
-        <w:ind w:left="6480" w:hanging="360"/>
+        <w:ind w:left="6120" w:hanging="360"/>
       </w:pPr>
       <w:rPr>
         <w:rFonts w:ascii="Wingdings" w:hAnsi="Wingdings" w:hint="default"/>
@@ -41056,663 +42668,9 @@
     </w:lvl>
   </w:abstractNum>
   <w:abstractNum w:abstractNumId="16" w15:restartNumberingAfterBreak="0">
-    <w:nsid w:val="2069267C"/>
-    <w:multiLevelType w:val="hybridMultilevel"/>
-    <w:tmpl w:val="5B22A68C"/>
-    <w:lvl w:ilvl="0" w:tplc="44090001">
-      <w:start w:val="1"/>
-      <w:numFmt w:val="bullet"/>
-      <w:lvlText w:val=""/>
-      <w:lvlJc w:val="left"/>
-      <w:pPr>
-        <w:ind w:left="720" w:hanging="360"/>
-      </w:pPr>
-      <w:rPr>
-        <w:rFonts w:ascii="Symbol" w:hAnsi="Symbol" w:hint="default"/>
-      </w:rPr>
-    </w:lvl>
-    <w:lvl w:ilvl="1" w:tplc="44090003" w:tentative="1">
-      <w:start w:val="1"/>
-      <w:numFmt w:val="bullet"/>
-      <w:lvlText w:val="o"/>
-      <w:lvlJc w:val="left"/>
-      <w:pPr>
-        <w:ind w:left="1440" w:hanging="360"/>
-      </w:pPr>
-      <w:rPr>
-        <w:rFonts w:ascii="Courier New" w:hAnsi="Courier New" w:cs="Courier New" w:hint="default"/>
-      </w:rPr>
-    </w:lvl>
-    <w:lvl w:ilvl="2" w:tplc="44090005" w:tentative="1">
-      <w:start w:val="1"/>
-      <w:numFmt w:val="bullet"/>
-      <w:lvlText w:val=""/>
-      <w:lvlJc w:val="left"/>
-      <w:pPr>
-        <w:ind w:left="2160" w:hanging="360"/>
-      </w:pPr>
-      <w:rPr>
-        <w:rFonts w:ascii="Wingdings" w:hAnsi="Wingdings" w:hint="default"/>
-      </w:rPr>
-    </w:lvl>
-    <w:lvl w:ilvl="3" w:tplc="44090001" w:tentative="1">
-      <w:start w:val="1"/>
-      <w:numFmt w:val="bullet"/>
-      <w:lvlText w:val=""/>
-      <w:lvlJc w:val="left"/>
-      <w:pPr>
-        <w:ind w:left="2880" w:hanging="360"/>
-      </w:pPr>
-      <w:rPr>
-        <w:rFonts w:ascii="Symbol" w:hAnsi="Symbol" w:hint="default"/>
-      </w:rPr>
-    </w:lvl>
-    <w:lvl w:ilvl="4" w:tplc="44090003" w:tentative="1">
-      <w:start w:val="1"/>
-      <w:numFmt w:val="bullet"/>
-      <w:lvlText w:val="o"/>
-      <w:lvlJc w:val="left"/>
-      <w:pPr>
-        <w:ind w:left="3600" w:hanging="360"/>
-      </w:pPr>
-      <w:rPr>
-        <w:rFonts w:ascii="Courier New" w:hAnsi="Courier New" w:cs="Courier New" w:hint="default"/>
-      </w:rPr>
-    </w:lvl>
-    <w:lvl w:ilvl="5" w:tplc="44090005" w:tentative="1">
-      <w:start w:val="1"/>
-      <w:numFmt w:val="bullet"/>
-      <w:lvlText w:val=""/>
-      <w:lvlJc w:val="left"/>
-      <w:pPr>
-        <w:ind w:left="4320" w:hanging="360"/>
-      </w:pPr>
-      <w:rPr>
-        <w:rFonts w:ascii="Wingdings" w:hAnsi="Wingdings" w:hint="default"/>
-      </w:rPr>
-    </w:lvl>
-    <w:lvl w:ilvl="6" w:tplc="44090001" w:tentative="1">
-      <w:start w:val="1"/>
-      <w:numFmt w:val="bullet"/>
-      <w:lvlText w:val=""/>
-      <w:lvlJc w:val="left"/>
-      <w:pPr>
-        <w:ind w:left="5040" w:hanging="360"/>
-      </w:pPr>
-      <w:rPr>
-        <w:rFonts w:ascii="Symbol" w:hAnsi="Symbol" w:hint="default"/>
-      </w:rPr>
-    </w:lvl>
-    <w:lvl w:ilvl="7" w:tplc="44090003" w:tentative="1">
-      <w:start w:val="1"/>
-      <w:numFmt w:val="bullet"/>
-      <w:lvlText w:val="o"/>
-      <w:lvlJc w:val="left"/>
-      <w:pPr>
-        <w:ind w:left="5760" w:hanging="360"/>
-      </w:pPr>
-      <w:rPr>
-        <w:rFonts w:ascii="Courier New" w:hAnsi="Courier New" w:cs="Courier New" w:hint="default"/>
-      </w:rPr>
-    </w:lvl>
-    <w:lvl w:ilvl="8" w:tplc="44090005" w:tentative="1">
-      <w:start w:val="1"/>
-      <w:numFmt w:val="bullet"/>
-      <w:lvlText w:val=""/>
-      <w:lvlJc w:val="left"/>
-      <w:pPr>
-        <w:ind w:left="6480" w:hanging="360"/>
-      </w:pPr>
-      <w:rPr>
-        <w:rFonts w:ascii="Wingdings" w:hAnsi="Wingdings" w:hint="default"/>
-      </w:rPr>
-    </w:lvl>
-  </w:abstractNum>
-  <w:abstractNum w:abstractNumId="17" w15:restartNumberingAfterBreak="0">
-    <w:nsid w:val="20A3337D"/>
-    <w:multiLevelType w:val="hybridMultilevel"/>
-    <w:tmpl w:val="17BAB312"/>
-    <w:lvl w:ilvl="0" w:tplc="44090001">
-      <w:start w:val="1"/>
-      <w:numFmt w:val="bullet"/>
-      <w:lvlText w:val=""/>
-      <w:lvlJc w:val="left"/>
-      <w:pPr>
-        <w:ind w:left="1440" w:hanging="360"/>
-      </w:pPr>
-      <w:rPr>
-        <w:rFonts w:ascii="Symbol" w:hAnsi="Symbol" w:hint="default"/>
-      </w:rPr>
-    </w:lvl>
-    <w:lvl w:ilvl="1" w:tplc="44090003" w:tentative="1">
-      <w:start w:val="1"/>
-      <w:numFmt w:val="bullet"/>
-      <w:lvlText w:val="o"/>
-      <w:lvlJc w:val="left"/>
-      <w:pPr>
-        <w:ind w:left="2160" w:hanging="360"/>
-      </w:pPr>
-      <w:rPr>
-        <w:rFonts w:ascii="Courier New" w:hAnsi="Courier New" w:cs="Courier New" w:hint="default"/>
-      </w:rPr>
-    </w:lvl>
-    <w:lvl w:ilvl="2" w:tplc="44090005" w:tentative="1">
-      <w:start w:val="1"/>
-      <w:numFmt w:val="bullet"/>
-      <w:lvlText w:val=""/>
-      <w:lvlJc w:val="left"/>
-      <w:pPr>
-        <w:ind w:left="2880" w:hanging="360"/>
-      </w:pPr>
-      <w:rPr>
-        <w:rFonts w:ascii="Wingdings" w:hAnsi="Wingdings" w:hint="default"/>
-      </w:rPr>
-    </w:lvl>
-    <w:lvl w:ilvl="3" w:tplc="44090001" w:tentative="1">
-      <w:start w:val="1"/>
-      <w:numFmt w:val="bullet"/>
-      <w:lvlText w:val=""/>
-      <w:lvlJc w:val="left"/>
-      <w:pPr>
-        <w:ind w:left="3600" w:hanging="360"/>
-      </w:pPr>
-      <w:rPr>
-        <w:rFonts w:ascii="Symbol" w:hAnsi="Symbol" w:hint="default"/>
-      </w:rPr>
-    </w:lvl>
-    <w:lvl w:ilvl="4" w:tplc="44090003" w:tentative="1">
-      <w:start w:val="1"/>
-      <w:numFmt w:val="bullet"/>
-      <w:lvlText w:val="o"/>
-      <w:lvlJc w:val="left"/>
-      <w:pPr>
-        <w:ind w:left="4320" w:hanging="360"/>
-      </w:pPr>
-      <w:rPr>
-        <w:rFonts w:ascii="Courier New" w:hAnsi="Courier New" w:cs="Courier New" w:hint="default"/>
-      </w:rPr>
-    </w:lvl>
-    <w:lvl w:ilvl="5" w:tplc="44090005" w:tentative="1">
-      <w:start w:val="1"/>
-      <w:numFmt w:val="bullet"/>
-      <w:lvlText w:val=""/>
-      <w:lvlJc w:val="left"/>
-      <w:pPr>
-        <w:ind w:left="5040" w:hanging="360"/>
-      </w:pPr>
-      <w:rPr>
-        <w:rFonts w:ascii="Wingdings" w:hAnsi="Wingdings" w:hint="default"/>
-      </w:rPr>
-    </w:lvl>
-    <w:lvl w:ilvl="6" w:tplc="44090001" w:tentative="1">
-      <w:start w:val="1"/>
-      <w:numFmt w:val="bullet"/>
-      <w:lvlText w:val=""/>
-      <w:lvlJc w:val="left"/>
-      <w:pPr>
-        <w:ind w:left="5760" w:hanging="360"/>
-      </w:pPr>
-      <w:rPr>
-        <w:rFonts w:ascii="Symbol" w:hAnsi="Symbol" w:hint="default"/>
-      </w:rPr>
-    </w:lvl>
-    <w:lvl w:ilvl="7" w:tplc="44090003" w:tentative="1">
-      <w:start w:val="1"/>
-      <w:numFmt w:val="bullet"/>
-      <w:lvlText w:val="o"/>
-      <w:lvlJc w:val="left"/>
-      <w:pPr>
-        <w:ind w:left="6480" w:hanging="360"/>
-      </w:pPr>
-      <w:rPr>
-        <w:rFonts w:ascii="Courier New" w:hAnsi="Courier New" w:cs="Courier New" w:hint="default"/>
-      </w:rPr>
-    </w:lvl>
-    <w:lvl w:ilvl="8" w:tplc="44090005" w:tentative="1">
-      <w:start w:val="1"/>
-      <w:numFmt w:val="bullet"/>
-      <w:lvlText w:val=""/>
-      <w:lvlJc w:val="left"/>
-      <w:pPr>
-        <w:ind w:left="7200" w:hanging="360"/>
-      </w:pPr>
-      <w:rPr>
-        <w:rFonts w:ascii="Wingdings" w:hAnsi="Wingdings" w:hint="default"/>
-      </w:rPr>
-    </w:lvl>
-  </w:abstractNum>
-  <w:abstractNum w:abstractNumId="18" w15:restartNumberingAfterBreak="0">
-    <w:nsid w:val="21491E09"/>
-    <w:multiLevelType w:val="hybridMultilevel"/>
-    <w:tmpl w:val="02A4A5B8"/>
-    <w:lvl w:ilvl="0" w:tplc="4409000F">
-      <w:start w:val="1"/>
-      <w:numFmt w:val="decimal"/>
-      <w:lvlText w:val="%1."/>
-      <w:lvlJc w:val="left"/>
-      <w:pPr>
-        <w:ind w:left="1080" w:hanging="360"/>
-      </w:pPr>
-      <w:rPr>
-        <w:rFonts w:hint="default"/>
-      </w:rPr>
-    </w:lvl>
-    <w:lvl w:ilvl="1" w:tplc="FFFFFFFF" w:tentative="1">
-      <w:start w:val="1"/>
-      <w:numFmt w:val="bullet"/>
-      <w:lvlText w:val="o"/>
-      <w:lvlJc w:val="left"/>
-      <w:pPr>
-        <w:ind w:left="1800" w:hanging="360"/>
-      </w:pPr>
-      <w:rPr>
-        <w:rFonts w:ascii="Courier New" w:hAnsi="Courier New" w:cs="Courier New" w:hint="default"/>
-      </w:rPr>
-    </w:lvl>
-    <w:lvl w:ilvl="2" w:tplc="FFFFFFFF" w:tentative="1">
-      <w:start w:val="1"/>
-      <w:numFmt w:val="bullet"/>
-      <w:lvlText w:val=""/>
-      <w:lvlJc w:val="left"/>
-      <w:pPr>
-        <w:ind w:left="2520" w:hanging="360"/>
-      </w:pPr>
-      <w:rPr>
-        <w:rFonts w:ascii="Wingdings" w:hAnsi="Wingdings" w:hint="default"/>
-      </w:rPr>
-    </w:lvl>
-    <w:lvl w:ilvl="3" w:tplc="FFFFFFFF" w:tentative="1">
-      <w:start w:val="1"/>
-      <w:numFmt w:val="bullet"/>
-      <w:lvlText w:val=""/>
-      <w:lvlJc w:val="left"/>
-      <w:pPr>
-        <w:ind w:left="3240" w:hanging="360"/>
-      </w:pPr>
-      <w:rPr>
-        <w:rFonts w:ascii="Symbol" w:hAnsi="Symbol" w:hint="default"/>
-      </w:rPr>
-    </w:lvl>
-    <w:lvl w:ilvl="4" w:tplc="FFFFFFFF" w:tentative="1">
-      <w:start w:val="1"/>
-      <w:numFmt w:val="bullet"/>
-      <w:lvlText w:val="o"/>
-      <w:lvlJc w:val="left"/>
-      <w:pPr>
-        <w:ind w:left="3960" w:hanging="360"/>
-      </w:pPr>
-      <w:rPr>
-        <w:rFonts w:ascii="Courier New" w:hAnsi="Courier New" w:cs="Courier New" w:hint="default"/>
-      </w:rPr>
-    </w:lvl>
-    <w:lvl w:ilvl="5" w:tplc="FFFFFFFF" w:tentative="1">
-      <w:start w:val="1"/>
-      <w:numFmt w:val="bullet"/>
-      <w:lvlText w:val=""/>
-      <w:lvlJc w:val="left"/>
-      <w:pPr>
-        <w:ind w:left="4680" w:hanging="360"/>
-      </w:pPr>
-      <w:rPr>
-        <w:rFonts w:ascii="Wingdings" w:hAnsi="Wingdings" w:hint="default"/>
-      </w:rPr>
-    </w:lvl>
-    <w:lvl w:ilvl="6" w:tplc="FFFFFFFF" w:tentative="1">
-      <w:start w:val="1"/>
-      <w:numFmt w:val="bullet"/>
-      <w:lvlText w:val=""/>
-      <w:lvlJc w:val="left"/>
-      <w:pPr>
-        <w:ind w:left="5400" w:hanging="360"/>
-      </w:pPr>
-      <w:rPr>
-        <w:rFonts w:ascii="Symbol" w:hAnsi="Symbol" w:hint="default"/>
-      </w:rPr>
-    </w:lvl>
-    <w:lvl w:ilvl="7" w:tplc="FFFFFFFF" w:tentative="1">
-      <w:start w:val="1"/>
-      <w:numFmt w:val="bullet"/>
-      <w:lvlText w:val="o"/>
-      <w:lvlJc w:val="left"/>
-      <w:pPr>
-        <w:ind w:left="6120" w:hanging="360"/>
-      </w:pPr>
-      <w:rPr>
-        <w:rFonts w:ascii="Courier New" w:hAnsi="Courier New" w:cs="Courier New" w:hint="default"/>
-      </w:rPr>
-    </w:lvl>
-    <w:lvl w:ilvl="8" w:tplc="FFFFFFFF" w:tentative="1">
-      <w:start w:val="1"/>
-      <w:numFmt w:val="bullet"/>
-      <w:lvlText w:val=""/>
-      <w:lvlJc w:val="left"/>
-      <w:pPr>
-        <w:ind w:left="6840" w:hanging="360"/>
-      </w:pPr>
-      <w:rPr>
-        <w:rFonts w:ascii="Wingdings" w:hAnsi="Wingdings" w:hint="default"/>
-      </w:rPr>
-    </w:lvl>
-  </w:abstractNum>
-  <w:abstractNum w:abstractNumId="19" w15:restartNumberingAfterBreak="0">
-    <w:nsid w:val="24DB0EB4"/>
-    <w:multiLevelType w:val="hybridMultilevel"/>
-    <w:tmpl w:val="953A6056"/>
-    <w:lvl w:ilvl="0" w:tplc="44090001">
-      <w:start w:val="1"/>
-      <w:numFmt w:val="bullet"/>
-      <w:lvlText w:val=""/>
-      <w:lvlJc w:val="left"/>
-      <w:pPr>
-        <w:ind w:left="720" w:hanging="360"/>
-      </w:pPr>
-      <w:rPr>
-        <w:rFonts w:ascii="Symbol" w:hAnsi="Symbol" w:hint="default"/>
-      </w:rPr>
-    </w:lvl>
-    <w:lvl w:ilvl="1" w:tplc="44090003" w:tentative="1">
-      <w:start w:val="1"/>
-      <w:numFmt w:val="bullet"/>
-      <w:lvlText w:val="o"/>
-      <w:lvlJc w:val="left"/>
-      <w:pPr>
-        <w:ind w:left="1440" w:hanging="360"/>
-      </w:pPr>
-      <w:rPr>
-        <w:rFonts w:ascii="Courier New" w:hAnsi="Courier New" w:cs="Courier New" w:hint="default"/>
-      </w:rPr>
-    </w:lvl>
-    <w:lvl w:ilvl="2" w:tplc="44090005" w:tentative="1">
-      <w:start w:val="1"/>
-      <w:numFmt w:val="bullet"/>
-      <w:lvlText w:val=""/>
-      <w:lvlJc w:val="left"/>
-      <w:pPr>
-        <w:ind w:left="2160" w:hanging="360"/>
-      </w:pPr>
-      <w:rPr>
-        <w:rFonts w:ascii="Wingdings" w:hAnsi="Wingdings" w:hint="default"/>
-      </w:rPr>
-    </w:lvl>
-    <w:lvl w:ilvl="3" w:tplc="44090001" w:tentative="1">
-      <w:start w:val="1"/>
-      <w:numFmt w:val="bullet"/>
-      <w:lvlText w:val=""/>
-      <w:lvlJc w:val="left"/>
-      <w:pPr>
-        <w:ind w:left="2880" w:hanging="360"/>
-      </w:pPr>
-      <w:rPr>
-        <w:rFonts w:ascii="Symbol" w:hAnsi="Symbol" w:hint="default"/>
-      </w:rPr>
-    </w:lvl>
-    <w:lvl w:ilvl="4" w:tplc="44090003" w:tentative="1">
-      <w:start w:val="1"/>
-      <w:numFmt w:val="bullet"/>
-      <w:lvlText w:val="o"/>
-      <w:lvlJc w:val="left"/>
-      <w:pPr>
-        <w:ind w:left="3600" w:hanging="360"/>
-      </w:pPr>
-      <w:rPr>
-        <w:rFonts w:ascii="Courier New" w:hAnsi="Courier New" w:cs="Courier New" w:hint="default"/>
-      </w:rPr>
-    </w:lvl>
-    <w:lvl w:ilvl="5" w:tplc="44090005" w:tentative="1">
-      <w:start w:val="1"/>
-      <w:numFmt w:val="bullet"/>
-      <w:lvlText w:val=""/>
-      <w:lvlJc w:val="left"/>
-      <w:pPr>
-        <w:ind w:left="4320" w:hanging="360"/>
-      </w:pPr>
-      <w:rPr>
-        <w:rFonts w:ascii="Wingdings" w:hAnsi="Wingdings" w:hint="default"/>
-      </w:rPr>
-    </w:lvl>
-    <w:lvl w:ilvl="6" w:tplc="44090001" w:tentative="1">
-      <w:start w:val="1"/>
-      <w:numFmt w:val="bullet"/>
-      <w:lvlText w:val=""/>
-      <w:lvlJc w:val="left"/>
-      <w:pPr>
-        <w:ind w:left="5040" w:hanging="360"/>
-      </w:pPr>
-      <w:rPr>
-        <w:rFonts w:ascii="Symbol" w:hAnsi="Symbol" w:hint="default"/>
-      </w:rPr>
-    </w:lvl>
-    <w:lvl w:ilvl="7" w:tplc="44090003" w:tentative="1">
-      <w:start w:val="1"/>
-      <w:numFmt w:val="bullet"/>
-      <w:lvlText w:val="o"/>
-      <w:lvlJc w:val="left"/>
-      <w:pPr>
-        <w:ind w:left="5760" w:hanging="360"/>
-      </w:pPr>
-      <w:rPr>
-        <w:rFonts w:ascii="Courier New" w:hAnsi="Courier New" w:cs="Courier New" w:hint="default"/>
-      </w:rPr>
-    </w:lvl>
-    <w:lvl w:ilvl="8" w:tplc="44090005" w:tentative="1">
-      <w:start w:val="1"/>
-      <w:numFmt w:val="bullet"/>
-      <w:lvlText w:val=""/>
-      <w:lvlJc w:val="left"/>
-      <w:pPr>
-        <w:ind w:left="6480" w:hanging="360"/>
-      </w:pPr>
-      <w:rPr>
-        <w:rFonts w:ascii="Wingdings" w:hAnsi="Wingdings" w:hint="default"/>
-      </w:rPr>
-    </w:lvl>
-  </w:abstractNum>
-  <w:abstractNum w:abstractNumId="20" w15:restartNumberingAfterBreak="0">
-    <w:nsid w:val="27603A72"/>
-    <w:multiLevelType w:val="hybridMultilevel"/>
-    <w:tmpl w:val="B112AB14"/>
-    <w:lvl w:ilvl="0" w:tplc="44090001">
-      <w:start w:val="1"/>
-      <w:numFmt w:val="bullet"/>
-      <w:lvlText w:val=""/>
-      <w:lvlJc w:val="left"/>
-      <w:pPr>
-        <w:ind w:left="1080" w:hanging="360"/>
-      </w:pPr>
-      <w:rPr>
-        <w:rFonts w:ascii="Symbol" w:hAnsi="Symbol" w:hint="default"/>
-      </w:rPr>
-    </w:lvl>
-    <w:lvl w:ilvl="1" w:tplc="44090003">
-      <w:start w:val="1"/>
-      <w:numFmt w:val="bullet"/>
-      <w:lvlText w:val="o"/>
-      <w:lvlJc w:val="left"/>
-      <w:pPr>
-        <w:ind w:left="1800" w:hanging="360"/>
-      </w:pPr>
-      <w:rPr>
-        <w:rFonts w:ascii="Courier New" w:hAnsi="Courier New" w:cs="Courier New" w:hint="default"/>
-      </w:rPr>
-    </w:lvl>
-    <w:lvl w:ilvl="2" w:tplc="44090005" w:tentative="1">
-      <w:start w:val="1"/>
-      <w:numFmt w:val="bullet"/>
-      <w:lvlText w:val=""/>
-      <w:lvlJc w:val="left"/>
-      <w:pPr>
-        <w:ind w:left="2520" w:hanging="360"/>
-      </w:pPr>
-      <w:rPr>
-        <w:rFonts w:ascii="Wingdings" w:hAnsi="Wingdings" w:hint="default"/>
-      </w:rPr>
-    </w:lvl>
-    <w:lvl w:ilvl="3" w:tplc="44090001" w:tentative="1">
-      <w:start w:val="1"/>
-      <w:numFmt w:val="bullet"/>
-      <w:lvlText w:val=""/>
-      <w:lvlJc w:val="left"/>
-      <w:pPr>
-        <w:ind w:left="3240" w:hanging="360"/>
-      </w:pPr>
-      <w:rPr>
-        <w:rFonts w:ascii="Symbol" w:hAnsi="Symbol" w:hint="default"/>
-      </w:rPr>
-    </w:lvl>
-    <w:lvl w:ilvl="4" w:tplc="44090003" w:tentative="1">
-      <w:start w:val="1"/>
-      <w:numFmt w:val="bullet"/>
-      <w:lvlText w:val="o"/>
-      <w:lvlJc w:val="left"/>
-      <w:pPr>
-        <w:ind w:left="3960" w:hanging="360"/>
-      </w:pPr>
-      <w:rPr>
-        <w:rFonts w:ascii="Courier New" w:hAnsi="Courier New" w:cs="Courier New" w:hint="default"/>
-      </w:rPr>
-    </w:lvl>
-    <w:lvl w:ilvl="5" w:tplc="44090005" w:tentative="1">
-      <w:start w:val="1"/>
-      <w:numFmt w:val="bullet"/>
-      <w:lvlText w:val=""/>
-      <w:lvlJc w:val="left"/>
-      <w:pPr>
-        <w:ind w:left="4680" w:hanging="360"/>
-      </w:pPr>
-      <w:rPr>
-        <w:rFonts w:ascii="Wingdings" w:hAnsi="Wingdings" w:hint="default"/>
-      </w:rPr>
-    </w:lvl>
-    <w:lvl w:ilvl="6" w:tplc="44090001" w:tentative="1">
-      <w:start w:val="1"/>
-      <w:numFmt w:val="bullet"/>
-      <w:lvlText w:val=""/>
-      <w:lvlJc w:val="left"/>
-      <w:pPr>
-        <w:ind w:left="5400" w:hanging="360"/>
-      </w:pPr>
-      <w:rPr>
-        <w:rFonts w:ascii="Symbol" w:hAnsi="Symbol" w:hint="default"/>
-      </w:rPr>
-    </w:lvl>
-    <w:lvl w:ilvl="7" w:tplc="44090003" w:tentative="1">
-      <w:start w:val="1"/>
-      <w:numFmt w:val="bullet"/>
-      <w:lvlText w:val="o"/>
-      <w:lvlJc w:val="left"/>
-      <w:pPr>
-        <w:ind w:left="6120" w:hanging="360"/>
-      </w:pPr>
-      <w:rPr>
-        <w:rFonts w:ascii="Courier New" w:hAnsi="Courier New" w:cs="Courier New" w:hint="default"/>
-      </w:rPr>
-    </w:lvl>
-    <w:lvl w:ilvl="8" w:tplc="44090005" w:tentative="1">
-      <w:start w:val="1"/>
-      <w:numFmt w:val="bullet"/>
-      <w:lvlText w:val=""/>
-      <w:lvlJc w:val="left"/>
-      <w:pPr>
-        <w:ind w:left="6840" w:hanging="360"/>
-      </w:pPr>
-      <w:rPr>
-        <w:rFonts w:ascii="Wingdings" w:hAnsi="Wingdings" w:hint="default"/>
-      </w:rPr>
-    </w:lvl>
-  </w:abstractNum>
-  <w:abstractNum w:abstractNumId="21" w15:restartNumberingAfterBreak="0">
-    <w:nsid w:val="288B0529"/>
-    <w:multiLevelType w:val="hybridMultilevel"/>
-    <w:tmpl w:val="DCF2C422"/>
-    <w:lvl w:ilvl="0" w:tplc="89E45DB2">
-      <w:start w:val="1"/>
-      <w:numFmt w:val="decimal"/>
-      <w:lvlText w:val="%1."/>
-      <w:lvlJc w:val="left"/>
-      <w:pPr>
-        <w:ind w:left="720" w:hanging="360"/>
-      </w:pPr>
-      <w:rPr>
-        <w:rFonts w:hint="default"/>
-      </w:rPr>
-    </w:lvl>
-    <w:lvl w:ilvl="1" w:tplc="44090019" w:tentative="1">
-      <w:start w:val="1"/>
-      <w:numFmt w:val="lowerLetter"/>
-      <w:lvlText w:val="%2."/>
-      <w:lvlJc w:val="left"/>
-      <w:pPr>
-        <w:ind w:left="1440" w:hanging="360"/>
-      </w:pPr>
-    </w:lvl>
-    <w:lvl w:ilvl="2" w:tplc="4409001B" w:tentative="1">
-      <w:start w:val="1"/>
-      <w:numFmt w:val="lowerRoman"/>
-      <w:lvlText w:val="%3."/>
-      <w:lvlJc w:val="right"/>
-      <w:pPr>
-        <w:ind w:left="2160" w:hanging="180"/>
-      </w:pPr>
-    </w:lvl>
-    <w:lvl w:ilvl="3" w:tplc="4409000F" w:tentative="1">
-      <w:start w:val="1"/>
-      <w:numFmt w:val="decimal"/>
-      <w:lvlText w:val="%4."/>
-      <w:lvlJc w:val="left"/>
-      <w:pPr>
-        <w:ind w:left="2880" w:hanging="360"/>
-      </w:pPr>
-    </w:lvl>
-    <w:lvl w:ilvl="4" w:tplc="44090019" w:tentative="1">
-      <w:start w:val="1"/>
-      <w:numFmt w:val="lowerLetter"/>
-      <w:lvlText w:val="%5."/>
-      <w:lvlJc w:val="left"/>
-      <w:pPr>
-        <w:ind w:left="3600" w:hanging="360"/>
-      </w:pPr>
-    </w:lvl>
-    <w:lvl w:ilvl="5" w:tplc="4409001B" w:tentative="1">
-      <w:start w:val="1"/>
-      <w:numFmt w:val="lowerRoman"/>
-      <w:lvlText w:val="%6."/>
-      <w:lvlJc w:val="right"/>
-      <w:pPr>
-        <w:ind w:left="4320" w:hanging="180"/>
-      </w:pPr>
-    </w:lvl>
-    <w:lvl w:ilvl="6" w:tplc="4409000F" w:tentative="1">
-      <w:start w:val="1"/>
-      <w:numFmt w:val="decimal"/>
-      <w:lvlText w:val="%7."/>
-      <w:lvlJc w:val="left"/>
-      <w:pPr>
-        <w:ind w:left="5040" w:hanging="360"/>
-      </w:pPr>
-    </w:lvl>
-    <w:lvl w:ilvl="7" w:tplc="44090019" w:tentative="1">
-      <w:start w:val="1"/>
-      <w:numFmt w:val="lowerLetter"/>
-      <w:lvlText w:val="%8."/>
-      <w:lvlJc w:val="left"/>
-      <w:pPr>
-        <w:ind w:left="5760" w:hanging="360"/>
-      </w:pPr>
-    </w:lvl>
-    <w:lvl w:ilvl="8" w:tplc="4409001B" w:tentative="1">
-      <w:start w:val="1"/>
-      <w:numFmt w:val="lowerRoman"/>
-      <w:lvlText w:val="%9."/>
-      <w:lvlJc w:val="right"/>
-      <w:pPr>
-        <w:ind w:left="6480" w:hanging="180"/>
-      </w:pPr>
-    </w:lvl>
-  </w:abstractNum>
-  <w:abstractNum w:abstractNumId="22" w15:restartNumberingAfterBreak="0">
-    <w:nsid w:val="2DA250CA"/>
+    <w:nsid w:val="35E55742"/>
     <w:multiLevelType w:val="multilevel"/>
-    <w:tmpl w:val="32A6881A"/>
+    <w:tmpl w:val="85E4DF48"/>
     <w:lvl w:ilvl="0">
       <w:start w:val="1"/>
       <w:numFmt w:val="bullet"/>
@@ -41729,16 +42687,20 @@
         <w:sz w:val="20"/>
       </w:rPr>
     </w:lvl>
-    <w:lvl w:ilvl="1">
+    <w:lvl w:ilvl="1" w:tentative="1">
       <w:start w:val="1"/>
-      <w:numFmt w:val="decimal"/>
-      <w:lvlText w:val="%2."/>
+      <w:numFmt w:val="bullet"/>
+      <w:lvlText w:val="o"/>
       <w:lvlJc w:val="left"/>
       <w:pPr>
+        <w:tabs>
+          <w:tab w:val="num" w:pos="1440"/>
+        </w:tabs>
         <w:ind w:left="1440" w:hanging="360"/>
       </w:pPr>
       <w:rPr>
-        <w:rFonts w:hint="default"/>
+        <w:rFonts w:ascii="Courier New" w:hAnsi="Courier New" w:hint="default"/>
+        <w:sz w:val="20"/>
       </w:rPr>
     </w:lvl>
     <w:lvl w:ilvl="2" w:tentative="1">
@@ -41854,10 +42816,212 @@
       </w:rPr>
     </w:lvl>
   </w:abstractNum>
-  <w:abstractNum w:abstractNumId="23" w15:restartNumberingAfterBreak="0">
-    <w:nsid w:val="301A24D3"/>
+  <w:abstractNum w:abstractNumId="17" w15:restartNumberingAfterBreak="0">
+    <w:nsid w:val="45CE2461"/>
     <w:multiLevelType w:val="hybridMultilevel"/>
-    <w:tmpl w:val="DC9E52E2"/>
+    <w:tmpl w:val="6728EDC2"/>
+    <w:lvl w:ilvl="0" w:tplc="8256B54A">
+      <w:start w:val="1"/>
+      <w:numFmt w:val="decimal"/>
+      <w:lvlText w:val="%1."/>
+      <w:lvlJc w:val="left"/>
+      <w:pPr>
+        <w:ind w:left="720" w:hanging="360"/>
+      </w:pPr>
+      <w:rPr>
+        <w:rFonts w:hint="default"/>
+      </w:rPr>
+    </w:lvl>
+    <w:lvl w:ilvl="1" w:tplc="44090019" w:tentative="1">
+      <w:start w:val="1"/>
+      <w:numFmt w:val="lowerLetter"/>
+      <w:lvlText w:val="%2."/>
+      <w:lvlJc w:val="left"/>
+      <w:pPr>
+        <w:ind w:left="1440" w:hanging="360"/>
+      </w:pPr>
+    </w:lvl>
+    <w:lvl w:ilvl="2" w:tplc="4409001B" w:tentative="1">
+      <w:start w:val="1"/>
+      <w:numFmt w:val="lowerRoman"/>
+      <w:lvlText w:val="%3."/>
+      <w:lvlJc w:val="right"/>
+      <w:pPr>
+        <w:ind w:left="2160" w:hanging="180"/>
+      </w:pPr>
+    </w:lvl>
+    <w:lvl w:ilvl="3" w:tplc="4409000F" w:tentative="1">
+      <w:start w:val="1"/>
+      <w:numFmt w:val="decimal"/>
+      <w:lvlText w:val="%4."/>
+      <w:lvlJc w:val="left"/>
+      <w:pPr>
+        <w:ind w:left="2880" w:hanging="360"/>
+      </w:pPr>
+    </w:lvl>
+    <w:lvl w:ilvl="4" w:tplc="44090019" w:tentative="1">
+      <w:start w:val="1"/>
+      <w:numFmt w:val="lowerLetter"/>
+      <w:lvlText w:val="%5."/>
+      <w:lvlJc w:val="left"/>
+      <w:pPr>
+        <w:ind w:left="3600" w:hanging="360"/>
+      </w:pPr>
+    </w:lvl>
+    <w:lvl w:ilvl="5" w:tplc="4409001B" w:tentative="1">
+      <w:start w:val="1"/>
+      <w:numFmt w:val="lowerRoman"/>
+      <w:lvlText w:val="%6."/>
+      <w:lvlJc w:val="right"/>
+      <w:pPr>
+        <w:ind w:left="4320" w:hanging="180"/>
+      </w:pPr>
+    </w:lvl>
+    <w:lvl w:ilvl="6" w:tplc="4409000F" w:tentative="1">
+      <w:start w:val="1"/>
+      <w:numFmt w:val="decimal"/>
+      <w:lvlText w:val="%7."/>
+      <w:lvlJc w:val="left"/>
+      <w:pPr>
+        <w:ind w:left="5040" w:hanging="360"/>
+      </w:pPr>
+    </w:lvl>
+    <w:lvl w:ilvl="7" w:tplc="44090019" w:tentative="1">
+      <w:start w:val="1"/>
+      <w:numFmt w:val="lowerLetter"/>
+      <w:lvlText w:val="%8."/>
+      <w:lvlJc w:val="left"/>
+      <w:pPr>
+        <w:ind w:left="5760" w:hanging="360"/>
+      </w:pPr>
+    </w:lvl>
+    <w:lvl w:ilvl="8" w:tplc="4409001B" w:tentative="1">
+      <w:start w:val="1"/>
+      <w:numFmt w:val="lowerRoman"/>
+      <w:lvlText w:val="%9."/>
+      <w:lvlJc w:val="right"/>
+      <w:pPr>
+        <w:ind w:left="6480" w:hanging="180"/>
+      </w:pPr>
+    </w:lvl>
+  </w:abstractNum>
+  <w:abstractNum w:abstractNumId="18" w15:restartNumberingAfterBreak="0">
+    <w:nsid w:val="489C5F69"/>
+    <w:multiLevelType w:val="multilevel"/>
+    <w:tmpl w:val="3672FB0E"/>
+    <w:lvl w:ilvl="0">
+      <w:start w:val="1"/>
+      <w:numFmt w:val="decimal"/>
+      <w:lvlText w:val="%1."/>
+      <w:lvlJc w:val="left"/>
+      <w:pPr>
+        <w:tabs>
+          <w:tab w:val="num" w:pos="720"/>
+        </w:tabs>
+        <w:ind w:left="720" w:hanging="360"/>
+      </w:pPr>
+    </w:lvl>
+    <w:lvl w:ilvl="1" w:tentative="1">
+      <w:start w:val="1"/>
+      <w:numFmt w:val="decimal"/>
+      <w:lvlText w:val="%2."/>
+      <w:lvlJc w:val="left"/>
+      <w:pPr>
+        <w:tabs>
+          <w:tab w:val="num" w:pos="1440"/>
+        </w:tabs>
+        <w:ind w:left="1440" w:hanging="360"/>
+      </w:pPr>
+    </w:lvl>
+    <w:lvl w:ilvl="2" w:tentative="1">
+      <w:start w:val="1"/>
+      <w:numFmt w:val="decimal"/>
+      <w:lvlText w:val="%3."/>
+      <w:lvlJc w:val="left"/>
+      <w:pPr>
+        <w:tabs>
+          <w:tab w:val="num" w:pos="2160"/>
+        </w:tabs>
+        <w:ind w:left="2160" w:hanging="360"/>
+      </w:pPr>
+    </w:lvl>
+    <w:lvl w:ilvl="3" w:tentative="1">
+      <w:start w:val="1"/>
+      <w:numFmt w:val="decimal"/>
+      <w:lvlText w:val="%4."/>
+      <w:lvlJc w:val="left"/>
+      <w:pPr>
+        <w:tabs>
+          <w:tab w:val="num" w:pos="2880"/>
+        </w:tabs>
+        <w:ind w:left="2880" w:hanging="360"/>
+      </w:pPr>
+    </w:lvl>
+    <w:lvl w:ilvl="4" w:tentative="1">
+      <w:start w:val="1"/>
+      <w:numFmt w:val="decimal"/>
+      <w:lvlText w:val="%5."/>
+      <w:lvlJc w:val="left"/>
+      <w:pPr>
+        <w:tabs>
+          <w:tab w:val="num" w:pos="3600"/>
+        </w:tabs>
+        <w:ind w:left="3600" w:hanging="360"/>
+      </w:pPr>
+    </w:lvl>
+    <w:lvl w:ilvl="5" w:tentative="1">
+      <w:start w:val="1"/>
+      <w:numFmt w:val="decimal"/>
+      <w:lvlText w:val="%6."/>
+      <w:lvlJc w:val="left"/>
+      <w:pPr>
+        <w:tabs>
+          <w:tab w:val="num" w:pos="4320"/>
+        </w:tabs>
+        <w:ind w:left="4320" w:hanging="360"/>
+      </w:pPr>
+    </w:lvl>
+    <w:lvl w:ilvl="6" w:tentative="1">
+      <w:start w:val="1"/>
+      <w:numFmt w:val="decimal"/>
+      <w:lvlText w:val="%7."/>
+      <w:lvlJc w:val="left"/>
+      <w:pPr>
+        <w:tabs>
+          <w:tab w:val="num" w:pos="5040"/>
+        </w:tabs>
+        <w:ind w:left="5040" w:hanging="360"/>
+      </w:pPr>
+    </w:lvl>
+    <w:lvl w:ilvl="7" w:tentative="1">
+      <w:start w:val="1"/>
+      <w:numFmt w:val="decimal"/>
+      <w:lvlText w:val="%8."/>
+      <w:lvlJc w:val="left"/>
+      <w:pPr>
+        <w:tabs>
+          <w:tab w:val="num" w:pos="5760"/>
+        </w:tabs>
+        <w:ind w:left="5760" w:hanging="360"/>
+      </w:pPr>
+    </w:lvl>
+    <w:lvl w:ilvl="8" w:tentative="1">
+      <w:start w:val="1"/>
+      <w:numFmt w:val="decimal"/>
+      <w:lvlText w:val="%9."/>
+      <w:lvlJc w:val="left"/>
+      <w:pPr>
+        <w:tabs>
+          <w:tab w:val="num" w:pos="6480"/>
+        </w:tabs>
+        <w:ind w:left="6480" w:hanging="360"/>
+      </w:pPr>
+    </w:lvl>
+  </w:abstractNum>
+  <w:abstractNum w:abstractNumId="19" w15:restartNumberingAfterBreak="0">
+    <w:nsid w:val="49691029"/>
+    <w:multiLevelType w:val="hybridMultilevel"/>
+    <w:tmpl w:val="E68C2CFC"/>
     <w:lvl w:ilvl="0" w:tplc="44090001">
       <w:start w:val="1"/>
       <w:numFmt w:val="bullet"/>
@@ -41967,8 +43131,799 @@
       </w:rPr>
     </w:lvl>
   </w:abstractNum>
+  <w:abstractNum w:abstractNumId="20" w15:restartNumberingAfterBreak="0">
+    <w:nsid w:val="4A78122B"/>
+    <w:multiLevelType w:val="hybridMultilevel"/>
+    <w:tmpl w:val="CA4A1996"/>
+    <w:lvl w:ilvl="0" w:tplc="A8425CD6">
+      <w:start w:val="1"/>
+      <w:numFmt w:val="decimal"/>
+      <w:lvlText w:val="%1."/>
+      <w:lvlJc w:val="left"/>
+      <w:pPr>
+        <w:ind w:left="720" w:hanging="360"/>
+      </w:pPr>
+      <w:rPr>
+        <w:rFonts w:hint="default"/>
+      </w:rPr>
+    </w:lvl>
+    <w:lvl w:ilvl="1" w:tplc="44090019" w:tentative="1">
+      <w:start w:val="1"/>
+      <w:numFmt w:val="lowerLetter"/>
+      <w:lvlText w:val="%2."/>
+      <w:lvlJc w:val="left"/>
+      <w:pPr>
+        <w:ind w:left="1440" w:hanging="360"/>
+      </w:pPr>
+    </w:lvl>
+    <w:lvl w:ilvl="2" w:tplc="4409001B" w:tentative="1">
+      <w:start w:val="1"/>
+      <w:numFmt w:val="lowerRoman"/>
+      <w:lvlText w:val="%3."/>
+      <w:lvlJc w:val="right"/>
+      <w:pPr>
+        <w:ind w:left="2160" w:hanging="180"/>
+      </w:pPr>
+    </w:lvl>
+    <w:lvl w:ilvl="3" w:tplc="4409000F" w:tentative="1">
+      <w:start w:val="1"/>
+      <w:numFmt w:val="decimal"/>
+      <w:lvlText w:val="%4."/>
+      <w:lvlJc w:val="left"/>
+      <w:pPr>
+        <w:ind w:left="2880" w:hanging="360"/>
+      </w:pPr>
+    </w:lvl>
+    <w:lvl w:ilvl="4" w:tplc="44090019" w:tentative="1">
+      <w:start w:val="1"/>
+      <w:numFmt w:val="lowerLetter"/>
+      <w:lvlText w:val="%5."/>
+      <w:lvlJc w:val="left"/>
+      <w:pPr>
+        <w:ind w:left="3600" w:hanging="360"/>
+      </w:pPr>
+    </w:lvl>
+    <w:lvl w:ilvl="5" w:tplc="4409001B" w:tentative="1">
+      <w:start w:val="1"/>
+      <w:numFmt w:val="lowerRoman"/>
+      <w:lvlText w:val="%6."/>
+      <w:lvlJc w:val="right"/>
+      <w:pPr>
+        <w:ind w:left="4320" w:hanging="180"/>
+      </w:pPr>
+    </w:lvl>
+    <w:lvl w:ilvl="6" w:tplc="4409000F" w:tentative="1">
+      <w:start w:val="1"/>
+      <w:numFmt w:val="decimal"/>
+      <w:lvlText w:val="%7."/>
+      <w:lvlJc w:val="left"/>
+      <w:pPr>
+        <w:ind w:left="5040" w:hanging="360"/>
+      </w:pPr>
+    </w:lvl>
+    <w:lvl w:ilvl="7" w:tplc="44090019" w:tentative="1">
+      <w:start w:val="1"/>
+      <w:numFmt w:val="lowerLetter"/>
+      <w:lvlText w:val="%8."/>
+      <w:lvlJc w:val="left"/>
+      <w:pPr>
+        <w:ind w:left="5760" w:hanging="360"/>
+      </w:pPr>
+    </w:lvl>
+    <w:lvl w:ilvl="8" w:tplc="4409001B" w:tentative="1">
+      <w:start w:val="1"/>
+      <w:numFmt w:val="lowerRoman"/>
+      <w:lvlText w:val="%9."/>
+      <w:lvlJc w:val="right"/>
+      <w:pPr>
+        <w:ind w:left="6480" w:hanging="180"/>
+      </w:pPr>
+    </w:lvl>
+  </w:abstractNum>
+  <w:abstractNum w:abstractNumId="21" w15:restartNumberingAfterBreak="0">
+    <w:nsid w:val="4EB11A1F"/>
+    <w:multiLevelType w:val="multilevel"/>
+    <w:tmpl w:val="98903138"/>
+    <w:lvl w:ilvl="0">
+      <w:start w:val="1"/>
+      <w:numFmt w:val="bullet"/>
+      <w:lvlText w:val=""/>
+      <w:lvlJc w:val="left"/>
+      <w:pPr>
+        <w:tabs>
+          <w:tab w:val="num" w:pos="720"/>
+        </w:tabs>
+        <w:ind w:left="720" w:hanging="360"/>
+      </w:pPr>
+      <w:rPr>
+        <w:rFonts w:ascii="Symbol" w:hAnsi="Symbol" w:hint="default"/>
+        <w:sz w:val="20"/>
+      </w:rPr>
+    </w:lvl>
+    <w:lvl w:ilvl="1" w:tentative="1">
+      <w:start w:val="1"/>
+      <w:numFmt w:val="bullet"/>
+      <w:lvlText w:val="o"/>
+      <w:lvlJc w:val="left"/>
+      <w:pPr>
+        <w:tabs>
+          <w:tab w:val="num" w:pos="1440"/>
+        </w:tabs>
+        <w:ind w:left="1440" w:hanging="360"/>
+      </w:pPr>
+      <w:rPr>
+        <w:rFonts w:ascii="Courier New" w:hAnsi="Courier New" w:hint="default"/>
+        <w:sz w:val="20"/>
+      </w:rPr>
+    </w:lvl>
+    <w:lvl w:ilvl="2" w:tentative="1">
+      <w:start w:val="1"/>
+      <w:numFmt w:val="bullet"/>
+      <w:lvlText w:val=""/>
+      <w:lvlJc w:val="left"/>
+      <w:pPr>
+        <w:tabs>
+          <w:tab w:val="num" w:pos="2160"/>
+        </w:tabs>
+        <w:ind w:left="2160" w:hanging="360"/>
+      </w:pPr>
+      <w:rPr>
+        <w:rFonts w:ascii="Wingdings" w:hAnsi="Wingdings" w:hint="default"/>
+        <w:sz w:val="20"/>
+      </w:rPr>
+    </w:lvl>
+    <w:lvl w:ilvl="3" w:tentative="1">
+      <w:start w:val="1"/>
+      <w:numFmt w:val="bullet"/>
+      <w:lvlText w:val=""/>
+      <w:lvlJc w:val="left"/>
+      <w:pPr>
+        <w:tabs>
+          <w:tab w:val="num" w:pos="2880"/>
+        </w:tabs>
+        <w:ind w:left="2880" w:hanging="360"/>
+      </w:pPr>
+      <w:rPr>
+        <w:rFonts w:ascii="Wingdings" w:hAnsi="Wingdings" w:hint="default"/>
+        <w:sz w:val="20"/>
+      </w:rPr>
+    </w:lvl>
+    <w:lvl w:ilvl="4" w:tentative="1">
+      <w:start w:val="1"/>
+      <w:numFmt w:val="bullet"/>
+      <w:lvlText w:val=""/>
+      <w:lvlJc w:val="left"/>
+      <w:pPr>
+        <w:tabs>
+          <w:tab w:val="num" w:pos="3600"/>
+        </w:tabs>
+        <w:ind w:left="3600" w:hanging="360"/>
+      </w:pPr>
+      <w:rPr>
+        <w:rFonts w:ascii="Wingdings" w:hAnsi="Wingdings" w:hint="default"/>
+        <w:sz w:val="20"/>
+      </w:rPr>
+    </w:lvl>
+    <w:lvl w:ilvl="5" w:tentative="1">
+      <w:start w:val="1"/>
+      <w:numFmt w:val="bullet"/>
+      <w:lvlText w:val=""/>
+      <w:lvlJc w:val="left"/>
+      <w:pPr>
+        <w:tabs>
+          <w:tab w:val="num" w:pos="4320"/>
+        </w:tabs>
+        <w:ind w:left="4320" w:hanging="360"/>
+      </w:pPr>
+      <w:rPr>
+        <w:rFonts w:ascii="Wingdings" w:hAnsi="Wingdings" w:hint="default"/>
+        <w:sz w:val="20"/>
+      </w:rPr>
+    </w:lvl>
+    <w:lvl w:ilvl="6" w:tentative="1">
+      <w:start w:val="1"/>
+      <w:numFmt w:val="bullet"/>
+      <w:lvlText w:val=""/>
+      <w:lvlJc w:val="left"/>
+      <w:pPr>
+        <w:tabs>
+          <w:tab w:val="num" w:pos="5040"/>
+        </w:tabs>
+        <w:ind w:left="5040" w:hanging="360"/>
+      </w:pPr>
+      <w:rPr>
+        <w:rFonts w:ascii="Wingdings" w:hAnsi="Wingdings" w:hint="default"/>
+        <w:sz w:val="20"/>
+      </w:rPr>
+    </w:lvl>
+    <w:lvl w:ilvl="7" w:tentative="1">
+      <w:start w:val="1"/>
+      <w:numFmt w:val="bullet"/>
+      <w:lvlText w:val=""/>
+      <w:lvlJc w:val="left"/>
+      <w:pPr>
+        <w:tabs>
+          <w:tab w:val="num" w:pos="5760"/>
+        </w:tabs>
+        <w:ind w:left="5760" w:hanging="360"/>
+      </w:pPr>
+      <w:rPr>
+        <w:rFonts w:ascii="Wingdings" w:hAnsi="Wingdings" w:hint="default"/>
+        <w:sz w:val="20"/>
+      </w:rPr>
+    </w:lvl>
+    <w:lvl w:ilvl="8" w:tentative="1">
+      <w:start w:val="1"/>
+      <w:numFmt w:val="bullet"/>
+      <w:lvlText w:val=""/>
+      <w:lvlJc w:val="left"/>
+      <w:pPr>
+        <w:tabs>
+          <w:tab w:val="num" w:pos="6480"/>
+        </w:tabs>
+        <w:ind w:left="6480" w:hanging="360"/>
+      </w:pPr>
+      <w:rPr>
+        <w:rFonts w:ascii="Wingdings" w:hAnsi="Wingdings" w:hint="default"/>
+        <w:sz w:val="20"/>
+      </w:rPr>
+    </w:lvl>
+  </w:abstractNum>
+  <w:abstractNum w:abstractNumId="22" w15:restartNumberingAfterBreak="0">
+    <w:nsid w:val="50D65D0A"/>
+    <w:multiLevelType w:val="multilevel"/>
+    <w:tmpl w:val="40A68014"/>
+    <w:lvl w:ilvl="0">
+      <w:start w:val="1"/>
+      <w:numFmt w:val="bullet"/>
+      <w:lvlText w:val=""/>
+      <w:lvlJc w:val="left"/>
+      <w:pPr>
+        <w:tabs>
+          <w:tab w:val="num" w:pos="720"/>
+        </w:tabs>
+        <w:ind w:left="720" w:hanging="360"/>
+      </w:pPr>
+      <w:rPr>
+        <w:rFonts w:ascii="Symbol" w:hAnsi="Symbol" w:hint="default"/>
+        <w:sz w:val="20"/>
+      </w:rPr>
+    </w:lvl>
+    <w:lvl w:ilvl="1" w:tentative="1">
+      <w:start w:val="1"/>
+      <w:numFmt w:val="bullet"/>
+      <w:lvlText w:val="o"/>
+      <w:lvlJc w:val="left"/>
+      <w:pPr>
+        <w:tabs>
+          <w:tab w:val="num" w:pos="1440"/>
+        </w:tabs>
+        <w:ind w:left="1440" w:hanging="360"/>
+      </w:pPr>
+      <w:rPr>
+        <w:rFonts w:ascii="Courier New" w:hAnsi="Courier New" w:hint="default"/>
+        <w:sz w:val="20"/>
+      </w:rPr>
+    </w:lvl>
+    <w:lvl w:ilvl="2" w:tentative="1">
+      <w:start w:val="1"/>
+      <w:numFmt w:val="bullet"/>
+      <w:lvlText w:val=""/>
+      <w:lvlJc w:val="left"/>
+      <w:pPr>
+        <w:tabs>
+          <w:tab w:val="num" w:pos="2160"/>
+        </w:tabs>
+        <w:ind w:left="2160" w:hanging="360"/>
+      </w:pPr>
+      <w:rPr>
+        <w:rFonts w:ascii="Wingdings" w:hAnsi="Wingdings" w:hint="default"/>
+        <w:sz w:val="20"/>
+      </w:rPr>
+    </w:lvl>
+    <w:lvl w:ilvl="3" w:tentative="1">
+      <w:start w:val="1"/>
+      <w:numFmt w:val="bullet"/>
+      <w:lvlText w:val=""/>
+      <w:lvlJc w:val="left"/>
+      <w:pPr>
+        <w:tabs>
+          <w:tab w:val="num" w:pos="2880"/>
+        </w:tabs>
+        <w:ind w:left="2880" w:hanging="360"/>
+      </w:pPr>
+      <w:rPr>
+        <w:rFonts w:ascii="Wingdings" w:hAnsi="Wingdings" w:hint="default"/>
+        <w:sz w:val="20"/>
+      </w:rPr>
+    </w:lvl>
+    <w:lvl w:ilvl="4" w:tentative="1">
+      <w:start w:val="1"/>
+      <w:numFmt w:val="bullet"/>
+      <w:lvlText w:val=""/>
+      <w:lvlJc w:val="left"/>
+      <w:pPr>
+        <w:tabs>
+          <w:tab w:val="num" w:pos="3600"/>
+        </w:tabs>
+        <w:ind w:left="3600" w:hanging="360"/>
+      </w:pPr>
+      <w:rPr>
+        <w:rFonts w:ascii="Wingdings" w:hAnsi="Wingdings" w:hint="default"/>
+        <w:sz w:val="20"/>
+      </w:rPr>
+    </w:lvl>
+    <w:lvl w:ilvl="5" w:tentative="1">
+      <w:start w:val="1"/>
+      <w:numFmt w:val="bullet"/>
+      <w:lvlText w:val=""/>
+      <w:lvlJc w:val="left"/>
+      <w:pPr>
+        <w:tabs>
+          <w:tab w:val="num" w:pos="4320"/>
+        </w:tabs>
+        <w:ind w:left="4320" w:hanging="360"/>
+      </w:pPr>
+      <w:rPr>
+        <w:rFonts w:ascii="Wingdings" w:hAnsi="Wingdings" w:hint="default"/>
+        <w:sz w:val="20"/>
+      </w:rPr>
+    </w:lvl>
+    <w:lvl w:ilvl="6" w:tentative="1">
+      <w:start w:val="1"/>
+      <w:numFmt w:val="bullet"/>
+      <w:lvlText w:val=""/>
+      <w:lvlJc w:val="left"/>
+      <w:pPr>
+        <w:tabs>
+          <w:tab w:val="num" w:pos="5040"/>
+        </w:tabs>
+        <w:ind w:left="5040" w:hanging="360"/>
+      </w:pPr>
+      <w:rPr>
+        <w:rFonts w:ascii="Wingdings" w:hAnsi="Wingdings" w:hint="default"/>
+        <w:sz w:val="20"/>
+      </w:rPr>
+    </w:lvl>
+    <w:lvl w:ilvl="7" w:tentative="1">
+      <w:start w:val="1"/>
+      <w:numFmt w:val="bullet"/>
+      <w:lvlText w:val=""/>
+      <w:lvlJc w:val="left"/>
+      <w:pPr>
+        <w:tabs>
+          <w:tab w:val="num" w:pos="5760"/>
+        </w:tabs>
+        <w:ind w:left="5760" w:hanging="360"/>
+      </w:pPr>
+      <w:rPr>
+        <w:rFonts w:ascii="Wingdings" w:hAnsi="Wingdings" w:hint="default"/>
+        <w:sz w:val="20"/>
+      </w:rPr>
+    </w:lvl>
+    <w:lvl w:ilvl="8" w:tentative="1">
+      <w:start w:val="1"/>
+      <w:numFmt w:val="bullet"/>
+      <w:lvlText w:val=""/>
+      <w:lvlJc w:val="left"/>
+      <w:pPr>
+        <w:tabs>
+          <w:tab w:val="num" w:pos="6480"/>
+        </w:tabs>
+        <w:ind w:left="6480" w:hanging="360"/>
+      </w:pPr>
+      <w:rPr>
+        <w:rFonts w:ascii="Wingdings" w:hAnsi="Wingdings" w:hint="default"/>
+        <w:sz w:val="20"/>
+      </w:rPr>
+    </w:lvl>
+  </w:abstractNum>
+  <w:abstractNum w:abstractNumId="23" w15:restartNumberingAfterBreak="0">
+    <w:nsid w:val="54434B97"/>
+    <w:multiLevelType w:val="hybridMultilevel"/>
+    <w:tmpl w:val="6DF23542"/>
+    <w:lvl w:ilvl="0" w:tplc="44090001">
+      <w:start w:val="1"/>
+      <w:numFmt w:val="bullet"/>
+      <w:lvlText w:val=""/>
+      <w:lvlJc w:val="left"/>
+      <w:pPr>
+        <w:ind w:left="720" w:hanging="360"/>
+      </w:pPr>
+      <w:rPr>
+        <w:rFonts w:ascii="Symbol" w:hAnsi="Symbol" w:hint="default"/>
+      </w:rPr>
+    </w:lvl>
+    <w:lvl w:ilvl="1" w:tplc="44090003" w:tentative="1">
+      <w:start w:val="1"/>
+      <w:numFmt w:val="bullet"/>
+      <w:lvlText w:val="o"/>
+      <w:lvlJc w:val="left"/>
+      <w:pPr>
+        <w:ind w:left="1440" w:hanging="360"/>
+      </w:pPr>
+      <w:rPr>
+        <w:rFonts w:ascii="Courier New" w:hAnsi="Courier New" w:cs="Courier New" w:hint="default"/>
+      </w:rPr>
+    </w:lvl>
+    <w:lvl w:ilvl="2" w:tplc="44090005" w:tentative="1">
+      <w:start w:val="1"/>
+      <w:numFmt w:val="bullet"/>
+      <w:lvlText w:val=""/>
+      <w:lvlJc w:val="left"/>
+      <w:pPr>
+        <w:ind w:left="2160" w:hanging="360"/>
+      </w:pPr>
+      <w:rPr>
+        <w:rFonts w:ascii="Wingdings" w:hAnsi="Wingdings" w:hint="default"/>
+      </w:rPr>
+    </w:lvl>
+    <w:lvl w:ilvl="3" w:tplc="44090001" w:tentative="1">
+      <w:start w:val="1"/>
+      <w:numFmt w:val="bullet"/>
+      <w:lvlText w:val=""/>
+      <w:lvlJc w:val="left"/>
+      <w:pPr>
+        <w:ind w:left="2880" w:hanging="360"/>
+      </w:pPr>
+      <w:rPr>
+        <w:rFonts w:ascii="Symbol" w:hAnsi="Symbol" w:hint="default"/>
+      </w:rPr>
+    </w:lvl>
+    <w:lvl w:ilvl="4" w:tplc="44090003" w:tentative="1">
+      <w:start w:val="1"/>
+      <w:numFmt w:val="bullet"/>
+      <w:lvlText w:val="o"/>
+      <w:lvlJc w:val="left"/>
+      <w:pPr>
+        <w:ind w:left="3600" w:hanging="360"/>
+      </w:pPr>
+      <w:rPr>
+        <w:rFonts w:ascii="Courier New" w:hAnsi="Courier New" w:cs="Courier New" w:hint="default"/>
+      </w:rPr>
+    </w:lvl>
+    <w:lvl w:ilvl="5" w:tplc="44090005" w:tentative="1">
+      <w:start w:val="1"/>
+      <w:numFmt w:val="bullet"/>
+      <w:lvlText w:val=""/>
+      <w:lvlJc w:val="left"/>
+      <w:pPr>
+        <w:ind w:left="4320" w:hanging="360"/>
+      </w:pPr>
+      <w:rPr>
+        <w:rFonts w:ascii="Wingdings" w:hAnsi="Wingdings" w:hint="default"/>
+      </w:rPr>
+    </w:lvl>
+    <w:lvl w:ilvl="6" w:tplc="44090001" w:tentative="1">
+      <w:start w:val="1"/>
+      <w:numFmt w:val="bullet"/>
+      <w:lvlText w:val=""/>
+      <w:lvlJc w:val="left"/>
+      <w:pPr>
+        <w:ind w:left="5040" w:hanging="360"/>
+      </w:pPr>
+      <w:rPr>
+        <w:rFonts w:ascii="Symbol" w:hAnsi="Symbol" w:hint="default"/>
+      </w:rPr>
+    </w:lvl>
+    <w:lvl w:ilvl="7" w:tplc="44090003" w:tentative="1">
+      <w:start w:val="1"/>
+      <w:numFmt w:val="bullet"/>
+      <w:lvlText w:val="o"/>
+      <w:lvlJc w:val="left"/>
+      <w:pPr>
+        <w:ind w:left="5760" w:hanging="360"/>
+      </w:pPr>
+      <w:rPr>
+        <w:rFonts w:ascii="Courier New" w:hAnsi="Courier New" w:cs="Courier New" w:hint="default"/>
+      </w:rPr>
+    </w:lvl>
+    <w:lvl w:ilvl="8" w:tplc="44090005" w:tentative="1">
+      <w:start w:val="1"/>
+      <w:numFmt w:val="bullet"/>
+      <w:lvlText w:val=""/>
+      <w:lvlJc w:val="left"/>
+      <w:pPr>
+        <w:ind w:left="6480" w:hanging="360"/>
+      </w:pPr>
+      <w:rPr>
+        <w:rFonts w:ascii="Wingdings" w:hAnsi="Wingdings" w:hint="default"/>
+      </w:rPr>
+    </w:lvl>
+  </w:abstractNum>
   <w:abstractNum w:abstractNumId="24" w15:restartNumberingAfterBreak="0">
-    <w:nsid w:val="32F50E12"/>
+    <w:nsid w:val="5917122C"/>
+    <w:multiLevelType w:val="hybridMultilevel"/>
+    <w:tmpl w:val="89DE7B92"/>
+    <w:lvl w:ilvl="0" w:tplc="4409000F">
+      <w:start w:val="1"/>
+      <w:numFmt w:val="decimal"/>
+      <w:lvlText w:val="%1."/>
+      <w:lvlJc w:val="left"/>
+      <w:pPr>
+        <w:ind w:left="1080" w:hanging="360"/>
+      </w:pPr>
+      <w:rPr>
+        <w:rFonts w:hint="default"/>
+      </w:rPr>
+    </w:lvl>
+    <w:lvl w:ilvl="1" w:tplc="FFFFFFFF" w:tentative="1">
+      <w:start w:val="1"/>
+      <w:numFmt w:val="bullet"/>
+      <w:lvlText w:val="o"/>
+      <w:lvlJc w:val="left"/>
+      <w:pPr>
+        <w:ind w:left="1800" w:hanging="360"/>
+      </w:pPr>
+      <w:rPr>
+        <w:rFonts w:ascii="Courier New" w:hAnsi="Courier New" w:cs="Courier New" w:hint="default"/>
+      </w:rPr>
+    </w:lvl>
+    <w:lvl w:ilvl="2" w:tplc="FFFFFFFF" w:tentative="1">
+      <w:start w:val="1"/>
+      <w:numFmt w:val="bullet"/>
+      <w:lvlText w:val=""/>
+      <w:lvlJc w:val="left"/>
+      <w:pPr>
+        <w:ind w:left="2520" w:hanging="360"/>
+      </w:pPr>
+      <w:rPr>
+        <w:rFonts w:ascii="Wingdings" w:hAnsi="Wingdings" w:hint="default"/>
+      </w:rPr>
+    </w:lvl>
+    <w:lvl w:ilvl="3" w:tplc="FFFFFFFF" w:tentative="1">
+      <w:start w:val="1"/>
+      <w:numFmt w:val="bullet"/>
+      <w:lvlText w:val=""/>
+      <w:lvlJc w:val="left"/>
+      <w:pPr>
+        <w:ind w:left="3240" w:hanging="360"/>
+      </w:pPr>
+      <w:rPr>
+        <w:rFonts w:ascii="Symbol" w:hAnsi="Symbol" w:hint="default"/>
+      </w:rPr>
+    </w:lvl>
+    <w:lvl w:ilvl="4" w:tplc="FFFFFFFF" w:tentative="1">
+      <w:start w:val="1"/>
+      <w:numFmt w:val="bullet"/>
+      <w:lvlText w:val="o"/>
+      <w:lvlJc w:val="left"/>
+      <w:pPr>
+        <w:ind w:left="3960" w:hanging="360"/>
+      </w:pPr>
+      <w:rPr>
+        <w:rFonts w:ascii="Courier New" w:hAnsi="Courier New" w:cs="Courier New" w:hint="default"/>
+      </w:rPr>
+    </w:lvl>
+    <w:lvl w:ilvl="5" w:tplc="FFFFFFFF" w:tentative="1">
+      <w:start w:val="1"/>
+      <w:numFmt w:val="bullet"/>
+      <w:lvlText w:val=""/>
+      <w:lvlJc w:val="left"/>
+      <w:pPr>
+        <w:ind w:left="4680" w:hanging="360"/>
+      </w:pPr>
+      <w:rPr>
+        <w:rFonts w:ascii="Wingdings" w:hAnsi="Wingdings" w:hint="default"/>
+      </w:rPr>
+    </w:lvl>
+    <w:lvl w:ilvl="6" w:tplc="FFFFFFFF" w:tentative="1">
+      <w:start w:val="1"/>
+      <w:numFmt w:val="bullet"/>
+      <w:lvlText w:val=""/>
+      <w:lvlJc w:val="left"/>
+      <w:pPr>
+        <w:ind w:left="5400" w:hanging="360"/>
+      </w:pPr>
+      <w:rPr>
+        <w:rFonts w:ascii="Symbol" w:hAnsi="Symbol" w:hint="default"/>
+      </w:rPr>
+    </w:lvl>
+    <w:lvl w:ilvl="7" w:tplc="FFFFFFFF" w:tentative="1">
+      <w:start w:val="1"/>
+      <w:numFmt w:val="bullet"/>
+      <w:lvlText w:val="o"/>
+      <w:lvlJc w:val="left"/>
+      <w:pPr>
+        <w:ind w:left="6120" w:hanging="360"/>
+      </w:pPr>
+      <w:rPr>
+        <w:rFonts w:ascii="Courier New" w:hAnsi="Courier New" w:cs="Courier New" w:hint="default"/>
+      </w:rPr>
+    </w:lvl>
+    <w:lvl w:ilvl="8" w:tplc="FFFFFFFF" w:tentative="1">
+      <w:start w:val="1"/>
+      <w:numFmt w:val="bullet"/>
+      <w:lvlText w:val=""/>
+      <w:lvlJc w:val="left"/>
+      <w:pPr>
+        <w:ind w:left="6840" w:hanging="360"/>
+      </w:pPr>
+      <w:rPr>
+        <w:rFonts w:ascii="Wingdings" w:hAnsi="Wingdings" w:hint="default"/>
+      </w:rPr>
+    </w:lvl>
+  </w:abstractNum>
+  <w:abstractNum w:abstractNumId="25" w15:restartNumberingAfterBreak="0">
+    <w:nsid w:val="59BE0C6B"/>
+    <w:multiLevelType w:val="hybridMultilevel"/>
+    <w:tmpl w:val="5524DEB0"/>
+    <w:lvl w:ilvl="0" w:tplc="44090001">
+      <w:start w:val="1"/>
+      <w:numFmt w:val="bullet"/>
+      <w:lvlText w:val=""/>
+      <w:lvlJc w:val="left"/>
+      <w:pPr>
+        <w:ind w:left="720" w:hanging="360"/>
+      </w:pPr>
+      <w:rPr>
+        <w:rFonts w:ascii="Symbol" w:hAnsi="Symbol" w:hint="default"/>
+      </w:rPr>
+    </w:lvl>
+    <w:lvl w:ilvl="1" w:tplc="FFFFFFFF" w:tentative="1">
+      <w:start w:val="1"/>
+      <w:numFmt w:val="lowerLetter"/>
+      <w:lvlText w:val="%2."/>
+      <w:lvlJc w:val="left"/>
+      <w:pPr>
+        <w:ind w:left="1440" w:hanging="360"/>
+      </w:pPr>
+    </w:lvl>
+    <w:lvl w:ilvl="2" w:tplc="FFFFFFFF" w:tentative="1">
+      <w:start w:val="1"/>
+      <w:numFmt w:val="lowerRoman"/>
+      <w:lvlText w:val="%3."/>
+      <w:lvlJc w:val="right"/>
+      <w:pPr>
+        <w:ind w:left="2160" w:hanging="180"/>
+      </w:pPr>
+    </w:lvl>
+    <w:lvl w:ilvl="3" w:tplc="FFFFFFFF" w:tentative="1">
+      <w:start w:val="1"/>
+      <w:numFmt w:val="decimal"/>
+      <w:lvlText w:val="%4."/>
+      <w:lvlJc w:val="left"/>
+      <w:pPr>
+        <w:ind w:left="2880" w:hanging="360"/>
+      </w:pPr>
+    </w:lvl>
+    <w:lvl w:ilvl="4" w:tplc="FFFFFFFF" w:tentative="1">
+      <w:start w:val="1"/>
+      <w:numFmt w:val="lowerLetter"/>
+      <w:lvlText w:val="%5."/>
+      <w:lvlJc w:val="left"/>
+      <w:pPr>
+        <w:ind w:left="3600" w:hanging="360"/>
+      </w:pPr>
+    </w:lvl>
+    <w:lvl w:ilvl="5" w:tplc="FFFFFFFF" w:tentative="1">
+      <w:start w:val="1"/>
+      <w:numFmt w:val="lowerRoman"/>
+      <w:lvlText w:val="%6."/>
+      <w:lvlJc w:val="right"/>
+      <w:pPr>
+        <w:ind w:left="4320" w:hanging="180"/>
+      </w:pPr>
+    </w:lvl>
+    <w:lvl w:ilvl="6" w:tplc="FFFFFFFF" w:tentative="1">
+      <w:start w:val="1"/>
+      <w:numFmt w:val="decimal"/>
+      <w:lvlText w:val="%7."/>
+      <w:lvlJc w:val="left"/>
+      <w:pPr>
+        <w:ind w:left="5040" w:hanging="360"/>
+      </w:pPr>
+    </w:lvl>
+    <w:lvl w:ilvl="7" w:tplc="FFFFFFFF" w:tentative="1">
+      <w:start w:val="1"/>
+      <w:numFmt w:val="lowerLetter"/>
+      <w:lvlText w:val="%8."/>
+      <w:lvlJc w:val="left"/>
+      <w:pPr>
+        <w:ind w:left="5760" w:hanging="360"/>
+      </w:pPr>
+    </w:lvl>
+    <w:lvl w:ilvl="8" w:tplc="FFFFFFFF" w:tentative="1">
+      <w:start w:val="1"/>
+      <w:numFmt w:val="lowerRoman"/>
+      <w:lvlText w:val="%9."/>
+      <w:lvlJc w:val="right"/>
+      <w:pPr>
+        <w:ind w:left="6480" w:hanging="180"/>
+      </w:pPr>
+    </w:lvl>
+  </w:abstractNum>
+  <w:abstractNum w:abstractNumId="26" w15:restartNumberingAfterBreak="0">
+    <w:nsid w:val="5A2342D2"/>
+    <w:multiLevelType w:val="hybridMultilevel"/>
+    <w:tmpl w:val="5EF8B1EA"/>
+    <w:lvl w:ilvl="0" w:tplc="A8425CD6">
+      <w:start w:val="1"/>
+      <w:numFmt w:val="decimal"/>
+      <w:lvlText w:val="%1."/>
+      <w:lvlJc w:val="left"/>
+      <w:pPr>
+        <w:ind w:left="1440" w:hanging="360"/>
+      </w:pPr>
+      <w:rPr>
+        <w:rFonts w:hint="default"/>
+      </w:rPr>
+    </w:lvl>
+    <w:lvl w:ilvl="1" w:tplc="44090019" w:tentative="1">
+      <w:start w:val="1"/>
+      <w:numFmt w:val="lowerLetter"/>
+      <w:lvlText w:val="%2."/>
+      <w:lvlJc w:val="left"/>
+      <w:pPr>
+        <w:ind w:left="2160" w:hanging="360"/>
+      </w:pPr>
+    </w:lvl>
+    <w:lvl w:ilvl="2" w:tplc="4409001B" w:tentative="1">
+      <w:start w:val="1"/>
+      <w:numFmt w:val="lowerRoman"/>
+      <w:lvlText w:val="%3."/>
+      <w:lvlJc w:val="right"/>
+      <w:pPr>
+        <w:ind w:left="2880" w:hanging="180"/>
+      </w:pPr>
+    </w:lvl>
+    <w:lvl w:ilvl="3" w:tplc="4409000F" w:tentative="1">
+      <w:start w:val="1"/>
+      <w:numFmt w:val="decimal"/>
+      <w:lvlText w:val="%4."/>
+      <w:lvlJc w:val="left"/>
+      <w:pPr>
+        <w:ind w:left="3600" w:hanging="360"/>
+      </w:pPr>
+    </w:lvl>
+    <w:lvl w:ilvl="4" w:tplc="44090019" w:tentative="1">
+      <w:start w:val="1"/>
+      <w:numFmt w:val="lowerLetter"/>
+      <w:lvlText w:val="%5."/>
+      <w:lvlJc w:val="left"/>
+      <w:pPr>
+        <w:ind w:left="4320" w:hanging="360"/>
+      </w:pPr>
+    </w:lvl>
+    <w:lvl w:ilvl="5" w:tplc="4409001B" w:tentative="1">
+      <w:start w:val="1"/>
+      <w:numFmt w:val="lowerRoman"/>
+      <w:lvlText w:val="%6."/>
+      <w:lvlJc w:val="right"/>
+      <w:pPr>
+        <w:ind w:left="5040" w:hanging="180"/>
+      </w:pPr>
+    </w:lvl>
+    <w:lvl w:ilvl="6" w:tplc="4409000F" w:tentative="1">
+      <w:start w:val="1"/>
+      <w:numFmt w:val="decimal"/>
+      <w:lvlText w:val="%7."/>
+      <w:lvlJc w:val="left"/>
+      <w:pPr>
+        <w:ind w:left="5760" w:hanging="360"/>
+      </w:pPr>
+    </w:lvl>
+    <w:lvl w:ilvl="7" w:tplc="44090019" w:tentative="1">
+      <w:start w:val="1"/>
+      <w:numFmt w:val="lowerLetter"/>
+      <w:lvlText w:val="%8."/>
+      <w:lvlJc w:val="left"/>
+      <w:pPr>
+        <w:ind w:left="6480" w:hanging="360"/>
+      </w:pPr>
+    </w:lvl>
+    <w:lvl w:ilvl="8" w:tplc="4409001B" w:tentative="1">
+      <w:start w:val="1"/>
+      <w:numFmt w:val="lowerRoman"/>
+      <w:lvlText w:val="%9."/>
+      <w:lvlJc w:val="right"/>
+      <w:pPr>
+        <w:ind w:left="7200" w:hanging="180"/>
+      </w:pPr>
+    </w:lvl>
+  </w:abstractNum>
+  <w:abstractNum w:abstractNumId="27" w15:restartNumberingAfterBreak="0">
+    <w:nsid w:val="5CCE26CC"/>
     <w:multiLevelType w:val="multilevel"/>
     <w:tmpl w:val="087CCB58"/>
     <w:lvl w:ilvl="0">
@@ -42112,17 +44067,103 @@
       </w:rPr>
     </w:lvl>
   </w:abstractNum>
-  <w:abstractNum w:abstractNumId="25" w15:restartNumberingAfterBreak="0">
-    <w:nsid w:val="331975A3"/>
+  <w:abstractNum w:abstractNumId="28" w15:restartNumberingAfterBreak="0">
+    <w:nsid w:val="5D635A75"/>
     <w:multiLevelType w:val="hybridMultilevel"/>
-    <w:tmpl w:val="929AC5C4"/>
+    <w:tmpl w:val="621E89F2"/>
+    <w:lvl w:ilvl="0" w:tplc="44090017">
+      <w:start w:val="1"/>
+      <w:numFmt w:val="lowerLetter"/>
+      <w:lvlText w:val="%1)"/>
+      <w:lvlJc w:val="left"/>
+      <w:pPr>
+        <w:ind w:left="1080" w:hanging="360"/>
+      </w:pPr>
+    </w:lvl>
+    <w:lvl w:ilvl="1" w:tplc="44090019" w:tentative="1">
+      <w:start w:val="1"/>
+      <w:numFmt w:val="lowerLetter"/>
+      <w:lvlText w:val="%2."/>
+      <w:lvlJc w:val="left"/>
+      <w:pPr>
+        <w:ind w:left="1800" w:hanging="360"/>
+      </w:pPr>
+    </w:lvl>
+    <w:lvl w:ilvl="2" w:tplc="4409001B" w:tentative="1">
+      <w:start w:val="1"/>
+      <w:numFmt w:val="lowerRoman"/>
+      <w:lvlText w:val="%3."/>
+      <w:lvlJc w:val="right"/>
+      <w:pPr>
+        <w:ind w:left="2520" w:hanging="180"/>
+      </w:pPr>
+    </w:lvl>
+    <w:lvl w:ilvl="3" w:tplc="4409000F" w:tentative="1">
+      <w:start w:val="1"/>
+      <w:numFmt w:val="decimal"/>
+      <w:lvlText w:val="%4."/>
+      <w:lvlJc w:val="left"/>
+      <w:pPr>
+        <w:ind w:left="3240" w:hanging="360"/>
+      </w:pPr>
+    </w:lvl>
+    <w:lvl w:ilvl="4" w:tplc="44090019" w:tentative="1">
+      <w:start w:val="1"/>
+      <w:numFmt w:val="lowerLetter"/>
+      <w:lvlText w:val="%5."/>
+      <w:lvlJc w:val="left"/>
+      <w:pPr>
+        <w:ind w:left="3960" w:hanging="360"/>
+      </w:pPr>
+    </w:lvl>
+    <w:lvl w:ilvl="5" w:tplc="4409001B" w:tentative="1">
+      <w:start w:val="1"/>
+      <w:numFmt w:val="lowerRoman"/>
+      <w:lvlText w:val="%6."/>
+      <w:lvlJc w:val="right"/>
+      <w:pPr>
+        <w:ind w:left="4680" w:hanging="180"/>
+      </w:pPr>
+    </w:lvl>
+    <w:lvl w:ilvl="6" w:tplc="4409000F" w:tentative="1">
+      <w:start w:val="1"/>
+      <w:numFmt w:val="decimal"/>
+      <w:lvlText w:val="%7."/>
+      <w:lvlJc w:val="left"/>
+      <w:pPr>
+        <w:ind w:left="5400" w:hanging="360"/>
+      </w:pPr>
+    </w:lvl>
+    <w:lvl w:ilvl="7" w:tplc="44090019" w:tentative="1">
+      <w:start w:val="1"/>
+      <w:numFmt w:val="lowerLetter"/>
+      <w:lvlText w:val="%8."/>
+      <w:lvlJc w:val="left"/>
+      <w:pPr>
+        <w:ind w:left="6120" w:hanging="360"/>
+      </w:pPr>
+    </w:lvl>
+    <w:lvl w:ilvl="8" w:tplc="4409001B" w:tentative="1">
+      <w:start w:val="1"/>
+      <w:numFmt w:val="lowerRoman"/>
+      <w:lvlText w:val="%9."/>
+      <w:lvlJc w:val="right"/>
+      <w:pPr>
+        <w:ind w:left="6840" w:hanging="180"/>
+      </w:pPr>
+    </w:lvl>
+  </w:abstractNum>
+  <w:abstractNum w:abstractNumId="29" w15:restartNumberingAfterBreak="0">
+    <w:nsid w:val="5DFD7CB4"/>
+    <w:multiLevelType w:val="hybridMultilevel"/>
+    <w:tmpl w:val="CE1CBF70"/>
     <w:lvl w:ilvl="0" w:tplc="44090001">
       <w:start w:val="1"/>
       <w:numFmt w:val="bullet"/>
       <w:lvlText w:val=""/>
       <w:lvlJc w:val="left"/>
       <w:pPr>
-        <w:ind w:left="360" w:hanging="360"/>
+        <w:ind w:left="720" w:hanging="360"/>
       </w:pPr>
       <w:rPr>
         <w:rFonts w:ascii="Symbol" w:hAnsi="Symbol" w:hint="default"/>
@@ -42134,7 +44175,7 @@
       <w:lvlText w:val="o"/>
       <w:lvlJc w:val="left"/>
       <w:pPr>
-        <w:ind w:left="1080" w:hanging="360"/>
+        <w:ind w:left="1440" w:hanging="360"/>
       </w:pPr>
       <w:rPr>
         <w:rFonts w:ascii="Courier New" w:hAnsi="Courier New" w:cs="Courier New" w:hint="default"/>
@@ -42146,7 +44187,7 @@
       <w:lvlText w:val=""/>
       <w:lvlJc w:val="left"/>
       <w:pPr>
-        <w:ind w:left="1800" w:hanging="360"/>
+        <w:ind w:left="2160" w:hanging="360"/>
       </w:pPr>
       <w:rPr>
         <w:rFonts w:ascii="Wingdings" w:hAnsi="Wingdings" w:hint="default"/>
@@ -42158,7 +44199,7 @@
       <w:lvlText w:val=""/>
       <w:lvlJc w:val="left"/>
       <w:pPr>
-        <w:ind w:left="2520" w:hanging="360"/>
+        <w:ind w:left="2880" w:hanging="360"/>
       </w:pPr>
       <w:rPr>
         <w:rFonts w:ascii="Symbol" w:hAnsi="Symbol" w:hint="default"/>
@@ -42170,7 +44211,7 @@
       <w:lvlText w:val="o"/>
       <w:lvlJc w:val="left"/>
       <w:pPr>
-        <w:ind w:left="3240" w:hanging="360"/>
+        <w:ind w:left="3600" w:hanging="360"/>
       </w:pPr>
       <w:rPr>
         <w:rFonts w:ascii="Courier New" w:hAnsi="Courier New" w:cs="Courier New" w:hint="default"/>
@@ -42182,7 +44223,7 @@
       <w:lvlText w:val=""/>
       <w:lvlJc w:val="left"/>
       <w:pPr>
-        <w:ind w:left="3960" w:hanging="360"/>
+        <w:ind w:left="4320" w:hanging="360"/>
       </w:pPr>
       <w:rPr>
         <w:rFonts w:ascii="Wingdings" w:hAnsi="Wingdings" w:hint="default"/>
@@ -42194,7 +44235,7 @@
       <w:lvlText w:val=""/>
       <w:lvlJc w:val="left"/>
       <w:pPr>
-        <w:ind w:left="4680" w:hanging="360"/>
+        <w:ind w:left="5040" w:hanging="360"/>
       </w:pPr>
       <w:rPr>
         <w:rFonts w:ascii="Symbol" w:hAnsi="Symbol" w:hint="default"/>
@@ -42206,7 +44247,7 @@
       <w:lvlText w:val="o"/>
       <w:lvlJc w:val="left"/>
       <w:pPr>
-        <w:ind w:left="5400" w:hanging="360"/>
+        <w:ind w:left="5760" w:hanging="360"/>
       </w:pPr>
       <w:rPr>
         <w:rFonts w:ascii="Courier New" w:hAnsi="Courier New" w:cs="Courier New" w:hint="default"/>
@@ -42218,17 +44259,17 @@
       <w:lvlText w:val=""/>
       <w:lvlJc w:val="left"/>
       <w:pPr>
-        <w:ind w:left="6120" w:hanging="360"/>
+        <w:ind w:left="6480" w:hanging="360"/>
       </w:pPr>
       <w:rPr>
         <w:rFonts w:ascii="Wingdings" w:hAnsi="Wingdings" w:hint="default"/>
       </w:rPr>
     </w:lvl>
   </w:abstractNum>
-  <w:abstractNum w:abstractNumId="26" w15:restartNumberingAfterBreak="0">
-    <w:nsid w:val="35E55742"/>
+  <w:abstractNum w:abstractNumId="30" w15:restartNumberingAfterBreak="0">
+    <w:nsid w:val="6E9D4393"/>
     <w:multiLevelType w:val="multilevel"/>
-    <w:tmpl w:val="85E4DF48"/>
+    <w:tmpl w:val="53DEF266"/>
     <w:lvl w:ilvl="0">
       <w:start w:val="1"/>
       <w:numFmt w:val="bullet"/>
@@ -42374,99 +44415,10 @@
       </w:rPr>
     </w:lvl>
   </w:abstractNum>
-  <w:abstractNum w:abstractNumId="27" w15:restartNumberingAfterBreak="0">
-    <w:nsid w:val="45CE2461"/>
-    <w:multiLevelType w:val="hybridMultilevel"/>
-    <w:tmpl w:val="6728EDC2"/>
-    <w:lvl w:ilvl="0" w:tplc="8256B54A">
-      <w:start w:val="1"/>
-      <w:numFmt w:val="decimal"/>
-      <w:lvlText w:val="%1."/>
-      <w:lvlJc w:val="left"/>
-      <w:pPr>
-        <w:ind w:left="720" w:hanging="360"/>
-      </w:pPr>
-      <w:rPr>
-        <w:rFonts w:hint="default"/>
-      </w:rPr>
-    </w:lvl>
-    <w:lvl w:ilvl="1" w:tplc="44090019" w:tentative="1">
-      <w:start w:val="1"/>
-      <w:numFmt w:val="lowerLetter"/>
-      <w:lvlText w:val="%2."/>
-      <w:lvlJc w:val="left"/>
-      <w:pPr>
-        <w:ind w:left="1440" w:hanging="360"/>
-      </w:pPr>
-    </w:lvl>
-    <w:lvl w:ilvl="2" w:tplc="4409001B" w:tentative="1">
-      <w:start w:val="1"/>
-      <w:numFmt w:val="lowerRoman"/>
-      <w:lvlText w:val="%3."/>
-      <w:lvlJc w:val="right"/>
-      <w:pPr>
-        <w:ind w:left="2160" w:hanging="180"/>
-      </w:pPr>
-    </w:lvl>
-    <w:lvl w:ilvl="3" w:tplc="4409000F" w:tentative="1">
-      <w:start w:val="1"/>
-      <w:numFmt w:val="decimal"/>
-      <w:lvlText w:val="%4."/>
-      <w:lvlJc w:val="left"/>
-      <w:pPr>
-        <w:ind w:left="2880" w:hanging="360"/>
-      </w:pPr>
-    </w:lvl>
-    <w:lvl w:ilvl="4" w:tplc="44090019" w:tentative="1">
-      <w:start w:val="1"/>
-      <w:numFmt w:val="lowerLetter"/>
-      <w:lvlText w:val="%5."/>
-      <w:lvlJc w:val="left"/>
-      <w:pPr>
-        <w:ind w:left="3600" w:hanging="360"/>
-      </w:pPr>
-    </w:lvl>
-    <w:lvl w:ilvl="5" w:tplc="4409001B" w:tentative="1">
-      <w:start w:val="1"/>
-      <w:numFmt w:val="lowerRoman"/>
-      <w:lvlText w:val="%6."/>
-      <w:lvlJc w:val="right"/>
-      <w:pPr>
-        <w:ind w:left="4320" w:hanging="180"/>
-      </w:pPr>
-    </w:lvl>
-    <w:lvl w:ilvl="6" w:tplc="4409000F" w:tentative="1">
-      <w:start w:val="1"/>
-      <w:numFmt w:val="decimal"/>
-      <w:lvlText w:val="%7."/>
-      <w:lvlJc w:val="left"/>
-      <w:pPr>
-        <w:ind w:left="5040" w:hanging="360"/>
-      </w:pPr>
-    </w:lvl>
-    <w:lvl w:ilvl="7" w:tplc="44090019" w:tentative="1">
-      <w:start w:val="1"/>
-      <w:numFmt w:val="lowerLetter"/>
-      <w:lvlText w:val="%8."/>
-      <w:lvlJc w:val="left"/>
-      <w:pPr>
-        <w:ind w:left="5760" w:hanging="360"/>
-      </w:pPr>
-    </w:lvl>
-    <w:lvl w:ilvl="8" w:tplc="4409001B" w:tentative="1">
-      <w:start w:val="1"/>
-      <w:numFmt w:val="lowerRoman"/>
-      <w:lvlText w:val="%9."/>
-      <w:lvlJc w:val="right"/>
-      <w:pPr>
-        <w:ind w:left="6480" w:hanging="180"/>
-      </w:pPr>
-    </w:lvl>
-  </w:abstractNum>
-  <w:abstractNum w:abstractNumId="28" w15:restartNumberingAfterBreak="0">
-    <w:nsid w:val="489C5F69"/>
+  <w:abstractNum w:abstractNumId="31" w15:restartNumberingAfterBreak="0">
+    <w:nsid w:val="755050B4"/>
     <w:multiLevelType w:val="multilevel"/>
-    <w:tmpl w:val="3672FB0E"/>
+    <w:tmpl w:val="087CCB58"/>
     <w:lvl w:ilvl="0">
       <w:start w:val="1"/>
       <w:numFmt w:val="decimal"/>
@@ -42478,23 +44430,27 @@
         </w:tabs>
         <w:ind w:left="720" w:hanging="360"/>
       </w:pPr>
+      <w:rPr>
+        <w:rFonts w:hint="default"/>
+        <w:sz w:val="20"/>
+      </w:rPr>
     </w:lvl>
-    <w:lvl w:ilvl="1" w:tentative="1">
+    <w:lvl w:ilvl="1">
       <w:start w:val="1"/>
       <w:numFmt w:val="decimal"/>
       <w:lvlText w:val="%2."/>
       <w:lvlJc w:val="left"/>
       <w:pPr>
-        <w:tabs>
-          <w:tab w:val="num" w:pos="1440"/>
-        </w:tabs>
         <w:ind w:left="1440" w:hanging="360"/>
       </w:pPr>
+      <w:rPr>
+        <w:rFonts w:hint="default"/>
+      </w:rPr>
     </w:lvl>
     <w:lvl w:ilvl="2" w:tentative="1">
       <w:start w:val="1"/>
-      <w:numFmt w:val="decimal"/>
-      <w:lvlText w:val="%3."/>
+      <w:numFmt w:val="bullet"/>
+      <w:lvlText w:val=""/>
       <w:lvlJc w:val="left"/>
       <w:pPr>
         <w:tabs>
@@ -42502,11 +44458,15 @@
         </w:tabs>
         <w:ind w:left="2160" w:hanging="360"/>
       </w:pPr>
+      <w:rPr>
+        <w:rFonts w:ascii="Symbol" w:hAnsi="Symbol" w:hint="default"/>
+        <w:sz w:val="20"/>
+      </w:rPr>
     </w:lvl>
     <w:lvl w:ilvl="3" w:tentative="1">
       <w:start w:val="1"/>
-      <w:numFmt w:val="decimal"/>
-      <w:lvlText w:val="%4."/>
+      <w:numFmt w:val="bullet"/>
+      <w:lvlText w:val=""/>
       <w:lvlJc w:val="left"/>
       <w:pPr>
         <w:tabs>
@@ -42514,11 +44474,15 @@
         </w:tabs>
         <w:ind w:left="2880" w:hanging="360"/>
       </w:pPr>
+      <w:rPr>
+        <w:rFonts w:ascii="Symbol" w:hAnsi="Symbol" w:hint="default"/>
+        <w:sz w:val="20"/>
+      </w:rPr>
     </w:lvl>
     <w:lvl w:ilvl="4" w:tentative="1">
       <w:start w:val="1"/>
-      <w:numFmt w:val="decimal"/>
-      <w:lvlText w:val="%5."/>
+      <w:numFmt w:val="bullet"/>
+      <w:lvlText w:val=""/>
       <w:lvlJc w:val="left"/>
       <w:pPr>
         <w:tabs>
@@ -42526,11 +44490,15 @@
         </w:tabs>
         <w:ind w:left="3600" w:hanging="360"/>
       </w:pPr>
+      <w:rPr>
+        <w:rFonts w:ascii="Symbol" w:hAnsi="Symbol" w:hint="default"/>
+        <w:sz w:val="20"/>
+      </w:rPr>
     </w:lvl>
     <w:lvl w:ilvl="5" w:tentative="1">
       <w:start w:val="1"/>
-      <w:numFmt w:val="decimal"/>
-      <w:lvlText w:val="%6."/>
+      <w:numFmt w:val="bullet"/>
+      <w:lvlText w:val=""/>
       <w:lvlJc w:val="left"/>
       <w:pPr>
         <w:tabs>
@@ -42538,11 +44506,15 @@
         </w:tabs>
         <w:ind w:left="4320" w:hanging="360"/>
       </w:pPr>
+      <w:rPr>
+        <w:rFonts w:ascii="Symbol" w:hAnsi="Symbol" w:hint="default"/>
+        <w:sz w:val="20"/>
+      </w:rPr>
     </w:lvl>
     <w:lvl w:ilvl="6" w:tentative="1">
       <w:start w:val="1"/>
-      <w:numFmt w:val="decimal"/>
-      <w:lvlText w:val="%7."/>
+      <w:numFmt w:val="bullet"/>
+      <w:lvlText w:val=""/>
       <w:lvlJc w:val="left"/>
       <w:pPr>
         <w:tabs>
@@ -42550,11 +44522,15 @@
         </w:tabs>
         <w:ind w:left="5040" w:hanging="360"/>
       </w:pPr>
+      <w:rPr>
+        <w:rFonts w:ascii="Symbol" w:hAnsi="Symbol" w:hint="default"/>
+        <w:sz w:val="20"/>
+      </w:rPr>
     </w:lvl>
     <w:lvl w:ilvl="7" w:tentative="1">
       <w:start w:val="1"/>
-      <w:numFmt w:val="decimal"/>
-      <w:lvlText w:val="%8."/>
+      <w:numFmt w:val="bullet"/>
+      <w:lvlText w:val=""/>
       <w:lvlJc w:val="left"/>
       <w:pPr>
         <w:tabs>
@@ -42562,11 +44538,15 @@
         </w:tabs>
         <w:ind w:left="5760" w:hanging="360"/>
       </w:pPr>
+      <w:rPr>
+        <w:rFonts w:ascii="Symbol" w:hAnsi="Symbol" w:hint="default"/>
+        <w:sz w:val="20"/>
+      </w:rPr>
     </w:lvl>
     <w:lvl w:ilvl="8" w:tentative="1">
       <w:start w:val="1"/>
-      <w:numFmt w:val="decimal"/>
-      <w:lvlText w:val="%9."/>
+      <w:numFmt w:val="bullet"/>
+      <w:lvlText w:val=""/>
       <w:lvlJc w:val="left"/>
       <w:pPr>
         <w:tabs>
@@ -42574,530 +44554,16 @@
         </w:tabs>
         <w:ind w:left="6480" w:hanging="360"/>
       </w:pPr>
-    </w:lvl>
-  </w:abstractNum>
-  <w:abstractNum w:abstractNumId="29" w15:restartNumberingAfterBreak="0">
-    <w:nsid w:val="49691029"/>
-    <w:multiLevelType w:val="hybridMultilevel"/>
-    <w:tmpl w:val="E68C2CFC"/>
-    <w:lvl w:ilvl="0" w:tplc="44090001">
-      <w:start w:val="1"/>
-      <w:numFmt w:val="bullet"/>
-      <w:lvlText w:val=""/>
-      <w:lvlJc w:val="left"/>
-      <w:pPr>
-        <w:ind w:left="1080" w:hanging="360"/>
-      </w:pPr>
       <w:rPr>
         <w:rFonts w:ascii="Symbol" w:hAnsi="Symbol" w:hint="default"/>
-      </w:rPr>
-    </w:lvl>
-    <w:lvl w:ilvl="1" w:tplc="44090003" w:tentative="1">
-      <w:start w:val="1"/>
-      <w:numFmt w:val="bullet"/>
-      <w:lvlText w:val="o"/>
-      <w:lvlJc w:val="left"/>
-      <w:pPr>
-        <w:ind w:left="1800" w:hanging="360"/>
-      </w:pPr>
-      <w:rPr>
-        <w:rFonts w:ascii="Courier New" w:hAnsi="Courier New" w:cs="Courier New" w:hint="default"/>
-      </w:rPr>
-    </w:lvl>
-    <w:lvl w:ilvl="2" w:tplc="44090005" w:tentative="1">
-      <w:start w:val="1"/>
-      <w:numFmt w:val="bullet"/>
-      <w:lvlText w:val=""/>
-      <w:lvlJc w:val="left"/>
-      <w:pPr>
-        <w:ind w:left="2520" w:hanging="360"/>
-      </w:pPr>
-      <w:rPr>
-        <w:rFonts w:ascii="Wingdings" w:hAnsi="Wingdings" w:hint="default"/>
-      </w:rPr>
-    </w:lvl>
-    <w:lvl w:ilvl="3" w:tplc="44090001" w:tentative="1">
-      <w:start w:val="1"/>
-      <w:numFmt w:val="bullet"/>
-      <w:lvlText w:val=""/>
-      <w:lvlJc w:val="left"/>
-      <w:pPr>
-        <w:ind w:left="3240" w:hanging="360"/>
-      </w:pPr>
-      <w:rPr>
-        <w:rFonts w:ascii="Symbol" w:hAnsi="Symbol" w:hint="default"/>
-      </w:rPr>
-    </w:lvl>
-    <w:lvl w:ilvl="4" w:tplc="44090003" w:tentative="1">
-      <w:start w:val="1"/>
-      <w:numFmt w:val="bullet"/>
-      <w:lvlText w:val="o"/>
-      <w:lvlJc w:val="left"/>
-      <w:pPr>
-        <w:ind w:left="3960" w:hanging="360"/>
-      </w:pPr>
-      <w:rPr>
-        <w:rFonts w:ascii="Courier New" w:hAnsi="Courier New" w:cs="Courier New" w:hint="default"/>
-      </w:rPr>
-    </w:lvl>
-    <w:lvl w:ilvl="5" w:tplc="44090005" w:tentative="1">
-      <w:start w:val="1"/>
-      <w:numFmt w:val="bullet"/>
-      <w:lvlText w:val=""/>
-      <w:lvlJc w:val="left"/>
-      <w:pPr>
-        <w:ind w:left="4680" w:hanging="360"/>
-      </w:pPr>
-      <w:rPr>
-        <w:rFonts w:ascii="Wingdings" w:hAnsi="Wingdings" w:hint="default"/>
-      </w:rPr>
-    </w:lvl>
-    <w:lvl w:ilvl="6" w:tplc="44090001" w:tentative="1">
-      <w:start w:val="1"/>
-      <w:numFmt w:val="bullet"/>
-      <w:lvlText w:val=""/>
-      <w:lvlJc w:val="left"/>
-      <w:pPr>
-        <w:ind w:left="5400" w:hanging="360"/>
-      </w:pPr>
-      <w:rPr>
-        <w:rFonts w:ascii="Symbol" w:hAnsi="Symbol" w:hint="default"/>
-      </w:rPr>
-    </w:lvl>
-    <w:lvl w:ilvl="7" w:tplc="44090003" w:tentative="1">
-      <w:start w:val="1"/>
-      <w:numFmt w:val="bullet"/>
-      <w:lvlText w:val="o"/>
-      <w:lvlJc w:val="left"/>
-      <w:pPr>
-        <w:ind w:left="6120" w:hanging="360"/>
-      </w:pPr>
-      <w:rPr>
-        <w:rFonts w:ascii="Courier New" w:hAnsi="Courier New" w:cs="Courier New" w:hint="default"/>
-      </w:rPr>
-    </w:lvl>
-    <w:lvl w:ilvl="8" w:tplc="44090005" w:tentative="1">
-      <w:start w:val="1"/>
-      <w:numFmt w:val="bullet"/>
-      <w:lvlText w:val=""/>
-      <w:lvlJc w:val="left"/>
-      <w:pPr>
-        <w:ind w:left="6840" w:hanging="360"/>
-      </w:pPr>
-      <w:rPr>
-        <w:rFonts w:ascii="Wingdings" w:hAnsi="Wingdings" w:hint="default"/>
+        <w:sz w:val="20"/>
       </w:rPr>
     </w:lvl>
   </w:abstractNum>
-  <w:abstractNum w:abstractNumId="30" w15:restartNumberingAfterBreak="0">
-    <w:nsid w:val="49A87628"/>
-    <w:multiLevelType w:val="hybridMultilevel"/>
-    <w:tmpl w:val="82240280"/>
-    <w:lvl w:ilvl="0" w:tplc="44090001">
-      <w:start w:val="1"/>
-      <w:numFmt w:val="bullet"/>
-      <w:lvlText w:val=""/>
-      <w:lvlJc w:val="left"/>
-      <w:pPr>
-        <w:ind w:left="720" w:hanging="360"/>
-      </w:pPr>
-      <w:rPr>
-        <w:rFonts w:ascii="Symbol" w:hAnsi="Symbol" w:hint="default"/>
-      </w:rPr>
-    </w:lvl>
-    <w:lvl w:ilvl="1" w:tplc="44090003" w:tentative="1">
-      <w:start w:val="1"/>
-      <w:numFmt w:val="bullet"/>
-      <w:lvlText w:val="o"/>
-      <w:lvlJc w:val="left"/>
-      <w:pPr>
-        <w:ind w:left="1440" w:hanging="360"/>
-      </w:pPr>
-      <w:rPr>
-        <w:rFonts w:ascii="Courier New" w:hAnsi="Courier New" w:cs="Courier New" w:hint="default"/>
-      </w:rPr>
-    </w:lvl>
-    <w:lvl w:ilvl="2" w:tplc="44090005" w:tentative="1">
-      <w:start w:val="1"/>
-      <w:numFmt w:val="bullet"/>
-      <w:lvlText w:val=""/>
-      <w:lvlJc w:val="left"/>
-      <w:pPr>
-        <w:ind w:left="2160" w:hanging="360"/>
-      </w:pPr>
-      <w:rPr>
-        <w:rFonts w:ascii="Wingdings" w:hAnsi="Wingdings" w:hint="default"/>
-      </w:rPr>
-    </w:lvl>
-    <w:lvl w:ilvl="3" w:tplc="44090001" w:tentative="1">
-      <w:start w:val="1"/>
-      <w:numFmt w:val="bullet"/>
-      <w:lvlText w:val=""/>
-      <w:lvlJc w:val="left"/>
-      <w:pPr>
-        <w:ind w:left="2880" w:hanging="360"/>
-      </w:pPr>
-      <w:rPr>
-        <w:rFonts w:ascii="Symbol" w:hAnsi="Symbol" w:hint="default"/>
-      </w:rPr>
-    </w:lvl>
-    <w:lvl w:ilvl="4" w:tplc="44090003" w:tentative="1">
-      <w:start w:val="1"/>
-      <w:numFmt w:val="bullet"/>
-      <w:lvlText w:val="o"/>
-      <w:lvlJc w:val="left"/>
-      <w:pPr>
-        <w:ind w:left="3600" w:hanging="360"/>
-      </w:pPr>
-      <w:rPr>
-        <w:rFonts w:ascii="Courier New" w:hAnsi="Courier New" w:cs="Courier New" w:hint="default"/>
-      </w:rPr>
-    </w:lvl>
-    <w:lvl w:ilvl="5" w:tplc="44090005" w:tentative="1">
-      <w:start w:val="1"/>
-      <w:numFmt w:val="bullet"/>
-      <w:lvlText w:val=""/>
-      <w:lvlJc w:val="left"/>
-      <w:pPr>
-        <w:ind w:left="4320" w:hanging="360"/>
-      </w:pPr>
-      <w:rPr>
-        <w:rFonts w:ascii="Wingdings" w:hAnsi="Wingdings" w:hint="default"/>
-      </w:rPr>
-    </w:lvl>
-    <w:lvl w:ilvl="6" w:tplc="44090001" w:tentative="1">
-      <w:start w:val="1"/>
-      <w:numFmt w:val="bullet"/>
-      <w:lvlText w:val=""/>
-      <w:lvlJc w:val="left"/>
-      <w:pPr>
-        <w:ind w:left="5040" w:hanging="360"/>
-      </w:pPr>
-      <w:rPr>
-        <w:rFonts w:ascii="Symbol" w:hAnsi="Symbol" w:hint="default"/>
-      </w:rPr>
-    </w:lvl>
-    <w:lvl w:ilvl="7" w:tplc="44090003" w:tentative="1">
-      <w:start w:val="1"/>
-      <w:numFmt w:val="bullet"/>
-      <w:lvlText w:val="o"/>
-      <w:lvlJc w:val="left"/>
-      <w:pPr>
-        <w:ind w:left="5760" w:hanging="360"/>
-      </w:pPr>
-      <w:rPr>
-        <w:rFonts w:ascii="Courier New" w:hAnsi="Courier New" w:cs="Courier New" w:hint="default"/>
-      </w:rPr>
-    </w:lvl>
-    <w:lvl w:ilvl="8" w:tplc="44090005" w:tentative="1">
-      <w:start w:val="1"/>
-      <w:numFmt w:val="bullet"/>
-      <w:lvlText w:val=""/>
-      <w:lvlJc w:val="left"/>
-      <w:pPr>
-        <w:ind w:left="6480" w:hanging="360"/>
-      </w:pPr>
-      <w:rPr>
-        <w:rFonts w:ascii="Wingdings" w:hAnsi="Wingdings" w:hint="default"/>
-      </w:rPr>
-    </w:lvl>
-  </w:abstractNum>
-  <w:abstractNum w:abstractNumId="31" w15:restartNumberingAfterBreak="0">
-    <w:nsid w:val="4A78122B"/>
-    <w:multiLevelType w:val="hybridMultilevel"/>
-    <w:tmpl w:val="CA4A1996"/>
-    <w:lvl w:ilvl="0" w:tplc="A8425CD6">
-      <w:start w:val="1"/>
-      <w:numFmt w:val="decimal"/>
-      <w:lvlText w:val="%1."/>
-      <w:lvlJc w:val="left"/>
-      <w:pPr>
-        <w:ind w:left="720" w:hanging="360"/>
-      </w:pPr>
-      <w:rPr>
-        <w:rFonts w:hint="default"/>
-      </w:rPr>
-    </w:lvl>
-    <w:lvl w:ilvl="1" w:tplc="44090019" w:tentative="1">
-      <w:start w:val="1"/>
-      <w:numFmt w:val="lowerLetter"/>
-      <w:lvlText w:val="%2."/>
-      <w:lvlJc w:val="left"/>
-      <w:pPr>
-        <w:ind w:left="1440" w:hanging="360"/>
-      </w:pPr>
-    </w:lvl>
-    <w:lvl w:ilvl="2" w:tplc="4409001B" w:tentative="1">
-      <w:start w:val="1"/>
-      <w:numFmt w:val="lowerRoman"/>
-      <w:lvlText w:val="%3."/>
-      <w:lvlJc w:val="right"/>
-      <w:pPr>
-        <w:ind w:left="2160" w:hanging="180"/>
-      </w:pPr>
-    </w:lvl>
-    <w:lvl w:ilvl="3" w:tplc="4409000F" w:tentative="1">
-      <w:start w:val="1"/>
-      <w:numFmt w:val="decimal"/>
-      <w:lvlText w:val="%4."/>
-      <w:lvlJc w:val="left"/>
-      <w:pPr>
-        <w:ind w:left="2880" w:hanging="360"/>
-      </w:pPr>
-    </w:lvl>
-    <w:lvl w:ilvl="4" w:tplc="44090019" w:tentative="1">
-      <w:start w:val="1"/>
-      <w:numFmt w:val="lowerLetter"/>
-      <w:lvlText w:val="%5."/>
-      <w:lvlJc w:val="left"/>
-      <w:pPr>
-        <w:ind w:left="3600" w:hanging="360"/>
-      </w:pPr>
-    </w:lvl>
-    <w:lvl w:ilvl="5" w:tplc="4409001B" w:tentative="1">
-      <w:start w:val="1"/>
-      <w:numFmt w:val="lowerRoman"/>
-      <w:lvlText w:val="%6."/>
-      <w:lvlJc w:val="right"/>
-      <w:pPr>
-        <w:ind w:left="4320" w:hanging="180"/>
-      </w:pPr>
-    </w:lvl>
-    <w:lvl w:ilvl="6" w:tplc="4409000F" w:tentative="1">
-      <w:start w:val="1"/>
-      <w:numFmt w:val="decimal"/>
-      <w:lvlText w:val="%7."/>
-      <w:lvlJc w:val="left"/>
-      <w:pPr>
-        <w:ind w:left="5040" w:hanging="360"/>
-      </w:pPr>
-    </w:lvl>
-    <w:lvl w:ilvl="7" w:tplc="44090019" w:tentative="1">
-      <w:start w:val="1"/>
-      <w:numFmt w:val="lowerLetter"/>
-      <w:lvlText w:val="%8."/>
-      <w:lvlJc w:val="left"/>
-      <w:pPr>
-        <w:ind w:left="5760" w:hanging="360"/>
-      </w:pPr>
-    </w:lvl>
-    <w:lvl w:ilvl="8" w:tplc="4409001B" w:tentative="1">
-      <w:start w:val="1"/>
-      <w:numFmt w:val="lowerRoman"/>
-      <w:lvlText w:val="%9."/>
-      <w:lvlJc w:val="right"/>
-      <w:pPr>
-        <w:ind w:left="6480" w:hanging="180"/>
-      </w:pPr>
-    </w:lvl>
-  </w:abstractNum>
   <w:abstractNum w:abstractNumId="32" w15:restartNumberingAfterBreak="0">
-    <w:nsid w:val="4B9E2BBE"/>
-    <w:multiLevelType w:val="hybridMultilevel"/>
-    <w:tmpl w:val="BBC89658"/>
-    <w:lvl w:ilvl="0" w:tplc="9CCA9A3E">
-      <w:start w:val="1"/>
-      <w:numFmt w:val="decimal"/>
-      <w:lvlText w:val="%1."/>
-      <w:lvlJc w:val="left"/>
-      <w:pPr>
-        <w:ind w:left="720" w:hanging="360"/>
-      </w:pPr>
-      <w:rPr>
-        <w:rFonts w:hint="default"/>
-        <w:b/>
-      </w:rPr>
-    </w:lvl>
-    <w:lvl w:ilvl="1" w:tplc="44090019" w:tentative="1">
-      <w:start w:val="1"/>
-      <w:numFmt w:val="lowerLetter"/>
-      <w:lvlText w:val="%2."/>
-      <w:lvlJc w:val="left"/>
-      <w:pPr>
-        <w:ind w:left="1440" w:hanging="360"/>
-      </w:pPr>
-    </w:lvl>
-    <w:lvl w:ilvl="2" w:tplc="4409001B" w:tentative="1">
-      <w:start w:val="1"/>
-      <w:numFmt w:val="lowerRoman"/>
-      <w:lvlText w:val="%3."/>
-      <w:lvlJc w:val="right"/>
-      <w:pPr>
-        <w:ind w:left="2160" w:hanging="180"/>
-      </w:pPr>
-    </w:lvl>
-    <w:lvl w:ilvl="3" w:tplc="4409000F" w:tentative="1">
-      <w:start w:val="1"/>
-      <w:numFmt w:val="decimal"/>
-      <w:lvlText w:val="%4."/>
-      <w:lvlJc w:val="left"/>
-      <w:pPr>
-        <w:ind w:left="2880" w:hanging="360"/>
-      </w:pPr>
-    </w:lvl>
-    <w:lvl w:ilvl="4" w:tplc="44090019" w:tentative="1">
-      <w:start w:val="1"/>
-      <w:numFmt w:val="lowerLetter"/>
-      <w:lvlText w:val="%5."/>
-      <w:lvlJc w:val="left"/>
-      <w:pPr>
-        <w:ind w:left="3600" w:hanging="360"/>
-      </w:pPr>
-    </w:lvl>
-    <w:lvl w:ilvl="5" w:tplc="4409001B" w:tentative="1">
-      <w:start w:val="1"/>
-      <w:numFmt w:val="lowerRoman"/>
-      <w:lvlText w:val="%6."/>
-      <w:lvlJc w:val="right"/>
-      <w:pPr>
-        <w:ind w:left="4320" w:hanging="180"/>
-      </w:pPr>
-    </w:lvl>
-    <w:lvl w:ilvl="6" w:tplc="4409000F" w:tentative="1">
-      <w:start w:val="1"/>
-      <w:numFmt w:val="decimal"/>
-      <w:lvlText w:val="%7."/>
-      <w:lvlJc w:val="left"/>
-      <w:pPr>
-        <w:ind w:left="5040" w:hanging="360"/>
-      </w:pPr>
-    </w:lvl>
-    <w:lvl w:ilvl="7" w:tplc="44090019" w:tentative="1">
-      <w:start w:val="1"/>
-      <w:numFmt w:val="lowerLetter"/>
-      <w:lvlText w:val="%8."/>
-      <w:lvlJc w:val="left"/>
-      <w:pPr>
-        <w:ind w:left="5760" w:hanging="360"/>
-      </w:pPr>
-    </w:lvl>
-    <w:lvl w:ilvl="8" w:tplc="4409001B" w:tentative="1">
-      <w:start w:val="1"/>
-      <w:numFmt w:val="lowerRoman"/>
-      <w:lvlText w:val="%9."/>
-      <w:lvlJc w:val="right"/>
-      <w:pPr>
-        <w:ind w:left="6480" w:hanging="180"/>
-      </w:pPr>
-    </w:lvl>
-  </w:abstractNum>
-  <w:abstractNum w:abstractNumId="33" w15:restartNumberingAfterBreak="0">
-    <w:nsid w:val="4CE52455"/>
-    <w:multiLevelType w:val="hybridMultilevel"/>
-    <w:tmpl w:val="1528DD6C"/>
-    <w:lvl w:ilvl="0" w:tplc="44090001">
-      <w:start w:val="1"/>
-      <w:numFmt w:val="bullet"/>
-      <w:lvlText w:val=""/>
-      <w:lvlJc w:val="left"/>
-      <w:pPr>
-        <w:ind w:left="1080" w:hanging="360"/>
-      </w:pPr>
-      <w:rPr>
-        <w:rFonts w:ascii="Symbol" w:hAnsi="Symbol" w:hint="default"/>
-      </w:rPr>
-    </w:lvl>
-    <w:lvl w:ilvl="1" w:tplc="44090003" w:tentative="1">
-      <w:start w:val="1"/>
-      <w:numFmt w:val="bullet"/>
-      <w:lvlText w:val="o"/>
-      <w:lvlJc w:val="left"/>
-      <w:pPr>
-        <w:ind w:left="1800" w:hanging="360"/>
-      </w:pPr>
-      <w:rPr>
-        <w:rFonts w:ascii="Courier New" w:hAnsi="Courier New" w:cs="Courier New" w:hint="default"/>
-      </w:rPr>
-    </w:lvl>
-    <w:lvl w:ilvl="2" w:tplc="44090005" w:tentative="1">
-      <w:start w:val="1"/>
-      <w:numFmt w:val="bullet"/>
-      <w:lvlText w:val=""/>
-      <w:lvlJc w:val="left"/>
-      <w:pPr>
-        <w:ind w:left="2520" w:hanging="360"/>
-      </w:pPr>
-      <w:rPr>
-        <w:rFonts w:ascii="Wingdings" w:hAnsi="Wingdings" w:hint="default"/>
-      </w:rPr>
-    </w:lvl>
-    <w:lvl w:ilvl="3" w:tplc="44090001" w:tentative="1">
-      <w:start w:val="1"/>
-      <w:numFmt w:val="bullet"/>
-      <w:lvlText w:val=""/>
-      <w:lvlJc w:val="left"/>
-      <w:pPr>
-        <w:ind w:left="3240" w:hanging="360"/>
-      </w:pPr>
-      <w:rPr>
-        <w:rFonts w:ascii="Symbol" w:hAnsi="Symbol" w:hint="default"/>
-      </w:rPr>
-    </w:lvl>
-    <w:lvl w:ilvl="4" w:tplc="44090003" w:tentative="1">
-      <w:start w:val="1"/>
-      <w:numFmt w:val="bullet"/>
-      <w:lvlText w:val="o"/>
-      <w:lvlJc w:val="left"/>
-      <w:pPr>
-        <w:ind w:left="3960" w:hanging="360"/>
-      </w:pPr>
-      <w:rPr>
-        <w:rFonts w:ascii="Courier New" w:hAnsi="Courier New" w:cs="Courier New" w:hint="default"/>
-      </w:rPr>
-    </w:lvl>
-    <w:lvl w:ilvl="5" w:tplc="44090005" w:tentative="1">
-      <w:start w:val="1"/>
-      <w:numFmt w:val="bullet"/>
-      <w:lvlText w:val=""/>
-      <w:lvlJc w:val="left"/>
-      <w:pPr>
-        <w:ind w:left="4680" w:hanging="360"/>
-      </w:pPr>
-      <w:rPr>
-        <w:rFonts w:ascii="Wingdings" w:hAnsi="Wingdings" w:hint="default"/>
-      </w:rPr>
-    </w:lvl>
-    <w:lvl w:ilvl="6" w:tplc="44090001" w:tentative="1">
-      <w:start w:val="1"/>
-      <w:numFmt w:val="bullet"/>
-      <w:lvlText w:val=""/>
-      <w:lvlJc w:val="left"/>
-      <w:pPr>
-        <w:ind w:left="5400" w:hanging="360"/>
-      </w:pPr>
-      <w:rPr>
-        <w:rFonts w:ascii="Symbol" w:hAnsi="Symbol" w:hint="default"/>
-      </w:rPr>
-    </w:lvl>
-    <w:lvl w:ilvl="7" w:tplc="44090003" w:tentative="1">
-      <w:start w:val="1"/>
-      <w:numFmt w:val="bullet"/>
-      <w:lvlText w:val="o"/>
-      <w:lvlJc w:val="left"/>
-      <w:pPr>
-        <w:ind w:left="6120" w:hanging="360"/>
-      </w:pPr>
-      <w:rPr>
-        <w:rFonts w:ascii="Courier New" w:hAnsi="Courier New" w:cs="Courier New" w:hint="default"/>
-      </w:rPr>
-    </w:lvl>
-    <w:lvl w:ilvl="8" w:tplc="44090005" w:tentative="1">
-      <w:start w:val="1"/>
-      <w:numFmt w:val="bullet"/>
-      <w:lvlText w:val=""/>
-      <w:lvlJc w:val="left"/>
-      <w:pPr>
-        <w:ind w:left="6840" w:hanging="360"/>
-      </w:pPr>
-      <w:rPr>
-        <w:rFonts w:ascii="Wingdings" w:hAnsi="Wingdings" w:hint="default"/>
-      </w:rPr>
-    </w:lvl>
-  </w:abstractNum>
-  <w:abstractNum w:abstractNumId="34" w15:restartNumberingAfterBreak="0">
-    <w:nsid w:val="4EB11A1F"/>
+    <w:nsid w:val="7C633ACA"/>
     <w:multiLevelType w:val="multilevel"/>
-    <w:tmpl w:val="98903138"/>
+    <w:tmpl w:val="11EE30D0"/>
     <w:lvl w:ilvl="0">
       <w:start w:val="1"/>
       <w:numFmt w:val="bullet"/>
@@ -43243,15 +44709,15 @@
       </w:rPr>
     </w:lvl>
   </w:abstractNum>
-  <w:abstractNum w:abstractNumId="35" w15:restartNumberingAfterBreak="0">
-    <w:nsid w:val="50EE0DCD"/>
+  <w:abstractNum w:abstractNumId="33" w15:restartNumberingAfterBreak="0">
+    <w:nsid w:val="7F930077"/>
     <w:multiLevelType w:val="hybridMultilevel"/>
-    <w:tmpl w:val="CB12FA7A"/>
-    <w:lvl w:ilvl="0" w:tplc="44090013">
+    <w:tmpl w:val="C1E4CED6"/>
+    <w:lvl w:ilvl="0" w:tplc="4409000F">
       <w:start w:val="1"/>
-      <w:numFmt w:val="upperRoman"/>
+      <w:numFmt w:val="decimal"/>
       <w:lvlText w:val="%1."/>
-      <w:lvlJc w:val="right"/>
+      <w:lvlJc w:val="left"/>
       <w:pPr>
         <w:ind w:left="720" w:hanging="360"/>
       </w:pPr>
@@ -43332,2155 +44798,109 @@
       </w:pPr>
     </w:lvl>
   </w:abstractNum>
-  <w:abstractNum w:abstractNumId="36" w15:restartNumberingAfterBreak="0">
-    <w:nsid w:val="53D1499A"/>
-    <w:multiLevelType w:val="hybridMultilevel"/>
-    <w:tmpl w:val="B3264B9C"/>
-    <w:lvl w:ilvl="0" w:tplc="44090001">
-      <w:start w:val="1"/>
-      <w:numFmt w:val="bullet"/>
-      <w:lvlText w:val=""/>
-      <w:lvlJc w:val="left"/>
-      <w:pPr>
-        <w:ind w:left="720" w:hanging="360"/>
-      </w:pPr>
-      <w:rPr>
-        <w:rFonts w:ascii="Symbol" w:hAnsi="Symbol" w:hint="default"/>
-      </w:rPr>
-    </w:lvl>
-    <w:lvl w:ilvl="1" w:tplc="44090003" w:tentative="1">
-      <w:start w:val="1"/>
-      <w:numFmt w:val="bullet"/>
-      <w:lvlText w:val="o"/>
-      <w:lvlJc w:val="left"/>
-      <w:pPr>
-        <w:ind w:left="1440" w:hanging="360"/>
-      </w:pPr>
-      <w:rPr>
-        <w:rFonts w:ascii="Courier New" w:hAnsi="Courier New" w:cs="Courier New" w:hint="default"/>
-      </w:rPr>
-    </w:lvl>
-    <w:lvl w:ilvl="2" w:tplc="44090005" w:tentative="1">
-      <w:start w:val="1"/>
-      <w:numFmt w:val="bullet"/>
-      <w:lvlText w:val=""/>
-      <w:lvlJc w:val="left"/>
-      <w:pPr>
-        <w:ind w:left="2160" w:hanging="360"/>
-      </w:pPr>
-      <w:rPr>
-        <w:rFonts w:ascii="Wingdings" w:hAnsi="Wingdings" w:hint="default"/>
-      </w:rPr>
-    </w:lvl>
-    <w:lvl w:ilvl="3" w:tplc="44090001" w:tentative="1">
-      <w:start w:val="1"/>
-      <w:numFmt w:val="bullet"/>
-      <w:lvlText w:val=""/>
-      <w:lvlJc w:val="left"/>
-      <w:pPr>
-        <w:ind w:left="2880" w:hanging="360"/>
-      </w:pPr>
-      <w:rPr>
-        <w:rFonts w:ascii="Symbol" w:hAnsi="Symbol" w:hint="default"/>
-      </w:rPr>
-    </w:lvl>
-    <w:lvl w:ilvl="4" w:tplc="44090003" w:tentative="1">
-      <w:start w:val="1"/>
-      <w:numFmt w:val="bullet"/>
-      <w:lvlText w:val="o"/>
-      <w:lvlJc w:val="left"/>
-      <w:pPr>
-        <w:ind w:left="3600" w:hanging="360"/>
-      </w:pPr>
-      <w:rPr>
-        <w:rFonts w:ascii="Courier New" w:hAnsi="Courier New" w:cs="Courier New" w:hint="default"/>
-      </w:rPr>
-    </w:lvl>
-    <w:lvl w:ilvl="5" w:tplc="44090005" w:tentative="1">
-      <w:start w:val="1"/>
-      <w:numFmt w:val="bullet"/>
-      <w:lvlText w:val=""/>
-      <w:lvlJc w:val="left"/>
-      <w:pPr>
-        <w:ind w:left="4320" w:hanging="360"/>
-      </w:pPr>
-      <w:rPr>
-        <w:rFonts w:ascii="Wingdings" w:hAnsi="Wingdings" w:hint="default"/>
-      </w:rPr>
-    </w:lvl>
-    <w:lvl w:ilvl="6" w:tplc="44090001" w:tentative="1">
-      <w:start w:val="1"/>
-      <w:numFmt w:val="bullet"/>
-      <w:lvlText w:val=""/>
-      <w:lvlJc w:val="left"/>
-      <w:pPr>
-        <w:ind w:left="5040" w:hanging="360"/>
-      </w:pPr>
-      <w:rPr>
-        <w:rFonts w:ascii="Symbol" w:hAnsi="Symbol" w:hint="default"/>
-      </w:rPr>
-    </w:lvl>
-    <w:lvl w:ilvl="7" w:tplc="44090003" w:tentative="1">
-      <w:start w:val="1"/>
-      <w:numFmt w:val="bullet"/>
-      <w:lvlText w:val="o"/>
-      <w:lvlJc w:val="left"/>
-      <w:pPr>
-        <w:ind w:left="5760" w:hanging="360"/>
-      </w:pPr>
-      <w:rPr>
-        <w:rFonts w:ascii="Courier New" w:hAnsi="Courier New" w:cs="Courier New" w:hint="default"/>
-      </w:rPr>
-    </w:lvl>
-    <w:lvl w:ilvl="8" w:tplc="44090005" w:tentative="1">
-      <w:start w:val="1"/>
-      <w:numFmt w:val="bullet"/>
-      <w:lvlText w:val=""/>
-      <w:lvlJc w:val="left"/>
-      <w:pPr>
-        <w:ind w:left="6480" w:hanging="360"/>
-      </w:pPr>
-      <w:rPr>
-        <w:rFonts w:ascii="Wingdings" w:hAnsi="Wingdings" w:hint="default"/>
-      </w:rPr>
-    </w:lvl>
-  </w:abstractNum>
-  <w:abstractNum w:abstractNumId="37" w15:restartNumberingAfterBreak="0">
-    <w:nsid w:val="54434B97"/>
-    <w:multiLevelType w:val="hybridMultilevel"/>
-    <w:tmpl w:val="6DF23542"/>
-    <w:lvl w:ilvl="0" w:tplc="44090001">
-      <w:start w:val="1"/>
-      <w:numFmt w:val="bullet"/>
-      <w:lvlText w:val=""/>
-      <w:lvlJc w:val="left"/>
-      <w:pPr>
-        <w:ind w:left="720" w:hanging="360"/>
-      </w:pPr>
-      <w:rPr>
-        <w:rFonts w:ascii="Symbol" w:hAnsi="Symbol" w:hint="default"/>
-      </w:rPr>
-    </w:lvl>
-    <w:lvl w:ilvl="1" w:tplc="44090003" w:tentative="1">
-      <w:start w:val="1"/>
-      <w:numFmt w:val="bullet"/>
-      <w:lvlText w:val="o"/>
-      <w:lvlJc w:val="left"/>
-      <w:pPr>
-        <w:ind w:left="1440" w:hanging="360"/>
-      </w:pPr>
-      <w:rPr>
-        <w:rFonts w:ascii="Courier New" w:hAnsi="Courier New" w:cs="Courier New" w:hint="default"/>
-      </w:rPr>
-    </w:lvl>
-    <w:lvl w:ilvl="2" w:tplc="44090005" w:tentative="1">
-      <w:start w:val="1"/>
-      <w:numFmt w:val="bullet"/>
-      <w:lvlText w:val=""/>
-      <w:lvlJc w:val="left"/>
-      <w:pPr>
-        <w:ind w:left="2160" w:hanging="360"/>
-      </w:pPr>
-      <w:rPr>
-        <w:rFonts w:ascii="Wingdings" w:hAnsi="Wingdings" w:hint="default"/>
-      </w:rPr>
-    </w:lvl>
-    <w:lvl w:ilvl="3" w:tplc="44090001" w:tentative="1">
-      <w:start w:val="1"/>
-      <w:numFmt w:val="bullet"/>
-      <w:lvlText w:val=""/>
-      <w:lvlJc w:val="left"/>
-      <w:pPr>
-        <w:ind w:left="2880" w:hanging="360"/>
-      </w:pPr>
-      <w:rPr>
-        <w:rFonts w:ascii="Symbol" w:hAnsi="Symbol" w:hint="default"/>
-      </w:rPr>
-    </w:lvl>
-    <w:lvl w:ilvl="4" w:tplc="44090003" w:tentative="1">
-      <w:start w:val="1"/>
-      <w:numFmt w:val="bullet"/>
-      <w:lvlText w:val="o"/>
-      <w:lvlJc w:val="left"/>
-      <w:pPr>
-        <w:ind w:left="3600" w:hanging="360"/>
-      </w:pPr>
-      <w:rPr>
-        <w:rFonts w:ascii="Courier New" w:hAnsi="Courier New" w:cs="Courier New" w:hint="default"/>
-      </w:rPr>
-    </w:lvl>
-    <w:lvl w:ilvl="5" w:tplc="44090005" w:tentative="1">
-      <w:start w:val="1"/>
-      <w:numFmt w:val="bullet"/>
-      <w:lvlText w:val=""/>
-      <w:lvlJc w:val="left"/>
-      <w:pPr>
-        <w:ind w:left="4320" w:hanging="360"/>
-      </w:pPr>
-      <w:rPr>
-        <w:rFonts w:ascii="Wingdings" w:hAnsi="Wingdings" w:hint="default"/>
-      </w:rPr>
-    </w:lvl>
-    <w:lvl w:ilvl="6" w:tplc="44090001" w:tentative="1">
-      <w:start w:val="1"/>
-      <w:numFmt w:val="bullet"/>
-      <w:lvlText w:val=""/>
-      <w:lvlJc w:val="left"/>
-      <w:pPr>
-        <w:ind w:left="5040" w:hanging="360"/>
-      </w:pPr>
-      <w:rPr>
-        <w:rFonts w:ascii="Symbol" w:hAnsi="Symbol" w:hint="default"/>
-      </w:rPr>
-    </w:lvl>
-    <w:lvl w:ilvl="7" w:tplc="44090003" w:tentative="1">
-      <w:start w:val="1"/>
-      <w:numFmt w:val="bullet"/>
-      <w:lvlText w:val="o"/>
-      <w:lvlJc w:val="left"/>
-      <w:pPr>
-        <w:ind w:left="5760" w:hanging="360"/>
-      </w:pPr>
-      <w:rPr>
-        <w:rFonts w:ascii="Courier New" w:hAnsi="Courier New" w:cs="Courier New" w:hint="default"/>
-      </w:rPr>
-    </w:lvl>
-    <w:lvl w:ilvl="8" w:tplc="44090005" w:tentative="1">
-      <w:start w:val="1"/>
-      <w:numFmt w:val="bullet"/>
-      <w:lvlText w:val=""/>
-      <w:lvlJc w:val="left"/>
-      <w:pPr>
-        <w:ind w:left="6480" w:hanging="360"/>
-      </w:pPr>
-      <w:rPr>
-        <w:rFonts w:ascii="Wingdings" w:hAnsi="Wingdings" w:hint="default"/>
-      </w:rPr>
-    </w:lvl>
-  </w:abstractNum>
-  <w:abstractNum w:abstractNumId="38" w15:restartNumberingAfterBreak="0">
-    <w:nsid w:val="5917122C"/>
-    <w:multiLevelType w:val="hybridMultilevel"/>
-    <w:tmpl w:val="89DE7B92"/>
-    <w:lvl w:ilvl="0" w:tplc="4409000F">
-      <w:start w:val="1"/>
-      <w:numFmt w:val="decimal"/>
-      <w:lvlText w:val="%1."/>
-      <w:lvlJc w:val="left"/>
-      <w:pPr>
-        <w:ind w:left="1080" w:hanging="360"/>
-      </w:pPr>
-      <w:rPr>
-        <w:rFonts w:hint="default"/>
-      </w:rPr>
-    </w:lvl>
-    <w:lvl w:ilvl="1" w:tplc="FFFFFFFF" w:tentative="1">
-      <w:start w:val="1"/>
-      <w:numFmt w:val="bullet"/>
-      <w:lvlText w:val="o"/>
-      <w:lvlJc w:val="left"/>
-      <w:pPr>
-        <w:ind w:left="1800" w:hanging="360"/>
-      </w:pPr>
-      <w:rPr>
-        <w:rFonts w:ascii="Courier New" w:hAnsi="Courier New" w:cs="Courier New" w:hint="default"/>
-      </w:rPr>
-    </w:lvl>
-    <w:lvl w:ilvl="2" w:tplc="FFFFFFFF" w:tentative="1">
-      <w:start w:val="1"/>
-      <w:numFmt w:val="bullet"/>
-      <w:lvlText w:val=""/>
-      <w:lvlJc w:val="left"/>
-      <w:pPr>
-        <w:ind w:left="2520" w:hanging="360"/>
-      </w:pPr>
-      <w:rPr>
-        <w:rFonts w:ascii="Wingdings" w:hAnsi="Wingdings" w:hint="default"/>
-      </w:rPr>
-    </w:lvl>
-    <w:lvl w:ilvl="3" w:tplc="FFFFFFFF" w:tentative="1">
-      <w:start w:val="1"/>
-      <w:numFmt w:val="bullet"/>
-      <w:lvlText w:val=""/>
-      <w:lvlJc w:val="left"/>
-      <w:pPr>
-        <w:ind w:left="3240" w:hanging="360"/>
-      </w:pPr>
-      <w:rPr>
-        <w:rFonts w:ascii="Symbol" w:hAnsi="Symbol" w:hint="default"/>
-      </w:rPr>
-    </w:lvl>
-    <w:lvl w:ilvl="4" w:tplc="FFFFFFFF" w:tentative="1">
-      <w:start w:val="1"/>
-      <w:numFmt w:val="bullet"/>
-      <w:lvlText w:val="o"/>
-      <w:lvlJc w:val="left"/>
-      <w:pPr>
-        <w:ind w:left="3960" w:hanging="360"/>
-      </w:pPr>
-      <w:rPr>
-        <w:rFonts w:ascii="Courier New" w:hAnsi="Courier New" w:cs="Courier New" w:hint="default"/>
-      </w:rPr>
-    </w:lvl>
-    <w:lvl w:ilvl="5" w:tplc="FFFFFFFF" w:tentative="1">
-      <w:start w:val="1"/>
-      <w:numFmt w:val="bullet"/>
-      <w:lvlText w:val=""/>
-      <w:lvlJc w:val="left"/>
-      <w:pPr>
-        <w:ind w:left="4680" w:hanging="360"/>
-      </w:pPr>
-      <w:rPr>
-        <w:rFonts w:ascii="Wingdings" w:hAnsi="Wingdings" w:hint="default"/>
-      </w:rPr>
-    </w:lvl>
-    <w:lvl w:ilvl="6" w:tplc="FFFFFFFF" w:tentative="1">
-      <w:start w:val="1"/>
-      <w:numFmt w:val="bullet"/>
-      <w:lvlText w:val=""/>
-      <w:lvlJc w:val="left"/>
-      <w:pPr>
-        <w:ind w:left="5400" w:hanging="360"/>
-      </w:pPr>
-      <w:rPr>
-        <w:rFonts w:ascii="Symbol" w:hAnsi="Symbol" w:hint="default"/>
-      </w:rPr>
-    </w:lvl>
-    <w:lvl w:ilvl="7" w:tplc="FFFFFFFF" w:tentative="1">
-      <w:start w:val="1"/>
-      <w:numFmt w:val="bullet"/>
-      <w:lvlText w:val="o"/>
-      <w:lvlJc w:val="left"/>
-      <w:pPr>
-        <w:ind w:left="6120" w:hanging="360"/>
-      </w:pPr>
-      <w:rPr>
-        <w:rFonts w:ascii="Courier New" w:hAnsi="Courier New" w:cs="Courier New" w:hint="default"/>
-      </w:rPr>
-    </w:lvl>
-    <w:lvl w:ilvl="8" w:tplc="FFFFFFFF" w:tentative="1">
-      <w:start w:val="1"/>
-      <w:numFmt w:val="bullet"/>
-      <w:lvlText w:val=""/>
-      <w:lvlJc w:val="left"/>
-      <w:pPr>
-        <w:ind w:left="6840" w:hanging="360"/>
-      </w:pPr>
-      <w:rPr>
-        <w:rFonts w:ascii="Wingdings" w:hAnsi="Wingdings" w:hint="default"/>
-      </w:rPr>
-    </w:lvl>
-  </w:abstractNum>
-  <w:abstractNum w:abstractNumId="39" w15:restartNumberingAfterBreak="0">
-    <w:nsid w:val="59BE0C6B"/>
-    <w:multiLevelType w:val="hybridMultilevel"/>
-    <w:tmpl w:val="5524DEB0"/>
-    <w:lvl w:ilvl="0" w:tplc="44090001">
-      <w:start w:val="1"/>
-      <w:numFmt w:val="bullet"/>
-      <w:lvlText w:val=""/>
-      <w:lvlJc w:val="left"/>
-      <w:pPr>
-        <w:ind w:left="720" w:hanging="360"/>
-      </w:pPr>
-      <w:rPr>
-        <w:rFonts w:ascii="Symbol" w:hAnsi="Symbol" w:hint="default"/>
-      </w:rPr>
-    </w:lvl>
-    <w:lvl w:ilvl="1" w:tplc="FFFFFFFF" w:tentative="1">
-      <w:start w:val="1"/>
-      <w:numFmt w:val="lowerLetter"/>
-      <w:lvlText w:val="%2."/>
-      <w:lvlJc w:val="left"/>
-      <w:pPr>
-        <w:ind w:left="1440" w:hanging="360"/>
-      </w:pPr>
-    </w:lvl>
-    <w:lvl w:ilvl="2" w:tplc="FFFFFFFF" w:tentative="1">
-      <w:start w:val="1"/>
-      <w:numFmt w:val="lowerRoman"/>
-      <w:lvlText w:val="%3."/>
-      <w:lvlJc w:val="right"/>
-      <w:pPr>
-        <w:ind w:left="2160" w:hanging="180"/>
-      </w:pPr>
-    </w:lvl>
-    <w:lvl w:ilvl="3" w:tplc="FFFFFFFF" w:tentative="1">
-      <w:start w:val="1"/>
-      <w:numFmt w:val="decimal"/>
-      <w:lvlText w:val="%4."/>
-      <w:lvlJc w:val="left"/>
-      <w:pPr>
-        <w:ind w:left="2880" w:hanging="360"/>
-      </w:pPr>
-    </w:lvl>
-    <w:lvl w:ilvl="4" w:tplc="FFFFFFFF" w:tentative="1">
-      <w:start w:val="1"/>
-      <w:numFmt w:val="lowerLetter"/>
-      <w:lvlText w:val="%5."/>
-      <w:lvlJc w:val="left"/>
-      <w:pPr>
-        <w:ind w:left="3600" w:hanging="360"/>
-      </w:pPr>
-    </w:lvl>
-    <w:lvl w:ilvl="5" w:tplc="FFFFFFFF" w:tentative="1">
-      <w:start w:val="1"/>
-      <w:numFmt w:val="lowerRoman"/>
-      <w:lvlText w:val="%6."/>
-      <w:lvlJc w:val="right"/>
-      <w:pPr>
-        <w:ind w:left="4320" w:hanging="180"/>
-      </w:pPr>
-    </w:lvl>
-    <w:lvl w:ilvl="6" w:tplc="FFFFFFFF" w:tentative="1">
-      <w:start w:val="1"/>
-      <w:numFmt w:val="decimal"/>
-      <w:lvlText w:val="%7."/>
-      <w:lvlJc w:val="left"/>
-      <w:pPr>
-        <w:ind w:left="5040" w:hanging="360"/>
-      </w:pPr>
-    </w:lvl>
-    <w:lvl w:ilvl="7" w:tplc="FFFFFFFF" w:tentative="1">
-      <w:start w:val="1"/>
-      <w:numFmt w:val="lowerLetter"/>
-      <w:lvlText w:val="%8."/>
-      <w:lvlJc w:val="left"/>
-      <w:pPr>
-        <w:ind w:left="5760" w:hanging="360"/>
-      </w:pPr>
-    </w:lvl>
-    <w:lvl w:ilvl="8" w:tplc="FFFFFFFF" w:tentative="1">
-      <w:start w:val="1"/>
-      <w:numFmt w:val="lowerRoman"/>
-      <w:lvlText w:val="%9."/>
-      <w:lvlJc w:val="right"/>
-      <w:pPr>
-        <w:ind w:left="6480" w:hanging="180"/>
-      </w:pPr>
-    </w:lvl>
-  </w:abstractNum>
-  <w:abstractNum w:abstractNumId="40" w15:restartNumberingAfterBreak="0">
-    <w:nsid w:val="5A2342D2"/>
-    <w:multiLevelType w:val="hybridMultilevel"/>
-    <w:tmpl w:val="5EF8B1EA"/>
-    <w:lvl w:ilvl="0" w:tplc="A8425CD6">
-      <w:start w:val="1"/>
-      <w:numFmt w:val="decimal"/>
-      <w:lvlText w:val="%1."/>
-      <w:lvlJc w:val="left"/>
-      <w:pPr>
-        <w:ind w:left="1440" w:hanging="360"/>
-      </w:pPr>
-      <w:rPr>
-        <w:rFonts w:hint="default"/>
-      </w:rPr>
-    </w:lvl>
-    <w:lvl w:ilvl="1" w:tplc="44090019" w:tentative="1">
-      <w:start w:val="1"/>
-      <w:numFmt w:val="lowerLetter"/>
-      <w:lvlText w:val="%2."/>
-      <w:lvlJc w:val="left"/>
-      <w:pPr>
-        <w:ind w:left="2160" w:hanging="360"/>
-      </w:pPr>
-    </w:lvl>
-    <w:lvl w:ilvl="2" w:tplc="4409001B" w:tentative="1">
-      <w:start w:val="1"/>
-      <w:numFmt w:val="lowerRoman"/>
-      <w:lvlText w:val="%3."/>
-      <w:lvlJc w:val="right"/>
-      <w:pPr>
-        <w:ind w:left="2880" w:hanging="180"/>
-      </w:pPr>
-    </w:lvl>
-    <w:lvl w:ilvl="3" w:tplc="4409000F" w:tentative="1">
-      <w:start w:val="1"/>
-      <w:numFmt w:val="decimal"/>
-      <w:lvlText w:val="%4."/>
-      <w:lvlJc w:val="left"/>
-      <w:pPr>
-        <w:ind w:left="3600" w:hanging="360"/>
-      </w:pPr>
-    </w:lvl>
-    <w:lvl w:ilvl="4" w:tplc="44090019" w:tentative="1">
-      <w:start w:val="1"/>
-      <w:numFmt w:val="lowerLetter"/>
-      <w:lvlText w:val="%5."/>
-      <w:lvlJc w:val="left"/>
-      <w:pPr>
-        <w:ind w:left="4320" w:hanging="360"/>
-      </w:pPr>
-    </w:lvl>
-    <w:lvl w:ilvl="5" w:tplc="4409001B" w:tentative="1">
-      <w:start w:val="1"/>
-      <w:numFmt w:val="lowerRoman"/>
-      <w:lvlText w:val="%6."/>
-      <w:lvlJc w:val="right"/>
-      <w:pPr>
-        <w:ind w:left="5040" w:hanging="180"/>
-      </w:pPr>
-    </w:lvl>
-    <w:lvl w:ilvl="6" w:tplc="4409000F" w:tentative="1">
-      <w:start w:val="1"/>
-      <w:numFmt w:val="decimal"/>
-      <w:lvlText w:val="%7."/>
-      <w:lvlJc w:val="left"/>
-      <w:pPr>
-        <w:ind w:left="5760" w:hanging="360"/>
-      </w:pPr>
-    </w:lvl>
-    <w:lvl w:ilvl="7" w:tplc="44090019" w:tentative="1">
-      <w:start w:val="1"/>
-      <w:numFmt w:val="lowerLetter"/>
-      <w:lvlText w:val="%8."/>
-      <w:lvlJc w:val="left"/>
-      <w:pPr>
-        <w:ind w:left="6480" w:hanging="360"/>
-      </w:pPr>
-    </w:lvl>
-    <w:lvl w:ilvl="8" w:tplc="4409001B" w:tentative="1">
-      <w:start w:val="1"/>
-      <w:numFmt w:val="lowerRoman"/>
-      <w:lvlText w:val="%9."/>
-      <w:lvlJc w:val="right"/>
-      <w:pPr>
-        <w:ind w:left="7200" w:hanging="180"/>
-      </w:pPr>
-    </w:lvl>
-  </w:abstractNum>
-  <w:abstractNum w:abstractNumId="41" w15:restartNumberingAfterBreak="0">
-    <w:nsid w:val="5CCE26CC"/>
-    <w:multiLevelType w:val="multilevel"/>
-    <w:tmpl w:val="087CCB58"/>
-    <w:lvl w:ilvl="0">
-      <w:start w:val="1"/>
-      <w:numFmt w:val="decimal"/>
-      <w:lvlText w:val="%1."/>
-      <w:lvlJc w:val="left"/>
-      <w:pPr>
-        <w:tabs>
-          <w:tab w:val="num" w:pos="720"/>
-        </w:tabs>
-        <w:ind w:left="720" w:hanging="360"/>
-      </w:pPr>
-      <w:rPr>
-        <w:rFonts w:hint="default"/>
-        <w:sz w:val="20"/>
-      </w:rPr>
-    </w:lvl>
-    <w:lvl w:ilvl="1">
-      <w:start w:val="1"/>
-      <w:numFmt w:val="decimal"/>
-      <w:lvlText w:val="%2."/>
-      <w:lvlJc w:val="left"/>
-      <w:pPr>
-        <w:ind w:left="1440" w:hanging="360"/>
-      </w:pPr>
-      <w:rPr>
-        <w:rFonts w:hint="default"/>
-      </w:rPr>
-    </w:lvl>
-    <w:lvl w:ilvl="2" w:tentative="1">
-      <w:start w:val="1"/>
-      <w:numFmt w:val="bullet"/>
-      <w:lvlText w:val=""/>
-      <w:lvlJc w:val="left"/>
-      <w:pPr>
-        <w:tabs>
-          <w:tab w:val="num" w:pos="2160"/>
-        </w:tabs>
-        <w:ind w:left="2160" w:hanging="360"/>
-      </w:pPr>
-      <w:rPr>
-        <w:rFonts w:ascii="Symbol" w:hAnsi="Symbol" w:hint="default"/>
-        <w:sz w:val="20"/>
-      </w:rPr>
-    </w:lvl>
-    <w:lvl w:ilvl="3" w:tentative="1">
-      <w:start w:val="1"/>
-      <w:numFmt w:val="bullet"/>
-      <w:lvlText w:val=""/>
-      <w:lvlJc w:val="left"/>
-      <w:pPr>
-        <w:tabs>
-          <w:tab w:val="num" w:pos="2880"/>
-        </w:tabs>
-        <w:ind w:left="2880" w:hanging="360"/>
-      </w:pPr>
-      <w:rPr>
-        <w:rFonts w:ascii="Symbol" w:hAnsi="Symbol" w:hint="default"/>
-        <w:sz w:val="20"/>
-      </w:rPr>
-    </w:lvl>
-    <w:lvl w:ilvl="4" w:tentative="1">
-      <w:start w:val="1"/>
-      <w:numFmt w:val="bullet"/>
-      <w:lvlText w:val=""/>
-      <w:lvlJc w:val="left"/>
-      <w:pPr>
-        <w:tabs>
-          <w:tab w:val="num" w:pos="3600"/>
-        </w:tabs>
-        <w:ind w:left="3600" w:hanging="360"/>
-      </w:pPr>
-      <w:rPr>
-        <w:rFonts w:ascii="Symbol" w:hAnsi="Symbol" w:hint="default"/>
-        <w:sz w:val="20"/>
-      </w:rPr>
-    </w:lvl>
-    <w:lvl w:ilvl="5" w:tentative="1">
-      <w:start w:val="1"/>
-      <w:numFmt w:val="bullet"/>
-      <w:lvlText w:val=""/>
-      <w:lvlJc w:val="left"/>
-      <w:pPr>
-        <w:tabs>
-          <w:tab w:val="num" w:pos="4320"/>
-        </w:tabs>
-        <w:ind w:left="4320" w:hanging="360"/>
-      </w:pPr>
-      <w:rPr>
-        <w:rFonts w:ascii="Symbol" w:hAnsi="Symbol" w:hint="default"/>
-        <w:sz w:val="20"/>
-      </w:rPr>
-    </w:lvl>
-    <w:lvl w:ilvl="6" w:tentative="1">
-      <w:start w:val="1"/>
-      <w:numFmt w:val="bullet"/>
-      <w:lvlText w:val=""/>
-      <w:lvlJc w:val="left"/>
-      <w:pPr>
-        <w:tabs>
-          <w:tab w:val="num" w:pos="5040"/>
-        </w:tabs>
-        <w:ind w:left="5040" w:hanging="360"/>
-      </w:pPr>
-      <w:rPr>
-        <w:rFonts w:ascii="Symbol" w:hAnsi="Symbol" w:hint="default"/>
-        <w:sz w:val="20"/>
-      </w:rPr>
-    </w:lvl>
-    <w:lvl w:ilvl="7" w:tentative="1">
-      <w:start w:val="1"/>
-      <w:numFmt w:val="bullet"/>
-      <w:lvlText w:val=""/>
-      <w:lvlJc w:val="left"/>
-      <w:pPr>
-        <w:tabs>
-          <w:tab w:val="num" w:pos="5760"/>
-        </w:tabs>
-        <w:ind w:left="5760" w:hanging="360"/>
-      </w:pPr>
-      <w:rPr>
-        <w:rFonts w:ascii="Symbol" w:hAnsi="Symbol" w:hint="default"/>
-        <w:sz w:val="20"/>
-      </w:rPr>
-    </w:lvl>
-    <w:lvl w:ilvl="8" w:tentative="1">
-      <w:start w:val="1"/>
-      <w:numFmt w:val="bullet"/>
-      <w:lvlText w:val=""/>
-      <w:lvlJc w:val="left"/>
-      <w:pPr>
-        <w:tabs>
-          <w:tab w:val="num" w:pos="6480"/>
-        </w:tabs>
-        <w:ind w:left="6480" w:hanging="360"/>
-      </w:pPr>
-      <w:rPr>
-        <w:rFonts w:ascii="Symbol" w:hAnsi="Symbol" w:hint="default"/>
-        <w:sz w:val="20"/>
-      </w:rPr>
-    </w:lvl>
-  </w:abstractNum>
-  <w:abstractNum w:abstractNumId="42" w15:restartNumberingAfterBreak="0">
-    <w:nsid w:val="5D635A75"/>
-    <w:multiLevelType w:val="hybridMultilevel"/>
-    <w:tmpl w:val="621E89F2"/>
-    <w:lvl w:ilvl="0" w:tplc="44090017">
-      <w:start w:val="1"/>
-      <w:numFmt w:val="lowerLetter"/>
-      <w:lvlText w:val="%1)"/>
-      <w:lvlJc w:val="left"/>
-      <w:pPr>
-        <w:ind w:left="1080" w:hanging="360"/>
-      </w:pPr>
-    </w:lvl>
-    <w:lvl w:ilvl="1" w:tplc="44090019" w:tentative="1">
-      <w:start w:val="1"/>
-      <w:numFmt w:val="lowerLetter"/>
-      <w:lvlText w:val="%2."/>
-      <w:lvlJc w:val="left"/>
-      <w:pPr>
-        <w:ind w:left="1800" w:hanging="360"/>
-      </w:pPr>
-    </w:lvl>
-    <w:lvl w:ilvl="2" w:tplc="4409001B" w:tentative="1">
-      <w:start w:val="1"/>
-      <w:numFmt w:val="lowerRoman"/>
-      <w:lvlText w:val="%3."/>
-      <w:lvlJc w:val="right"/>
-      <w:pPr>
-        <w:ind w:left="2520" w:hanging="180"/>
-      </w:pPr>
-    </w:lvl>
-    <w:lvl w:ilvl="3" w:tplc="4409000F" w:tentative="1">
-      <w:start w:val="1"/>
-      <w:numFmt w:val="decimal"/>
-      <w:lvlText w:val="%4."/>
-      <w:lvlJc w:val="left"/>
-      <w:pPr>
-        <w:ind w:left="3240" w:hanging="360"/>
-      </w:pPr>
-    </w:lvl>
-    <w:lvl w:ilvl="4" w:tplc="44090019" w:tentative="1">
-      <w:start w:val="1"/>
-      <w:numFmt w:val="lowerLetter"/>
-      <w:lvlText w:val="%5."/>
-      <w:lvlJc w:val="left"/>
-      <w:pPr>
-        <w:ind w:left="3960" w:hanging="360"/>
-      </w:pPr>
-    </w:lvl>
-    <w:lvl w:ilvl="5" w:tplc="4409001B" w:tentative="1">
-      <w:start w:val="1"/>
-      <w:numFmt w:val="lowerRoman"/>
-      <w:lvlText w:val="%6."/>
-      <w:lvlJc w:val="right"/>
-      <w:pPr>
-        <w:ind w:left="4680" w:hanging="180"/>
-      </w:pPr>
-    </w:lvl>
-    <w:lvl w:ilvl="6" w:tplc="4409000F" w:tentative="1">
-      <w:start w:val="1"/>
-      <w:numFmt w:val="decimal"/>
-      <w:lvlText w:val="%7."/>
-      <w:lvlJc w:val="left"/>
-      <w:pPr>
-        <w:ind w:left="5400" w:hanging="360"/>
-      </w:pPr>
-    </w:lvl>
-    <w:lvl w:ilvl="7" w:tplc="44090019" w:tentative="1">
-      <w:start w:val="1"/>
-      <w:numFmt w:val="lowerLetter"/>
-      <w:lvlText w:val="%8."/>
-      <w:lvlJc w:val="left"/>
-      <w:pPr>
-        <w:ind w:left="6120" w:hanging="360"/>
-      </w:pPr>
-    </w:lvl>
-    <w:lvl w:ilvl="8" w:tplc="4409001B" w:tentative="1">
-      <w:start w:val="1"/>
-      <w:numFmt w:val="lowerRoman"/>
-      <w:lvlText w:val="%9."/>
-      <w:lvlJc w:val="right"/>
-      <w:pPr>
-        <w:ind w:left="6840" w:hanging="180"/>
-      </w:pPr>
-    </w:lvl>
-  </w:abstractNum>
-  <w:abstractNum w:abstractNumId="43" w15:restartNumberingAfterBreak="0">
-    <w:nsid w:val="5DFD7CB4"/>
-    <w:multiLevelType w:val="hybridMultilevel"/>
-    <w:tmpl w:val="CE1CBF70"/>
-    <w:lvl w:ilvl="0" w:tplc="44090001">
-      <w:start w:val="1"/>
-      <w:numFmt w:val="bullet"/>
-      <w:lvlText w:val=""/>
-      <w:lvlJc w:val="left"/>
-      <w:pPr>
-        <w:ind w:left="720" w:hanging="360"/>
-      </w:pPr>
-      <w:rPr>
-        <w:rFonts w:ascii="Symbol" w:hAnsi="Symbol" w:hint="default"/>
-      </w:rPr>
-    </w:lvl>
-    <w:lvl w:ilvl="1" w:tplc="44090003" w:tentative="1">
-      <w:start w:val="1"/>
-      <w:numFmt w:val="bullet"/>
-      <w:lvlText w:val="o"/>
-      <w:lvlJc w:val="left"/>
-      <w:pPr>
-        <w:ind w:left="1440" w:hanging="360"/>
-      </w:pPr>
-      <w:rPr>
-        <w:rFonts w:ascii="Courier New" w:hAnsi="Courier New" w:cs="Courier New" w:hint="default"/>
-      </w:rPr>
-    </w:lvl>
-    <w:lvl w:ilvl="2" w:tplc="44090005" w:tentative="1">
-      <w:start w:val="1"/>
-      <w:numFmt w:val="bullet"/>
-      <w:lvlText w:val=""/>
-      <w:lvlJc w:val="left"/>
-      <w:pPr>
-        <w:ind w:left="2160" w:hanging="360"/>
-      </w:pPr>
-      <w:rPr>
-        <w:rFonts w:ascii="Wingdings" w:hAnsi="Wingdings" w:hint="default"/>
-      </w:rPr>
-    </w:lvl>
-    <w:lvl w:ilvl="3" w:tplc="44090001" w:tentative="1">
-      <w:start w:val="1"/>
-      <w:numFmt w:val="bullet"/>
-      <w:lvlText w:val=""/>
-      <w:lvlJc w:val="left"/>
-      <w:pPr>
-        <w:ind w:left="2880" w:hanging="360"/>
-      </w:pPr>
-      <w:rPr>
-        <w:rFonts w:ascii="Symbol" w:hAnsi="Symbol" w:hint="default"/>
-      </w:rPr>
-    </w:lvl>
-    <w:lvl w:ilvl="4" w:tplc="44090003" w:tentative="1">
-      <w:start w:val="1"/>
-      <w:numFmt w:val="bullet"/>
-      <w:lvlText w:val="o"/>
-      <w:lvlJc w:val="left"/>
-      <w:pPr>
-        <w:ind w:left="3600" w:hanging="360"/>
-      </w:pPr>
-      <w:rPr>
-        <w:rFonts w:ascii="Courier New" w:hAnsi="Courier New" w:cs="Courier New" w:hint="default"/>
-      </w:rPr>
-    </w:lvl>
-    <w:lvl w:ilvl="5" w:tplc="44090005" w:tentative="1">
-      <w:start w:val="1"/>
-      <w:numFmt w:val="bullet"/>
-      <w:lvlText w:val=""/>
-      <w:lvlJc w:val="left"/>
-      <w:pPr>
-        <w:ind w:left="4320" w:hanging="360"/>
-      </w:pPr>
-      <w:rPr>
-        <w:rFonts w:ascii="Wingdings" w:hAnsi="Wingdings" w:hint="default"/>
-      </w:rPr>
-    </w:lvl>
-    <w:lvl w:ilvl="6" w:tplc="44090001" w:tentative="1">
-      <w:start w:val="1"/>
-      <w:numFmt w:val="bullet"/>
-      <w:lvlText w:val=""/>
-      <w:lvlJc w:val="left"/>
-      <w:pPr>
-        <w:ind w:left="5040" w:hanging="360"/>
-      </w:pPr>
-      <w:rPr>
-        <w:rFonts w:ascii="Symbol" w:hAnsi="Symbol" w:hint="default"/>
-      </w:rPr>
-    </w:lvl>
-    <w:lvl w:ilvl="7" w:tplc="44090003" w:tentative="1">
-      <w:start w:val="1"/>
-      <w:numFmt w:val="bullet"/>
-      <w:lvlText w:val="o"/>
-      <w:lvlJc w:val="left"/>
-      <w:pPr>
-        <w:ind w:left="5760" w:hanging="360"/>
-      </w:pPr>
-      <w:rPr>
-        <w:rFonts w:ascii="Courier New" w:hAnsi="Courier New" w:cs="Courier New" w:hint="default"/>
-      </w:rPr>
-    </w:lvl>
-    <w:lvl w:ilvl="8" w:tplc="44090005" w:tentative="1">
-      <w:start w:val="1"/>
-      <w:numFmt w:val="bullet"/>
-      <w:lvlText w:val=""/>
-      <w:lvlJc w:val="left"/>
-      <w:pPr>
-        <w:ind w:left="6480" w:hanging="360"/>
-      </w:pPr>
-      <w:rPr>
-        <w:rFonts w:ascii="Wingdings" w:hAnsi="Wingdings" w:hint="default"/>
-      </w:rPr>
-    </w:lvl>
-  </w:abstractNum>
-  <w:abstractNum w:abstractNumId="44" w15:restartNumberingAfterBreak="0">
-    <w:nsid w:val="676E24C1"/>
-    <w:multiLevelType w:val="hybridMultilevel"/>
-    <w:tmpl w:val="6770B6F0"/>
-    <w:lvl w:ilvl="0" w:tplc="44090001">
-      <w:start w:val="1"/>
-      <w:numFmt w:val="bullet"/>
-      <w:lvlText w:val=""/>
-      <w:lvlJc w:val="left"/>
-      <w:pPr>
-        <w:ind w:left="720" w:hanging="360"/>
-      </w:pPr>
-      <w:rPr>
-        <w:rFonts w:ascii="Symbol" w:hAnsi="Symbol" w:hint="default"/>
-      </w:rPr>
-    </w:lvl>
-    <w:lvl w:ilvl="1" w:tplc="44090003" w:tentative="1">
-      <w:start w:val="1"/>
-      <w:numFmt w:val="bullet"/>
-      <w:lvlText w:val="o"/>
-      <w:lvlJc w:val="left"/>
-      <w:pPr>
-        <w:ind w:left="1440" w:hanging="360"/>
-      </w:pPr>
-      <w:rPr>
-        <w:rFonts w:ascii="Courier New" w:hAnsi="Courier New" w:cs="Courier New" w:hint="default"/>
-      </w:rPr>
-    </w:lvl>
-    <w:lvl w:ilvl="2" w:tplc="44090005" w:tentative="1">
-      <w:start w:val="1"/>
-      <w:numFmt w:val="bullet"/>
-      <w:lvlText w:val=""/>
-      <w:lvlJc w:val="left"/>
-      <w:pPr>
-        <w:ind w:left="2160" w:hanging="360"/>
-      </w:pPr>
-      <w:rPr>
-        <w:rFonts w:ascii="Wingdings" w:hAnsi="Wingdings" w:hint="default"/>
-      </w:rPr>
-    </w:lvl>
-    <w:lvl w:ilvl="3" w:tplc="44090001" w:tentative="1">
-      <w:start w:val="1"/>
-      <w:numFmt w:val="bullet"/>
-      <w:lvlText w:val=""/>
-      <w:lvlJc w:val="left"/>
-      <w:pPr>
-        <w:ind w:left="2880" w:hanging="360"/>
-      </w:pPr>
-      <w:rPr>
-        <w:rFonts w:ascii="Symbol" w:hAnsi="Symbol" w:hint="default"/>
-      </w:rPr>
-    </w:lvl>
-    <w:lvl w:ilvl="4" w:tplc="44090003" w:tentative="1">
-      <w:start w:val="1"/>
-      <w:numFmt w:val="bullet"/>
-      <w:lvlText w:val="o"/>
-      <w:lvlJc w:val="left"/>
-      <w:pPr>
-        <w:ind w:left="3600" w:hanging="360"/>
-      </w:pPr>
-      <w:rPr>
-        <w:rFonts w:ascii="Courier New" w:hAnsi="Courier New" w:cs="Courier New" w:hint="default"/>
-      </w:rPr>
-    </w:lvl>
-    <w:lvl w:ilvl="5" w:tplc="44090005" w:tentative="1">
-      <w:start w:val="1"/>
-      <w:numFmt w:val="bullet"/>
-      <w:lvlText w:val=""/>
-      <w:lvlJc w:val="left"/>
-      <w:pPr>
-        <w:ind w:left="4320" w:hanging="360"/>
-      </w:pPr>
-      <w:rPr>
-        <w:rFonts w:ascii="Wingdings" w:hAnsi="Wingdings" w:hint="default"/>
-      </w:rPr>
-    </w:lvl>
-    <w:lvl w:ilvl="6" w:tplc="44090001" w:tentative="1">
-      <w:start w:val="1"/>
-      <w:numFmt w:val="bullet"/>
-      <w:lvlText w:val=""/>
-      <w:lvlJc w:val="left"/>
-      <w:pPr>
-        <w:ind w:left="5040" w:hanging="360"/>
-      </w:pPr>
-      <w:rPr>
-        <w:rFonts w:ascii="Symbol" w:hAnsi="Symbol" w:hint="default"/>
-      </w:rPr>
-    </w:lvl>
-    <w:lvl w:ilvl="7" w:tplc="44090003" w:tentative="1">
-      <w:start w:val="1"/>
-      <w:numFmt w:val="bullet"/>
-      <w:lvlText w:val="o"/>
-      <w:lvlJc w:val="left"/>
-      <w:pPr>
-        <w:ind w:left="5760" w:hanging="360"/>
-      </w:pPr>
-      <w:rPr>
-        <w:rFonts w:ascii="Courier New" w:hAnsi="Courier New" w:cs="Courier New" w:hint="default"/>
-      </w:rPr>
-    </w:lvl>
-    <w:lvl w:ilvl="8" w:tplc="44090005" w:tentative="1">
-      <w:start w:val="1"/>
-      <w:numFmt w:val="bullet"/>
-      <w:lvlText w:val=""/>
-      <w:lvlJc w:val="left"/>
-      <w:pPr>
-        <w:ind w:left="6480" w:hanging="360"/>
-      </w:pPr>
-      <w:rPr>
-        <w:rFonts w:ascii="Wingdings" w:hAnsi="Wingdings" w:hint="default"/>
-      </w:rPr>
-    </w:lvl>
-  </w:abstractNum>
-  <w:abstractNum w:abstractNumId="45" w15:restartNumberingAfterBreak="0">
-    <w:nsid w:val="6CDA29CB"/>
-    <w:multiLevelType w:val="hybridMultilevel"/>
-    <w:tmpl w:val="146CBDE8"/>
-    <w:lvl w:ilvl="0" w:tplc="44090001">
-      <w:start w:val="1"/>
-      <w:numFmt w:val="bullet"/>
-      <w:lvlText w:val=""/>
-      <w:lvlJc w:val="left"/>
-      <w:pPr>
-        <w:ind w:left="720" w:hanging="360"/>
-      </w:pPr>
-      <w:rPr>
-        <w:rFonts w:ascii="Symbol" w:hAnsi="Symbol" w:hint="default"/>
-      </w:rPr>
-    </w:lvl>
-    <w:lvl w:ilvl="1" w:tplc="44090003" w:tentative="1">
-      <w:start w:val="1"/>
-      <w:numFmt w:val="bullet"/>
-      <w:lvlText w:val="o"/>
-      <w:lvlJc w:val="left"/>
-      <w:pPr>
-        <w:ind w:left="1440" w:hanging="360"/>
-      </w:pPr>
-      <w:rPr>
-        <w:rFonts w:ascii="Courier New" w:hAnsi="Courier New" w:cs="Courier New" w:hint="default"/>
-      </w:rPr>
-    </w:lvl>
-    <w:lvl w:ilvl="2" w:tplc="44090005" w:tentative="1">
-      <w:start w:val="1"/>
-      <w:numFmt w:val="bullet"/>
-      <w:lvlText w:val=""/>
-      <w:lvlJc w:val="left"/>
-      <w:pPr>
-        <w:ind w:left="2160" w:hanging="360"/>
-      </w:pPr>
-      <w:rPr>
-        <w:rFonts w:ascii="Wingdings" w:hAnsi="Wingdings" w:hint="default"/>
-      </w:rPr>
-    </w:lvl>
-    <w:lvl w:ilvl="3" w:tplc="44090001" w:tentative="1">
-      <w:start w:val="1"/>
-      <w:numFmt w:val="bullet"/>
-      <w:lvlText w:val=""/>
-      <w:lvlJc w:val="left"/>
-      <w:pPr>
-        <w:ind w:left="2880" w:hanging="360"/>
-      </w:pPr>
-      <w:rPr>
-        <w:rFonts w:ascii="Symbol" w:hAnsi="Symbol" w:hint="default"/>
-      </w:rPr>
-    </w:lvl>
-    <w:lvl w:ilvl="4" w:tplc="44090003" w:tentative="1">
-      <w:start w:val="1"/>
-      <w:numFmt w:val="bullet"/>
-      <w:lvlText w:val="o"/>
-      <w:lvlJc w:val="left"/>
-      <w:pPr>
-        <w:ind w:left="3600" w:hanging="360"/>
-      </w:pPr>
-      <w:rPr>
-        <w:rFonts w:ascii="Courier New" w:hAnsi="Courier New" w:cs="Courier New" w:hint="default"/>
-      </w:rPr>
-    </w:lvl>
-    <w:lvl w:ilvl="5" w:tplc="44090005" w:tentative="1">
-      <w:start w:val="1"/>
-      <w:numFmt w:val="bullet"/>
-      <w:lvlText w:val=""/>
-      <w:lvlJc w:val="left"/>
-      <w:pPr>
-        <w:ind w:left="4320" w:hanging="360"/>
-      </w:pPr>
-      <w:rPr>
-        <w:rFonts w:ascii="Wingdings" w:hAnsi="Wingdings" w:hint="default"/>
-      </w:rPr>
-    </w:lvl>
-    <w:lvl w:ilvl="6" w:tplc="44090001" w:tentative="1">
-      <w:start w:val="1"/>
-      <w:numFmt w:val="bullet"/>
-      <w:lvlText w:val=""/>
-      <w:lvlJc w:val="left"/>
-      <w:pPr>
-        <w:ind w:left="5040" w:hanging="360"/>
-      </w:pPr>
-      <w:rPr>
-        <w:rFonts w:ascii="Symbol" w:hAnsi="Symbol" w:hint="default"/>
-      </w:rPr>
-    </w:lvl>
-    <w:lvl w:ilvl="7" w:tplc="44090003" w:tentative="1">
-      <w:start w:val="1"/>
-      <w:numFmt w:val="bullet"/>
-      <w:lvlText w:val="o"/>
-      <w:lvlJc w:val="left"/>
-      <w:pPr>
-        <w:ind w:left="5760" w:hanging="360"/>
-      </w:pPr>
-      <w:rPr>
-        <w:rFonts w:ascii="Courier New" w:hAnsi="Courier New" w:cs="Courier New" w:hint="default"/>
-      </w:rPr>
-    </w:lvl>
-    <w:lvl w:ilvl="8" w:tplc="44090005" w:tentative="1">
-      <w:start w:val="1"/>
-      <w:numFmt w:val="bullet"/>
-      <w:lvlText w:val=""/>
-      <w:lvlJc w:val="left"/>
-      <w:pPr>
-        <w:ind w:left="6480" w:hanging="360"/>
-      </w:pPr>
-      <w:rPr>
-        <w:rFonts w:ascii="Wingdings" w:hAnsi="Wingdings" w:hint="default"/>
-      </w:rPr>
-    </w:lvl>
-  </w:abstractNum>
-  <w:abstractNum w:abstractNumId="46" w15:restartNumberingAfterBreak="0">
-    <w:nsid w:val="6E9D4393"/>
-    <w:multiLevelType w:val="multilevel"/>
-    <w:tmpl w:val="53DEF266"/>
-    <w:lvl w:ilvl="0">
-      <w:start w:val="1"/>
-      <w:numFmt w:val="bullet"/>
-      <w:lvlText w:val=""/>
-      <w:lvlJc w:val="left"/>
-      <w:pPr>
-        <w:tabs>
-          <w:tab w:val="num" w:pos="720"/>
-        </w:tabs>
-        <w:ind w:left="720" w:hanging="360"/>
-      </w:pPr>
-      <w:rPr>
-        <w:rFonts w:ascii="Symbol" w:hAnsi="Symbol" w:hint="default"/>
-        <w:sz w:val="20"/>
-      </w:rPr>
-    </w:lvl>
-    <w:lvl w:ilvl="1" w:tentative="1">
-      <w:start w:val="1"/>
-      <w:numFmt w:val="bullet"/>
-      <w:lvlText w:val="o"/>
-      <w:lvlJc w:val="left"/>
-      <w:pPr>
-        <w:tabs>
-          <w:tab w:val="num" w:pos="1440"/>
-        </w:tabs>
-        <w:ind w:left="1440" w:hanging="360"/>
-      </w:pPr>
-      <w:rPr>
-        <w:rFonts w:ascii="Courier New" w:hAnsi="Courier New" w:hint="default"/>
-        <w:sz w:val="20"/>
-      </w:rPr>
-    </w:lvl>
-    <w:lvl w:ilvl="2" w:tentative="1">
-      <w:start w:val="1"/>
-      <w:numFmt w:val="bullet"/>
-      <w:lvlText w:val=""/>
-      <w:lvlJc w:val="left"/>
-      <w:pPr>
-        <w:tabs>
-          <w:tab w:val="num" w:pos="2160"/>
-        </w:tabs>
-        <w:ind w:left="2160" w:hanging="360"/>
-      </w:pPr>
-      <w:rPr>
-        <w:rFonts w:ascii="Wingdings" w:hAnsi="Wingdings" w:hint="default"/>
-        <w:sz w:val="20"/>
-      </w:rPr>
-    </w:lvl>
-    <w:lvl w:ilvl="3" w:tentative="1">
-      <w:start w:val="1"/>
-      <w:numFmt w:val="bullet"/>
-      <w:lvlText w:val=""/>
-      <w:lvlJc w:val="left"/>
-      <w:pPr>
-        <w:tabs>
-          <w:tab w:val="num" w:pos="2880"/>
-        </w:tabs>
-        <w:ind w:left="2880" w:hanging="360"/>
-      </w:pPr>
-      <w:rPr>
-        <w:rFonts w:ascii="Wingdings" w:hAnsi="Wingdings" w:hint="default"/>
-        <w:sz w:val="20"/>
-      </w:rPr>
-    </w:lvl>
-    <w:lvl w:ilvl="4" w:tentative="1">
-      <w:start w:val="1"/>
-      <w:numFmt w:val="bullet"/>
-      <w:lvlText w:val=""/>
-      <w:lvlJc w:val="left"/>
-      <w:pPr>
-        <w:tabs>
-          <w:tab w:val="num" w:pos="3600"/>
-        </w:tabs>
-        <w:ind w:left="3600" w:hanging="360"/>
-      </w:pPr>
-      <w:rPr>
-        <w:rFonts w:ascii="Wingdings" w:hAnsi="Wingdings" w:hint="default"/>
-        <w:sz w:val="20"/>
-      </w:rPr>
-    </w:lvl>
-    <w:lvl w:ilvl="5" w:tentative="1">
-      <w:start w:val="1"/>
-      <w:numFmt w:val="bullet"/>
-      <w:lvlText w:val=""/>
-      <w:lvlJc w:val="left"/>
-      <w:pPr>
-        <w:tabs>
-          <w:tab w:val="num" w:pos="4320"/>
-        </w:tabs>
-        <w:ind w:left="4320" w:hanging="360"/>
-      </w:pPr>
-      <w:rPr>
-        <w:rFonts w:ascii="Wingdings" w:hAnsi="Wingdings" w:hint="default"/>
-        <w:sz w:val="20"/>
-      </w:rPr>
-    </w:lvl>
-    <w:lvl w:ilvl="6" w:tentative="1">
-      <w:start w:val="1"/>
-      <w:numFmt w:val="bullet"/>
-      <w:lvlText w:val=""/>
-      <w:lvlJc w:val="left"/>
-      <w:pPr>
-        <w:tabs>
-          <w:tab w:val="num" w:pos="5040"/>
-        </w:tabs>
-        <w:ind w:left="5040" w:hanging="360"/>
-      </w:pPr>
-      <w:rPr>
-        <w:rFonts w:ascii="Wingdings" w:hAnsi="Wingdings" w:hint="default"/>
-        <w:sz w:val="20"/>
-      </w:rPr>
-    </w:lvl>
-    <w:lvl w:ilvl="7" w:tentative="1">
-      <w:start w:val="1"/>
-      <w:numFmt w:val="bullet"/>
-      <w:lvlText w:val=""/>
-      <w:lvlJc w:val="left"/>
-      <w:pPr>
-        <w:tabs>
-          <w:tab w:val="num" w:pos="5760"/>
-        </w:tabs>
-        <w:ind w:left="5760" w:hanging="360"/>
-      </w:pPr>
-      <w:rPr>
-        <w:rFonts w:ascii="Wingdings" w:hAnsi="Wingdings" w:hint="default"/>
-        <w:sz w:val="20"/>
-      </w:rPr>
-    </w:lvl>
-    <w:lvl w:ilvl="8" w:tentative="1">
-      <w:start w:val="1"/>
-      <w:numFmt w:val="bullet"/>
-      <w:lvlText w:val=""/>
-      <w:lvlJc w:val="left"/>
-      <w:pPr>
-        <w:tabs>
-          <w:tab w:val="num" w:pos="6480"/>
-        </w:tabs>
-        <w:ind w:left="6480" w:hanging="360"/>
-      </w:pPr>
-      <w:rPr>
-        <w:rFonts w:ascii="Wingdings" w:hAnsi="Wingdings" w:hint="default"/>
-        <w:sz w:val="20"/>
-      </w:rPr>
-    </w:lvl>
-  </w:abstractNum>
-  <w:abstractNum w:abstractNumId="47" w15:restartNumberingAfterBreak="0">
-    <w:nsid w:val="732349E5"/>
-    <w:multiLevelType w:val="hybridMultilevel"/>
-    <w:tmpl w:val="34B09788"/>
-    <w:lvl w:ilvl="0" w:tplc="44090001">
-      <w:start w:val="1"/>
-      <w:numFmt w:val="bullet"/>
-      <w:lvlText w:val=""/>
-      <w:lvlJc w:val="left"/>
-      <w:pPr>
-        <w:ind w:left="720" w:hanging="360"/>
-      </w:pPr>
-      <w:rPr>
-        <w:rFonts w:ascii="Symbol" w:hAnsi="Symbol" w:hint="default"/>
-      </w:rPr>
-    </w:lvl>
-    <w:lvl w:ilvl="1" w:tplc="44090003" w:tentative="1">
-      <w:start w:val="1"/>
-      <w:numFmt w:val="bullet"/>
-      <w:lvlText w:val="o"/>
-      <w:lvlJc w:val="left"/>
-      <w:pPr>
-        <w:ind w:left="1440" w:hanging="360"/>
-      </w:pPr>
-      <w:rPr>
-        <w:rFonts w:ascii="Courier New" w:hAnsi="Courier New" w:cs="Courier New" w:hint="default"/>
-      </w:rPr>
-    </w:lvl>
-    <w:lvl w:ilvl="2" w:tplc="44090005" w:tentative="1">
-      <w:start w:val="1"/>
-      <w:numFmt w:val="bullet"/>
-      <w:lvlText w:val=""/>
-      <w:lvlJc w:val="left"/>
-      <w:pPr>
-        <w:ind w:left="2160" w:hanging="360"/>
-      </w:pPr>
-      <w:rPr>
-        <w:rFonts w:ascii="Wingdings" w:hAnsi="Wingdings" w:hint="default"/>
-      </w:rPr>
-    </w:lvl>
-    <w:lvl w:ilvl="3" w:tplc="44090001" w:tentative="1">
-      <w:start w:val="1"/>
-      <w:numFmt w:val="bullet"/>
-      <w:lvlText w:val=""/>
-      <w:lvlJc w:val="left"/>
-      <w:pPr>
-        <w:ind w:left="2880" w:hanging="360"/>
-      </w:pPr>
-      <w:rPr>
-        <w:rFonts w:ascii="Symbol" w:hAnsi="Symbol" w:hint="default"/>
-      </w:rPr>
-    </w:lvl>
-    <w:lvl w:ilvl="4" w:tplc="44090003" w:tentative="1">
-      <w:start w:val="1"/>
-      <w:numFmt w:val="bullet"/>
-      <w:lvlText w:val="o"/>
-      <w:lvlJc w:val="left"/>
-      <w:pPr>
-        <w:ind w:left="3600" w:hanging="360"/>
-      </w:pPr>
-      <w:rPr>
-        <w:rFonts w:ascii="Courier New" w:hAnsi="Courier New" w:cs="Courier New" w:hint="default"/>
-      </w:rPr>
-    </w:lvl>
-    <w:lvl w:ilvl="5" w:tplc="44090005" w:tentative="1">
-      <w:start w:val="1"/>
-      <w:numFmt w:val="bullet"/>
-      <w:lvlText w:val=""/>
-      <w:lvlJc w:val="left"/>
-      <w:pPr>
-        <w:ind w:left="4320" w:hanging="360"/>
-      </w:pPr>
-      <w:rPr>
-        <w:rFonts w:ascii="Wingdings" w:hAnsi="Wingdings" w:hint="default"/>
-      </w:rPr>
-    </w:lvl>
-    <w:lvl w:ilvl="6" w:tplc="44090001" w:tentative="1">
-      <w:start w:val="1"/>
-      <w:numFmt w:val="bullet"/>
-      <w:lvlText w:val=""/>
-      <w:lvlJc w:val="left"/>
-      <w:pPr>
-        <w:ind w:left="5040" w:hanging="360"/>
-      </w:pPr>
-      <w:rPr>
-        <w:rFonts w:ascii="Symbol" w:hAnsi="Symbol" w:hint="default"/>
-      </w:rPr>
-    </w:lvl>
-    <w:lvl w:ilvl="7" w:tplc="44090003" w:tentative="1">
-      <w:start w:val="1"/>
-      <w:numFmt w:val="bullet"/>
-      <w:lvlText w:val="o"/>
-      <w:lvlJc w:val="left"/>
-      <w:pPr>
-        <w:ind w:left="5760" w:hanging="360"/>
-      </w:pPr>
-      <w:rPr>
-        <w:rFonts w:ascii="Courier New" w:hAnsi="Courier New" w:cs="Courier New" w:hint="default"/>
-      </w:rPr>
-    </w:lvl>
-    <w:lvl w:ilvl="8" w:tplc="44090005" w:tentative="1">
-      <w:start w:val="1"/>
-      <w:numFmt w:val="bullet"/>
-      <w:lvlText w:val=""/>
-      <w:lvlJc w:val="left"/>
-      <w:pPr>
-        <w:ind w:left="6480" w:hanging="360"/>
-      </w:pPr>
-      <w:rPr>
-        <w:rFonts w:ascii="Wingdings" w:hAnsi="Wingdings" w:hint="default"/>
-      </w:rPr>
-    </w:lvl>
-  </w:abstractNum>
-  <w:abstractNum w:abstractNumId="48" w15:restartNumberingAfterBreak="0">
-    <w:nsid w:val="73D1741A"/>
-    <w:multiLevelType w:val="multilevel"/>
-    <w:tmpl w:val="087CCB58"/>
-    <w:lvl w:ilvl="0">
-      <w:start w:val="1"/>
-      <w:numFmt w:val="decimal"/>
-      <w:lvlText w:val="%1."/>
-      <w:lvlJc w:val="left"/>
-      <w:pPr>
-        <w:tabs>
-          <w:tab w:val="num" w:pos="720"/>
-        </w:tabs>
-        <w:ind w:left="720" w:hanging="360"/>
-      </w:pPr>
-      <w:rPr>
-        <w:rFonts w:hint="default"/>
-        <w:sz w:val="20"/>
-      </w:rPr>
-    </w:lvl>
-    <w:lvl w:ilvl="1">
-      <w:start w:val="1"/>
-      <w:numFmt w:val="decimal"/>
-      <w:lvlText w:val="%2."/>
-      <w:lvlJc w:val="left"/>
-      <w:pPr>
-        <w:ind w:left="1440" w:hanging="360"/>
-      </w:pPr>
-      <w:rPr>
-        <w:rFonts w:hint="default"/>
-      </w:rPr>
-    </w:lvl>
-    <w:lvl w:ilvl="2" w:tentative="1">
-      <w:start w:val="1"/>
-      <w:numFmt w:val="bullet"/>
-      <w:lvlText w:val=""/>
-      <w:lvlJc w:val="left"/>
-      <w:pPr>
-        <w:tabs>
-          <w:tab w:val="num" w:pos="2160"/>
-        </w:tabs>
-        <w:ind w:left="2160" w:hanging="360"/>
-      </w:pPr>
-      <w:rPr>
-        <w:rFonts w:ascii="Symbol" w:hAnsi="Symbol" w:hint="default"/>
-        <w:sz w:val="20"/>
-      </w:rPr>
-    </w:lvl>
-    <w:lvl w:ilvl="3" w:tentative="1">
-      <w:start w:val="1"/>
-      <w:numFmt w:val="bullet"/>
-      <w:lvlText w:val=""/>
-      <w:lvlJc w:val="left"/>
-      <w:pPr>
-        <w:tabs>
-          <w:tab w:val="num" w:pos="2880"/>
-        </w:tabs>
-        <w:ind w:left="2880" w:hanging="360"/>
-      </w:pPr>
-      <w:rPr>
-        <w:rFonts w:ascii="Symbol" w:hAnsi="Symbol" w:hint="default"/>
-        <w:sz w:val="20"/>
-      </w:rPr>
-    </w:lvl>
-    <w:lvl w:ilvl="4" w:tentative="1">
-      <w:start w:val="1"/>
-      <w:numFmt w:val="bullet"/>
-      <w:lvlText w:val=""/>
-      <w:lvlJc w:val="left"/>
-      <w:pPr>
-        <w:tabs>
-          <w:tab w:val="num" w:pos="3600"/>
-        </w:tabs>
-        <w:ind w:left="3600" w:hanging="360"/>
-      </w:pPr>
-      <w:rPr>
-        <w:rFonts w:ascii="Symbol" w:hAnsi="Symbol" w:hint="default"/>
-        <w:sz w:val="20"/>
-      </w:rPr>
-    </w:lvl>
-    <w:lvl w:ilvl="5" w:tentative="1">
-      <w:start w:val="1"/>
-      <w:numFmt w:val="bullet"/>
-      <w:lvlText w:val=""/>
-      <w:lvlJc w:val="left"/>
-      <w:pPr>
-        <w:tabs>
-          <w:tab w:val="num" w:pos="4320"/>
-        </w:tabs>
-        <w:ind w:left="4320" w:hanging="360"/>
-      </w:pPr>
-      <w:rPr>
-        <w:rFonts w:ascii="Symbol" w:hAnsi="Symbol" w:hint="default"/>
-        <w:sz w:val="20"/>
-      </w:rPr>
-    </w:lvl>
-    <w:lvl w:ilvl="6" w:tentative="1">
-      <w:start w:val="1"/>
-      <w:numFmt w:val="bullet"/>
-      <w:lvlText w:val=""/>
-      <w:lvlJc w:val="left"/>
-      <w:pPr>
-        <w:tabs>
-          <w:tab w:val="num" w:pos="5040"/>
-        </w:tabs>
-        <w:ind w:left="5040" w:hanging="360"/>
-      </w:pPr>
-      <w:rPr>
-        <w:rFonts w:ascii="Symbol" w:hAnsi="Symbol" w:hint="default"/>
-        <w:sz w:val="20"/>
-      </w:rPr>
-    </w:lvl>
-    <w:lvl w:ilvl="7" w:tentative="1">
-      <w:start w:val="1"/>
-      <w:numFmt w:val="bullet"/>
-      <w:lvlText w:val=""/>
-      <w:lvlJc w:val="left"/>
-      <w:pPr>
-        <w:tabs>
-          <w:tab w:val="num" w:pos="5760"/>
-        </w:tabs>
-        <w:ind w:left="5760" w:hanging="360"/>
-      </w:pPr>
-      <w:rPr>
-        <w:rFonts w:ascii="Symbol" w:hAnsi="Symbol" w:hint="default"/>
-        <w:sz w:val="20"/>
-      </w:rPr>
-    </w:lvl>
-    <w:lvl w:ilvl="8" w:tentative="1">
-      <w:start w:val="1"/>
-      <w:numFmt w:val="bullet"/>
-      <w:lvlText w:val=""/>
-      <w:lvlJc w:val="left"/>
-      <w:pPr>
-        <w:tabs>
-          <w:tab w:val="num" w:pos="6480"/>
-        </w:tabs>
-        <w:ind w:left="6480" w:hanging="360"/>
-      </w:pPr>
-      <w:rPr>
-        <w:rFonts w:ascii="Symbol" w:hAnsi="Symbol" w:hint="default"/>
-        <w:sz w:val="20"/>
-      </w:rPr>
-    </w:lvl>
-  </w:abstractNum>
-  <w:abstractNum w:abstractNumId="49" w15:restartNumberingAfterBreak="0">
-    <w:nsid w:val="755050B4"/>
-    <w:multiLevelType w:val="multilevel"/>
-    <w:tmpl w:val="087CCB58"/>
-    <w:lvl w:ilvl="0">
-      <w:start w:val="1"/>
-      <w:numFmt w:val="decimal"/>
-      <w:lvlText w:val="%1."/>
-      <w:lvlJc w:val="left"/>
-      <w:pPr>
-        <w:tabs>
-          <w:tab w:val="num" w:pos="720"/>
-        </w:tabs>
-        <w:ind w:left="720" w:hanging="360"/>
-      </w:pPr>
-      <w:rPr>
-        <w:rFonts w:hint="default"/>
-        <w:sz w:val="20"/>
-      </w:rPr>
-    </w:lvl>
-    <w:lvl w:ilvl="1">
-      <w:start w:val="1"/>
-      <w:numFmt w:val="decimal"/>
-      <w:lvlText w:val="%2."/>
-      <w:lvlJc w:val="left"/>
-      <w:pPr>
-        <w:ind w:left="1440" w:hanging="360"/>
-      </w:pPr>
-      <w:rPr>
-        <w:rFonts w:hint="default"/>
-      </w:rPr>
-    </w:lvl>
-    <w:lvl w:ilvl="2" w:tentative="1">
-      <w:start w:val="1"/>
-      <w:numFmt w:val="bullet"/>
-      <w:lvlText w:val=""/>
-      <w:lvlJc w:val="left"/>
-      <w:pPr>
-        <w:tabs>
-          <w:tab w:val="num" w:pos="2160"/>
-        </w:tabs>
-        <w:ind w:left="2160" w:hanging="360"/>
-      </w:pPr>
-      <w:rPr>
-        <w:rFonts w:ascii="Symbol" w:hAnsi="Symbol" w:hint="default"/>
-        <w:sz w:val="20"/>
-      </w:rPr>
-    </w:lvl>
-    <w:lvl w:ilvl="3" w:tentative="1">
-      <w:start w:val="1"/>
-      <w:numFmt w:val="bullet"/>
-      <w:lvlText w:val=""/>
-      <w:lvlJc w:val="left"/>
-      <w:pPr>
-        <w:tabs>
-          <w:tab w:val="num" w:pos="2880"/>
-        </w:tabs>
-        <w:ind w:left="2880" w:hanging="360"/>
-      </w:pPr>
-      <w:rPr>
-        <w:rFonts w:ascii="Symbol" w:hAnsi="Symbol" w:hint="default"/>
-        <w:sz w:val="20"/>
-      </w:rPr>
-    </w:lvl>
-    <w:lvl w:ilvl="4" w:tentative="1">
-      <w:start w:val="1"/>
-      <w:numFmt w:val="bullet"/>
-      <w:lvlText w:val=""/>
-      <w:lvlJc w:val="left"/>
-      <w:pPr>
-        <w:tabs>
-          <w:tab w:val="num" w:pos="3600"/>
-        </w:tabs>
-        <w:ind w:left="3600" w:hanging="360"/>
-      </w:pPr>
-      <w:rPr>
-        <w:rFonts w:ascii="Symbol" w:hAnsi="Symbol" w:hint="default"/>
-        <w:sz w:val="20"/>
-      </w:rPr>
-    </w:lvl>
-    <w:lvl w:ilvl="5" w:tentative="1">
-      <w:start w:val="1"/>
-      <w:numFmt w:val="bullet"/>
-      <w:lvlText w:val=""/>
-      <w:lvlJc w:val="left"/>
-      <w:pPr>
-        <w:tabs>
-          <w:tab w:val="num" w:pos="4320"/>
-        </w:tabs>
-        <w:ind w:left="4320" w:hanging="360"/>
-      </w:pPr>
-      <w:rPr>
-        <w:rFonts w:ascii="Symbol" w:hAnsi="Symbol" w:hint="default"/>
-        <w:sz w:val="20"/>
-      </w:rPr>
-    </w:lvl>
-    <w:lvl w:ilvl="6" w:tentative="1">
-      <w:start w:val="1"/>
-      <w:numFmt w:val="bullet"/>
-      <w:lvlText w:val=""/>
-      <w:lvlJc w:val="left"/>
-      <w:pPr>
-        <w:tabs>
-          <w:tab w:val="num" w:pos="5040"/>
-        </w:tabs>
-        <w:ind w:left="5040" w:hanging="360"/>
-      </w:pPr>
-      <w:rPr>
-        <w:rFonts w:ascii="Symbol" w:hAnsi="Symbol" w:hint="default"/>
-        <w:sz w:val="20"/>
-      </w:rPr>
-    </w:lvl>
-    <w:lvl w:ilvl="7" w:tentative="1">
-      <w:start w:val="1"/>
-      <w:numFmt w:val="bullet"/>
-      <w:lvlText w:val=""/>
-      <w:lvlJc w:val="left"/>
-      <w:pPr>
-        <w:tabs>
-          <w:tab w:val="num" w:pos="5760"/>
-        </w:tabs>
-        <w:ind w:left="5760" w:hanging="360"/>
-      </w:pPr>
-      <w:rPr>
-        <w:rFonts w:ascii="Symbol" w:hAnsi="Symbol" w:hint="default"/>
-        <w:sz w:val="20"/>
-      </w:rPr>
-    </w:lvl>
-    <w:lvl w:ilvl="8" w:tentative="1">
-      <w:start w:val="1"/>
-      <w:numFmt w:val="bullet"/>
-      <w:lvlText w:val=""/>
-      <w:lvlJc w:val="left"/>
-      <w:pPr>
-        <w:tabs>
-          <w:tab w:val="num" w:pos="6480"/>
-        </w:tabs>
-        <w:ind w:left="6480" w:hanging="360"/>
-      </w:pPr>
-      <w:rPr>
-        <w:rFonts w:ascii="Symbol" w:hAnsi="Symbol" w:hint="default"/>
-        <w:sz w:val="20"/>
-      </w:rPr>
-    </w:lvl>
-  </w:abstractNum>
-  <w:abstractNum w:abstractNumId="50" w15:restartNumberingAfterBreak="0">
-    <w:nsid w:val="76852CE8"/>
-    <w:multiLevelType w:val="hybridMultilevel"/>
-    <w:tmpl w:val="15525F6C"/>
-    <w:lvl w:ilvl="0" w:tplc="44090001">
-      <w:start w:val="1"/>
-      <w:numFmt w:val="bullet"/>
-      <w:lvlText w:val=""/>
-      <w:lvlJc w:val="left"/>
-      <w:pPr>
-        <w:ind w:left="2160" w:hanging="360"/>
-      </w:pPr>
-      <w:rPr>
-        <w:rFonts w:ascii="Symbol" w:hAnsi="Symbol" w:hint="default"/>
-      </w:rPr>
-    </w:lvl>
-    <w:lvl w:ilvl="1" w:tplc="44090003" w:tentative="1">
-      <w:start w:val="1"/>
-      <w:numFmt w:val="bullet"/>
-      <w:lvlText w:val="o"/>
-      <w:lvlJc w:val="left"/>
-      <w:pPr>
-        <w:ind w:left="2880" w:hanging="360"/>
-      </w:pPr>
-      <w:rPr>
-        <w:rFonts w:ascii="Courier New" w:hAnsi="Courier New" w:cs="Courier New" w:hint="default"/>
-      </w:rPr>
-    </w:lvl>
-    <w:lvl w:ilvl="2" w:tplc="44090005" w:tentative="1">
-      <w:start w:val="1"/>
-      <w:numFmt w:val="bullet"/>
-      <w:lvlText w:val=""/>
-      <w:lvlJc w:val="left"/>
-      <w:pPr>
-        <w:ind w:left="3600" w:hanging="360"/>
-      </w:pPr>
-      <w:rPr>
-        <w:rFonts w:ascii="Wingdings" w:hAnsi="Wingdings" w:hint="default"/>
-      </w:rPr>
-    </w:lvl>
-    <w:lvl w:ilvl="3" w:tplc="44090001" w:tentative="1">
-      <w:start w:val="1"/>
-      <w:numFmt w:val="bullet"/>
-      <w:lvlText w:val=""/>
-      <w:lvlJc w:val="left"/>
-      <w:pPr>
-        <w:ind w:left="4320" w:hanging="360"/>
-      </w:pPr>
-      <w:rPr>
-        <w:rFonts w:ascii="Symbol" w:hAnsi="Symbol" w:hint="default"/>
-      </w:rPr>
-    </w:lvl>
-    <w:lvl w:ilvl="4" w:tplc="44090003" w:tentative="1">
-      <w:start w:val="1"/>
-      <w:numFmt w:val="bullet"/>
-      <w:lvlText w:val="o"/>
-      <w:lvlJc w:val="left"/>
-      <w:pPr>
-        <w:ind w:left="5040" w:hanging="360"/>
-      </w:pPr>
-      <w:rPr>
-        <w:rFonts w:ascii="Courier New" w:hAnsi="Courier New" w:cs="Courier New" w:hint="default"/>
-      </w:rPr>
-    </w:lvl>
-    <w:lvl w:ilvl="5" w:tplc="44090005" w:tentative="1">
-      <w:start w:val="1"/>
-      <w:numFmt w:val="bullet"/>
-      <w:lvlText w:val=""/>
-      <w:lvlJc w:val="left"/>
-      <w:pPr>
-        <w:ind w:left="5760" w:hanging="360"/>
-      </w:pPr>
-      <w:rPr>
-        <w:rFonts w:ascii="Wingdings" w:hAnsi="Wingdings" w:hint="default"/>
-      </w:rPr>
-    </w:lvl>
-    <w:lvl w:ilvl="6" w:tplc="44090001" w:tentative="1">
-      <w:start w:val="1"/>
-      <w:numFmt w:val="bullet"/>
-      <w:lvlText w:val=""/>
-      <w:lvlJc w:val="left"/>
-      <w:pPr>
-        <w:ind w:left="6480" w:hanging="360"/>
-      </w:pPr>
-      <w:rPr>
-        <w:rFonts w:ascii="Symbol" w:hAnsi="Symbol" w:hint="default"/>
-      </w:rPr>
-    </w:lvl>
-    <w:lvl w:ilvl="7" w:tplc="44090003" w:tentative="1">
-      <w:start w:val="1"/>
-      <w:numFmt w:val="bullet"/>
-      <w:lvlText w:val="o"/>
-      <w:lvlJc w:val="left"/>
-      <w:pPr>
-        <w:ind w:left="7200" w:hanging="360"/>
-      </w:pPr>
-      <w:rPr>
-        <w:rFonts w:ascii="Courier New" w:hAnsi="Courier New" w:cs="Courier New" w:hint="default"/>
-      </w:rPr>
-    </w:lvl>
-    <w:lvl w:ilvl="8" w:tplc="44090005" w:tentative="1">
-      <w:start w:val="1"/>
-      <w:numFmt w:val="bullet"/>
-      <w:lvlText w:val=""/>
-      <w:lvlJc w:val="left"/>
-      <w:pPr>
-        <w:ind w:left="7920" w:hanging="360"/>
-      </w:pPr>
-      <w:rPr>
-        <w:rFonts w:ascii="Wingdings" w:hAnsi="Wingdings" w:hint="default"/>
-      </w:rPr>
-    </w:lvl>
-  </w:abstractNum>
-  <w:abstractNum w:abstractNumId="51" w15:restartNumberingAfterBreak="0">
-    <w:nsid w:val="7C633ACA"/>
-    <w:multiLevelType w:val="multilevel"/>
-    <w:tmpl w:val="11EE30D0"/>
-    <w:lvl w:ilvl="0">
-      <w:start w:val="1"/>
-      <w:numFmt w:val="bullet"/>
-      <w:lvlText w:val=""/>
-      <w:lvlJc w:val="left"/>
-      <w:pPr>
-        <w:tabs>
-          <w:tab w:val="num" w:pos="720"/>
-        </w:tabs>
-        <w:ind w:left="720" w:hanging="360"/>
-      </w:pPr>
-      <w:rPr>
-        <w:rFonts w:ascii="Symbol" w:hAnsi="Symbol" w:hint="default"/>
-        <w:sz w:val="20"/>
-      </w:rPr>
-    </w:lvl>
-    <w:lvl w:ilvl="1" w:tentative="1">
-      <w:start w:val="1"/>
-      <w:numFmt w:val="bullet"/>
-      <w:lvlText w:val="o"/>
-      <w:lvlJc w:val="left"/>
-      <w:pPr>
-        <w:tabs>
-          <w:tab w:val="num" w:pos="1440"/>
-        </w:tabs>
-        <w:ind w:left="1440" w:hanging="360"/>
-      </w:pPr>
-      <w:rPr>
-        <w:rFonts w:ascii="Courier New" w:hAnsi="Courier New" w:hint="default"/>
-        <w:sz w:val="20"/>
-      </w:rPr>
-    </w:lvl>
-    <w:lvl w:ilvl="2" w:tentative="1">
-      <w:start w:val="1"/>
-      <w:numFmt w:val="bullet"/>
-      <w:lvlText w:val=""/>
-      <w:lvlJc w:val="left"/>
-      <w:pPr>
-        <w:tabs>
-          <w:tab w:val="num" w:pos="2160"/>
-        </w:tabs>
-        <w:ind w:left="2160" w:hanging="360"/>
-      </w:pPr>
-      <w:rPr>
-        <w:rFonts w:ascii="Wingdings" w:hAnsi="Wingdings" w:hint="default"/>
-        <w:sz w:val="20"/>
-      </w:rPr>
-    </w:lvl>
-    <w:lvl w:ilvl="3" w:tentative="1">
-      <w:start w:val="1"/>
-      <w:numFmt w:val="bullet"/>
-      <w:lvlText w:val=""/>
-      <w:lvlJc w:val="left"/>
-      <w:pPr>
-        <w:tabs>
-          <w:tab w:val="num" w:pos="2880"/>
-        </w:tabs>
-        <w:ind w:left="2880" w:hanging="360"/>
-      </w:pPr>
-      <w:rPr>
-        <w:rFonts w:ascii="Wingdings" w:hAnsi="Wingdings" w:hint="default"/>
-        <w:sz w:val="20"/>
-      </w:rPr>
-    </w:lvl>
-    <w:lvl w:ilvl="4" w:tentative="1">
-      <w:start w:val="1"/>
-      <w:numFmt w:val="bullet"/>
-      <w:lvlText w:val=""/>
-      <w:lvlJc w:val="left"/>
-      <w:pPr>
-        <w:tabs>
-          <w:tab w:val="num" w:pos="3600"/>
-        </w:tabs>
-        <w:ind w:left="3600" w:hanging="360"/>
-      </w:pPr>
-      <w:rPr>
-        <w:rFonts w:ascii="Wingdings" w:hAnsi="Wingdings" w:hint="default"/>
-        <w:sz w:val="20"/>
-      </w:rPr>
-    </w:lvl>
-    <w:lvl w:ilvl="5" w:tentative="1">
-      <w:start w:val="1"/>
-      <w:numFmt w:val="bullet"/>
-      <w:lvlText w:val=""/>
-      <w:lvlJc w:val="left"/>
-      <w:pPr>
-        <w:tabs>
-          <w:tab w:val="num" w:pos="4320"/>
-        </w:tabs>
-        <w:ind w:left="4320" w:hanging="360"/>
-      </w:pPr>
-      <w:rPr>
-        <w:rFonts w:ascii="Wingdings" w:hAnsi="Wingdings" w:hint="default"/>
-        <w:sz w:val="20"/>
-      </w:rPr>
-    </w:lvl>
-    <w:lvl w:ilvl="6" w:tentative="1">
-      <w:start w:val="1"/>
-      <w:numFmt w:val="bullet"/>
-      <w:lvlText w:val=""/>
-      <w:lvlJc w:val="left"/>
-      <w:pPr>
-        <w:tabs>
-          <w:tab w:val="num" w:pos="5040"/>
-        </w:tabs>
-        <w:ind w:left="5040" w:hanging="360"/>
-      </w:pPr>
-      <w:rPr>
-        <w:rFonts w:ascii="Wingdings" w:hAnsi="Wingdings" w:hint="default"/>
-        <w:sz w:val="20"/>
-      </w:rPr>
-    </w:lvl>
-    <w:lvl w:ilvl="7" w:tentative="1">
-      <w:start w:val="1"/>
-      <w:numFmt w:val="bullet"/>
-      <w:lvlText w:val=""/>
-      <w:lvlJc w:val="left"/>
-      <w:pPr>
-        <w:tabs>
-          <w:tab w:val="num" w:pos="5760"/>
-        </w:tabs>
-        <w:ind w:left="5760" w:hanging="360"/>
-      </w:pPr>
-      <w:rPr>
-        <w:rFonts w:ascii="Wingdings" w:hAnsi="Wingdings" w:hint="default"/>
-        <w:sz w:val="20"/>
-      </w:rPr>
-    </w:lvl>
-    <w:lvl w:ilvl="8" w:tentative="1">
-      <w:start w:val="1"/>
-      <w:numFmt w:val="bullet"/>
-      <w:lvlText w:val=""/>
-      <w:lvlJc w:val="left"/>
-      <w:pPr>
-        <w:tabs>
-          <w:tab w:val="num" w:pos="6480"/>
-        </w:tabs>
-        <w:ind w:left="6480" w:hanging="360"/>
-      </w:pPr>
-      <w:rPr>
-        <w:rFonts w:ascii="Wingdings" w:hAnsi="Wingdings" w:hint="default"/>
-        <w:sz w:val="20"/>
-      </w:rPr>
-    </w:lvl>
-  </w:abstractNum>
-  <w:abstractNum w:abstractNumId="52" w15:restartNumberingAfterBreak="0">
-    <w:nsid w:val="7F930077"/>
-    <w:multiLevelType w:val="hybridMultilevel"/>
-    <w:tmpl w:val="C1E4CED6"/>
-    <w:lvl w:ilvl="0" w:tplc="4409000F">
-      <w:start w:val="1"/>
-      <w:numFmt w:val="decimal"/>
-      <w:lvlText w:val="%1."/>
-      <w:lvlJc w:val="left"/>
-      <w:pPr>
-        <w:ind w:left="720" w:hanging="360"/>
-      </w:pPr>
-      <w:rPr>
-        <w:rFonts w:hint="default"/>
-      </w:rPr>
-    </w:lvl>
-    <w:lvl w:ilvl="1" w:tplc="44090019" w:tentative="1">
-      <w:start w:val="1"/>
-      <w:numFmt w:val="lowerLetter"/>
-      <w:lvlText w:val="%2."/>
-      <w:lvlJc w:val="left"/>
-      <w:pPr>
-        <w:ind w:left="1440" w:hanging="360"/>
-      </w:pPr>
-    </w:lvl>
-    <w:lvl w:ilvl="2" w:tplc="4409001B" w:tentative="1">
-      <w:start w:val="1"/>
-      <w:numFmt w:val="lowerRoman"/>
-      <w:lvlText w:val="%3."/>
-      <w:lvlJc w:val="right"/>
-      <w:pPr>
-        <w:ind w:left="2160" w:hanging="180"/>
-      </w:pPr>
-    </w:lvl>
-    <w:lvl w:ilvl="3" w:tplc="4409000F" w:tentative="1">
-      <w:start w:val="1"/>
-      <w:numFmt w:val="decimal"/>
-      <w:lvlText w:val="%4."/>
-      <w:lvlJc w:val="left"/>
-      <w:pPr>
-        <w:ind w:left="2880" w:hanging="360"/>
-      </w:pPr>
-    </w:lvl>
-    <w:lvl w:ilvl="4" w:tplc="44090019" w:tentative="1">
-      <w:start w:val="1"/>
-      <w:numFmt w:val="lowerLetter"/>
-      <w:lvlText w:val="%5."/>
-      <w:lvlJc w:val="left"/>
-      <w:pPr>
-        <w:ind w:left="3600" w:hanging="360"/>
-      </w:pPr>
-    </w:lvl>
-    <w:lvl w:ilvl="5" w:tplc="4409001B" w:tentative="1">
-      <w:start w:val="1"/>
-      <w:numFmt w:val="lowerRoman"/>
-      <w:lvlText w:val="%6."/>
-      <w:lvlJc w:val="right"/>
-      <w:pPr>
-        <w:ind w:left="4320" w:hanging="180"/>
-      </w:pPr>
-    </w:lvl>
-    <w:lvl w:ilvl="6" w:tplc="4409000F" w:tentative="1">
-      <w:start w:val="1"/>
-      <w:numFmt w:val="decimal"/>
-      <w:lvlText w:val="%7."/>
-      <w:lvlJc w:val="left"/>
-      <w:pPr>
-        <w:ind w:left="5040" w:hanging="360"/>
-      </w:pPr>
-    </w:lvl>
-    <w:lvl w:ilvl="7" w:tplc="44090019" w:tentative="1">
-      <w:start w:val="1"/>
-      <w:numFmt w:val="lowerLetter"/>
-      <w:lvlText w:val="%8."/>
-      <w:lvlJc w:val="left"/>
-      <w:pPr>
-        <w:ind w:left="5760" w:hanging="360"/>
-      </w:pPr>
-    </w:lvl>
-    <w:lvl w:ilvl="8" w:tplc="4409001B" w:tentative="1">
-      <w:start w:val="1"/>
-      <w:numFmt w:val="lowerRoman"/>
-      <w:lvlText w:val="%9."/>
-      <w:lvlJc w:val="right"/>
-      <w:pPr>
-        <w:ind w:left="6480" w:hanging="180"/>
-      </w:pPr>
-    </w:lvl>
-  </w:abstractNum>
-  <w:num w:numId="1" w16cid:durableId="1950312405">
+  <w:num w:numId="1" w16cid:durableId="1241791087">
+    <w:abstractNumId w:val="33"/>
+  </w:num>
+  <w:num w:numId="2" w16cid:durableId="5180599">
+    <w:abstractNumId w:val="4"/>
+  </w:num>
+  <w:num w:numId="3" w16cid:durableId="1780443137">
+    <w:abstractNumId w:val="19"/>
+  </w:num>
+  <w:num w:numId="4" w16cid:durableId="1595242948">
+    <w:abstractNumId w:val="11"/>
+  </w:num>
+  <w:num w:numId="5" w16cid:durableId="8914232">
+    <w:abstractNumId w:val="29"/>
+  </w:num>
+  <w:num w:numId="6" w16cid:durableId="1586761903">
+    <w:abstractNumId w:val="24"/>
+  </w:num>
+  <w:num w:numId="7" w16cid:durableId="133723430">
+    <w:abstractNumId w:val="10"/>
+  </w:num>
+  <w:num w:numId="8" w16cid:durableId="165444119">
+    <w:abstractNumId w:val="18"/>
+  </w:num>
+  <w:num w:numId="9" w16cid:durableId="1809974049">
+    <w:abstractNumId w:val="17"/>
+  </w:num>
+  <w:num w:numId="10" w16cid:durableId="510486713">
+    <w:abstractNumId w:val="12"/>
+  </w:num>
+  <w:num w:numId="11" w16cid:durableId="1444107633">
+    <w:abstractNumId w:val="13"/>
+  </w:num>
+  <w:num w:numId="12" w16cid:durableId="508914569">
+    <w:abstractNumId w:val="25"/>
+  </w:num>
+  <w:num w:numId="13" w16cid:durableId="797450415">
+    <w:abstractNumId w:val="1"/>
+  </w:num>
+  <w:num w:numId="14" w16cid:durableId="2076009109">
+    <w:abstractNumId w:val="14"/>
+  </w:num>
+  <w:num w:numId="15" w16cid:durableId="1522862339">
+    <w:abstractNumId w:val="21"/>
+  </w:num>
+  <w:num w:numId="16" w16cid:durableId="42139778">
+    <w:abstractNumId w:val="8"/>
+  </w:num>
+  <w:num w:numId="17" w16cid:durableId="1828548842">
+    <w:abstractNumId w:val="30"/>
+  </w:num>
+  <w:num w:numId="18" w16cid:durableId="1124929258">
+    <w:abstractNumId w:val="28"/>
+  </w:num>
+  <w:num w:numId="19" w16cid:durableId="667443978">
+    <w:abstractNumId w:val="20"/>
+  </w:num>
+  <w:num w:numId="20" w16cid:durableId="654185595">
+    <w:abstractNumId w:val="26"/>
+  </w:num>
+  <w:num w:numId="21" w16cid:durableId="1829246463">
+    <w:abstractNumId w:val="0"/>
+  </w:num>
+  <w:num w:numId="22" w16cid:durableId="1019429722">
+    <w:abstractNumId w:val="16"/>
+  </w:num>
+  <w:num w:numId="23" w16cid:durableId="1381322019">
+    <w:abstractNumId w:val="31"/>
+  </w:num>
+  <w:num w:numId="24" w16cid:durableId="505679462">
+    <w:abstractNumId w:val="27"/>
+  </w:num>
+  <w:num w:numId="25" w16cid:durableId="1825775054">
+    <w:abstractNumId w:val="5"/>
+  </w:num>
+  <w:num w:numId="26" w16cid:durableId="1122728879">
+    <w:abstractNumId w:val="15"/>
+  </w:num>
+  <w:num w:numId="27" w16cid:durableId="1778328691">
+    <w:abstractNumId w:val="3"/>
+  </w:num>
+  <w:num w:numId="28" w16cid:durableId="1459834480">
+    <w:abstractNumId w:val="23"/>
+  </w:num>
+  <w:num w:numId="29" w16cid:durableId="1395739136">
+    <w:abstractNumId w:val="9"/>
+  </w:num>
+  <w:num w:numId="30" w16cid:durableId="1185754722">
+    <w:abstractNumId w:val="7"/>
+  </w:num>
+  <w:num w:numId="31" w16cid:durableId="654143071">
     <w:abstractNumId w:val="2"/>
   </w:num>
-  <w:num w:numId="2" w16cid:durableId="1241791087">
-    <w:abstractNumId w:val="52"/>
+  <w:num w:numId="32" w16cid:durableId="2099061982">
+    <w:abstractNumId w:val="32"/>
   </w:num>
-  <w:num w:numId="3" w16cid:durableId="5180599">
+  <w:num w:numId="33" w16cid:durableId="730426574">
     <w:abstractNumId w:val="6"/>
   </w:num>
-  <w:num w:numId="4" w16cid:durableId="1780443137">
-    <w:abstractNumId w:val="29"/>
-  </w:num>
-  <w:num w:numId="5" w16cid:durableId="1548685006">
-    <w:abstractNumId w:val="23"/>
-  </w:num>
-  <w:num w:numId="6" w16cid:durableId="1610089528">
-    <w:abstractNumId w:val="11"/>
-  </w:num>
-  <w:num w:numId="7" w16cid:durableId="1122109903">
-    <w:abstractNumId w:val="50"/>
-  </w:num>
-  <w:num w:numId="8" w16cid:durableId="512455363">
-    <w:abstractNumId w:val="45"/>
-  </w:num>
-  <w:num w:numId="9" w16cid:durableId="1863476825">
-    <w:abstractNumId w:val="17"/>
-  </w:num>
-  <w:num w:numId="10" w16cid:durableId="264847205">
-    <w:abstractNumId w:val="33"/>
-  </w:num>
-  <w:num w:numId="11" w16cid:durableId="1595242948">
-    <w:abstractNumId w:val="20"/>
-  </w:num>
-  <w:num w:numId="12" w16cid:durableId="8914232">
-    <w:abstractNumId w:val="43"/>
-  </w:num>
-  <w:num w:numId="13" w16cid:durableId="1586761903">
-    <w:abstractNumId w:val="38"/>
-  </w:num>
-  <w:num w:numId="14" w16cid:durableId="133723430">
-    <w:abstractNumId w:val="18"/>
-  </w:num>
-  <w:num w:numId="15" w16cid:durableId="165444119">
-    <w:abstractNumId w:val="28"/>
-  </w:num>
-  <w:num w:numId="16" w16cid:durableId="2031056335">
-    <w:abstractNumId w:val="32"/>
-  </w:num>
-  <w:num w:numId="17" w16cid:durableId="265311737">
-    <w:abstractNumId w:val="35"/>
-  </w:num>
-  <w:num w:numId="18" w16cid:durableId="1809974049">
-    <w:abstractNumId w:val="27"/>
-  </w:num>
-  <w:num w:numId="19" w16cid:durableId="510486713">
-    <w:abstractNumId w:val="21"/>
-  </w:num>
-  <w:num w:numId="20" w16cid:durableId="882600413">
-    <w:abstractNumId w:val="9"/>
-  </w:num>
-  <w:num w:numId="21" w16cid:durableId="956832503">
-    <w:abstractNumId w:val="19"/>
-  </w:num>
-  <w:num w:numId="22" w16cid:durableId="1444107633">
+  <w:num w:numId="34" w16cid:durableId="1971280821">
     <w:abstractNumId w:val="22"/>
   </w:num>
-  <w:num w:numId="23" w16cid:durableId="508914569">
-    <w:abstractNumId w:val="39"/>
-  </w:num>
-  <w:num w:numId="24" w16cid:durableId="1654067149">
-    <w:abstractNumId w:val="44"/>
-  </w:num>
-  <w:num w:numId="25" w16cid:durableId="797450415">
-    <w:abstractNumId w:val="1"/>
-  </w:num>
-  <w:num w:numId="26" w16cid:durableId="2076009109">
-    <w:abstractNumId w:val="24"/>
-  </w:num>
-  <w:num w:numId="27" w16cid:durableId="1522862339">
-    <w:abstractNumId w:val="34"/>
-  </w:num>
-  <w:num w:numId="28" w16cid:durableId="599685668">
-    <w:abstractNumId w:val="12"/>
-  </w:num>
-  <w:num w:numId="29" w16cid:durableId="686831373">
-    <w:abstractNumId w:val="16"/>
-  </w:num>
-  <w:num w:numId="30" w16cid:durableId="42139778">
-    <w:abstractNumId w:val="14"/>
-  </w:num>
-  <w:num w:numId="31" w16cid:durableId="1828548842">
-    <w:abstractNumId w:val="46"/>
-  </w:num>
-  <w:num w:numId="32" w16cid:durableId="974994579">
-    <w:abstractNumId w:val="4"/>
-  </w:num>
-  <w:num w:numId="33" w16cid:durableId="1643079303">
-    <w:abstractNumId w:val="7"/>
-  </w:num>
-  <w:num w:numId="34" w16cid:durableId="1124929258">
-    <w:abstractNumId w:val="42"/>
-  </w:num>
-  <w:num w:numId="35" w16cid:durableId="667443978">
-    <w:abstractNumId w:val="31"/>
-  </w:num>
-  <w:num w:numId="36" w16cid:durableId="654185595">
-    <w:abstractNumId w:val="40"/>
-  </w:num>
-  <w:num w:numId="37" w16cid:durableId="1829246463">
-    <w:abstractNumId w:val="0"/>
-  </w:num>
-  <w:num w:numId="38" w16cid:durableId="490563550">
-    <w:abstractNumId w:val="48"/>
-  </w:num>
-  <w:num w:numId="39" w16cid:durableId="1019429722">
-    <w:abstractNumId w:val="26"/>
-  </w:num>
-  <w:num w:numId="40" w16cid:durableId="1381322019">
-    <w:abstractNumId w:val="49"/>
-  </w:num>
-  <w:num w:numId="41" w16cid:durableId="505679462">
-    <w:abstractNumId w:val="41"/>
-  </w:num>
-  <w:num w:numId="42" w16cid:durableId="1766803936">
-    <w:abstractNumId w:val="30"/>
-  </w:num>
-  <w:num w:numId="43" w16cid:durableId="1825775054">
-    <w:abstractNumId w:val="8"/>
-  </w:num>
-  <w:num w:numId="44" w16cid:durableId="1122728879">
-    <w:abstractNumId w:val="25"/>
-  </w:num>
-  <w:num w:numId="45" w16cid:durableId="1778328691">
-    <w:abstractNumId w:val="5"/>
-  </w:num>
-  <w:num w:numId="46" w16cid:durableId="1459834480">
-    <w:abstractNumId w:val="37"/>
-  </w:num>
-  <w:num w:numId="47" w16cid:durableId="263465865">
-    <w:abstractNumId w:val="47"/>
-  </w:num>
-  <w:num w:numId="48" w16cid:durableId="1395739136">
-    <w:abstractNumId w:val="15"/>
-  </w:num>
-  <w:num w:numId="49" w16cid:durableId="1185754722">
-    <w:abstractNumId w:val="13"/>
-  </w:num>
-  <w:num w:numId="50" w16cid:durableId="654143071">
-    <w:abstractNumId w:val="3"/>
-  </w:num>
-  <w:num w:numId="51" w16cid:durableId="1809859068">
-    <w:abstractNumId w:val="10"/>
-  </w:num>
-  <w:num w:numId="52" w16cid:durableId="1641812901">
-    <w:abstractNumId w:val="36"/>
-  </w:num>
-  <w:num w:numId="53" w16cid:durableId="2099061982">
-    <w:abstractNumId w:val="51"/>
-  </w:num>
+  <w:numIdMacAtCleanup w:val="34"/>
 </w:numbering>
 </file>
 
